--- a/03-phase3/docs/executive_report.docx
+++ b/03-phase3/docs/executive_report.docx
@@ -485,7 +485,7 @@
           <w:r>
             <w:fldChar w:fldCharType="separate"/>
           </w:r>
-          <w:hyperlink w:anchor="_Toc227284576" w:history="1">
+          <w:hyperlink w:anchor="_Toc227873462" w:history="1">
             <w:r>
               <w:rPr>
                 <w:rStyle w:val="Hipervnculo"/>
@@ -528,7 +528,7 @@
                 <w:noProof/>
                 <w:webHidden/>
               </w:rPr>
-              <w:instrText xml:space="preserve"> PAGEREF _Toc227284576 \h </w:instrText>
+              <w:instrText xml:space="preserve"> PAGEREF _Toc227873462 \h </w:instrText>
             </w:r>
             <w:r>
               <w:rPr>
@@ -573,7 +573,7 @@
               <w:lang w:eastAsia="es-ES"/>
             </w:rPr>
           </w:pPr>
-          <w:hyperlink w:anchor="_Toc227284577" w:history="1">
+          <w:hyperlink w:anchor="_Toc227873463" w:history="1">
             <w:r>
               <w:rPr>
                 <w:rStyle w:val="Hipervnculo"/>
@@ -616,7 +616,7 @@
                 <w:noProof/>
                 <w:webHidden/>
               </w:rPr>
-              <w:instrText xml:space="preserve"> PAGEREF _Toc227284577 \h </w:instrText>
+              <w:instrText xml:space="preserve"> PAGEREF _Toc227873463 \h </w:instrText>
             </w:r>
             <w:r>
               <w:rPr>
@@ -661,7 +661,7 @@
               <w:lang w:eastAsia="es-ES"/>
             </w:rPr>
           </w:pPr>
-          <w:hyperlink w:anchor="_Toc227284578" w:history="1">
+          <w:hyperlink w:anchor="_Toc227873464" w:history="1">
             <w:r>
               <w:rPr>
                 <w:rStyle w:val="Hipervnculo"/>
@@ -704,7 +704,7 @@
                 <w:noProof/>
                 <w:webHidden/>
               </w:rPr>
-              <w:instrText xml:space="preserve"> PAGEREF _Toc227284578 \h </w:instrText>
+              <w:instrText xml:space="preserve"> PAGEREF _Toc227873464 \h </w:instrText>
             </w:r>
             <w:r>
               <w:rPr>
@@ -749,7 +749,7 @@
               <w:lang w:eastAsia="es-ES"/>
             </w:rPr>
           </w:pPr>
-          <w:hyperlink w:anchor="_Toc227284579" w:history="1">
+          <w:hyperlink w:anchor="_Toc227873465" w:history="1">
             <w:r>
               <w:rPr>
                 <w:rStyle w:val="Hipervnculo"/>
@@ -792,7 +792,7 @@
                 <w:noProof/>
                 <w:webHidden/>
               </w:rPr>
-              <w:instrText xml:space="preserve"> PAGEREF _Toc227284579 \h </w:instrText>
+              <w:instrText xml:space="preserve"> PAGEREF _Toc227873465 \h </w:instrText>
             </w:r>
             <w:r>
               <w:rPr>
@@ -837,7 +837,7 @@
               <w:lang w:eastAsia="es-ES"/>
             </w:rPr>
           </w:pPr>
-          <w:hyperlink w:anchor="_Toc227284580" w:history="1">
+          <w:hyperlink w:anchor="_Toc227873466" w:history="1">
             <w:r>
               <w:rPr>
                 <w:rStyle w:val="Hipervnculo"/>
@@ -880,7 +880,7 @@
                 <w:noProof/>
                 <w:webHidden/>
               </w:rPr>
-              <w:instrText xml:space="preserve"> PAGEREF _Toc227284580 \h </w:instrText>
+              <w:instrText xml:space="preserve"> PAGEREF _Toc227873466 \h </w:instrText>
             </w:r>
             <w:r>
               <w:rPr>
@@ -925,7 +925,7 @@
               <w:lang w:eastAsia="es-ES"/>
             </w:rPr>
           </w:pPr>
-          <w:hyperlink w:anchor="_Toc227284581" w:history="1">
+          <w:hyperlink w:anchor="_Toc227873467" w:history="1">
             <w:r>
               <w:rPr>
                 <w:rStyle w:val="Hipervnculo"/>
@@ -968,7 +968,7 @@
                 <w:noProof/>
                 <w:webHidden/>
               </w:rPr>
-              <w:instrText xml:space="preserve"> PAGEREF _Toc227284581 \h </w:instrText>
+              <w:instrText xml:space="preserve"> PAGEREF _Toc227873467 \h </w:instrText>
             </w:r>
             <w:r>
               <w:rPr>
@@ -1013,7 +1013,7 @@
               <w:lang w:eastAsia="es-ES"/>
             </w:rPr>
           </w:pPr>
-          <w:hyperlink w:anchor="_Toc227284582" w:history="1">
+          <w:hyperlink w:anchor="_Toc227873468" w:history="1">
             <w:r>
               <w:rPr>
                 <w:rStyle w:val="Hipervnculo"/>
@@ -1056,7 +1056,7 @@
                 <w:noProof/>
                 <w:webHidden/>
               </w:rPr>
-              <w:instrText xml:space="preserve"> PAGEREF _Toc227284582 \h </w:instrText>
+              <w:instrText xml:space="preserve"> PAGEREF _Toc227873468 \h </w:instrText>
             </w:r>
             <w:r>
               <w:rPr>
@@ -1101,7 +1101,7 @@
               <w:lang w:eastAsia="es-ES"/>
             </w:rPr>
           </w:pPr>
-          <w:hyperlink w:anchor="_Toc227284583" w:history="1">
+          <w:hyperlink w:anchor="_Toc227873469" w:history="1">
             <w:r>
               <w:rPr>
                 <w:rStyle w:val="Hipervnculo"/>
@@ -1144,7 +1144,7 @@
                 <w:noProof/>
                 <w:webHidden/>
               </w:rPr>
-              <w:instrText xml:space="preserve"> PAGEREF _Toc227284583 \h </w:instrText>
+              <w:instrText xml:space="preserve"> PAGEREF _Toc227873469 \h </w:instrText>
             </w:r>
             <w:r>
               <w:rPr>
@@ -1189,7 +1189,7 @@
               <w:lang w:eastAsia="es-ES"/>
             </w:rPr>
           </w:pPr>
-          <w:hyperlink w:anchor="_Toc227284584" w:history="1">
+          <w:hyperlink w:anchor="_Toc227873470" w:history="1">
             <w:r>
               <w:rPr>
                 <w:rStyle w:val="Hipervnculo"/>
@@ -1232,7 +1232,7 @@
                 <w:noProof/>
                 <w:webHidden/>
               </w:rPr>
-              <w:instrText xml:space="preserve"> PAGEREF _Toc227284584 \h </w:instrText>
+              <w:instrText xml:space="preserve"> PAGEREF _Toc227873470 \h </w:instrText>
             </w:r>
             <w:r>
               <w:rPr>
@@ -1277,7 +1277,7 @@
               <w:lang w:eastAsia="es-ES"/>
             </w:rPr>
           </w:pPr>
-          <w:hyperlink w:anchor="_Toc227284585" w:history="1">
+          <w:hyperlink w:anchor="_Toc227873471" w:history="1">
             <w:r>
               <w:rPr>
                 <w:rStyle w:val="Hipervnculo"/>
@@ -1320,7 +1320,7 @@
                 <w:noProof/>
                 <w:webHidden/>
               </w:rPr>
-              <w:instrText xml:space="preserve"> PAGEREF _Toc227284585 \h </w:instrText>
+              <w:instrText xml:space="preserve"> PAGEREF _Toc227873471 \h </w:instrText>
             </w:r>
             <w:r>
               <w:rPr>
@@ -1365,7 +1365,7 @@
               <w:lang w:eastAsia="es-ES"/>
             </w:rPr>
           </w:pPr>
-          <w:hyperlink w:anchor="_Toc227284586" w:history="1">
+          <w:hyperlink w:anchor="_Toc227873472" w:history="1">
             <w:r>
               <w:rPr>
                 <w:rStyle w:val="Hipervnculo"/>
@@ -1408,7 +1408,7 @@
                 <w:noProof/>
                 <w:webHidden/>
               </w:rPr>
-              <w:instrText xml:space="preserve"> PAGEREF _Toc227284586 \h </w:instrText>
+              <w:instrText xml:space="preserve"> PAGEREF _Toc227873472 \h </w:instrText>
             </w:r>
             <w:r>
               <w:rPr>
@@ -1453,7 +1453,7 @@
               <w:lang w:eastAsia="es-ES"/>
             </w:rPr>
           </w:pPr>
-          <w:hyperlink w:anchor="_Toc227284587" w:history="1">
+          <w:hyperlink w:anchor="_Toc227873473" w:history="1">
             <w:r>
               <w:rPr>
                 <w:rStyle w:val="Hipervnculo"/>
@@ -1496,7 +1496,7 @@
                 <w:noProof/>
                 <w:webHidden/>
               </w:rPr>
-              <w:instrText xml:space="preserve"> PAGEREF _Toc227284587 \h </w:instrText>
+              <w:instrText xml:space="preserve"> PAGEREF _Toc227873473 \h </w:instrText>
             </w:r>
             <w:r>
               <w:rPr>
@@ -1541,7 +1541,7 @@
               <w:lang w:eastAsia="es-ES"/>
             </w:rPr>
           </w:pPr>
-          <w:hyperlink w:anchor="_Toc227284588" w:history="1">
+          <w:hyperlink w:anchor="_Toc227873474" w:history="1">
             <w:r>
               <w:rPr>
                 <w:rStyle w:val="Hipervnculo"/>
@@ -1584,7 +1584,7 @@
                 <w:noProof/>
                 <w:webHidden/>
               </w:rPr>
-              <w:instrText xml:space="preserve"> PAGEREF _Toc227284588 \h </w:instrText>
+              <w:instrText xml:space="preserve"> PAGEREF _Toc227873474 \h </w:instrText>
             </w:r>
             <w:r>
               <w:rPr>
@@ -1629,7 +1629,7 @@
               <w:lang w:eastAsia="es-ES"/>
             </w:rPr>
           </w:pPr>
-          <w:hyperlink w:anchor="_Toc227284589" w:history="1">
+          <w:hyperlink w:anchor="_Toc227873475" w:history="1">
             <w:r>
               <w:rPr>
                 <w:rStyle w:val="Hipervnculo"/>
@@ -1672,7 +1672,7 @@
                 <w:noProof/>
                 <w:webHidden/>
               </w:rPr>
-              <w:instrText xml:space="preserve"> PAGEREF _Toc227284589 \h </w:instrText>
+              <w:instrText xml:space="preserve"> PAGEREF _Toc227873475 \h </w:instrText>
             </w:r>
             <w:r>
               <w:rPr>
@@ -1717,7 +1717,7 @@
               <w:lang w:eastAsia="es-ES"/>
             </w:rPr>
           </w:pPr>
-          <w:hyperlink w:anchor="_Toc227284590" w:history="1">
+          <w:hyperlink w:anchor="_Toc227873476" w:history="1">
             <w:r>
               <w:rPr>
                 <w:rStyle w:val="Hipervnculo"/>
@@ -1760,7 +1760,7 @@
                 <w:noProof/>
                 <w:webHidden/>
               </w:rPr>
-              <w:instrText xml:space="preserve"> PAGEREF _Toc227284590 \h </w:instrText>
+              <w:instrText xml:space="preserve"> PAGEREF _Toc227873476 \h </w:instrText>
             </w:r>
             <w:r>
               <w:rPr>
@@ -1805,7 +1805,7 @@
               <w:lang w:eastAsia="es-ES"/>
             </w:rPr>
           </w:pPr>
-          <w:hyperlink w:anchor="_Toc227284591" w:history="1">
+          <w:hyperlink w:anchor="_Toc227873477" w:history="1">
             <w:r>
               <w:rPr>
                 <w:rStyle w:val="Hipervnculo"/>
@@ -1848,7 +1848,7 @@
                 <w:noProof/>
                 <w:webHidden/>
               </w:rPr>
-              <w:instrText xml:space="preserve"> PAGEREF _Toc227284591 \h </w:instrText>
+              <w:instrText xml:space="preserve"> PAGEREF _Toc227873477 \h </w:instrText>
             </w:r>
             <w:r>
               <w:rPr>
@@ -1893,7 +1893,7 @@
               <w:lang w:eastAsia="es-ES"/>
             </w:rPr>
           </w:pPr>
-          <w:hyperlink w:anchor="_Toc227284592" w:history="1">
+          <w:hyperlink w:anchor="_Toc227873478" w:history="1">
             <w:r>
               <w:rPr>
                 <w:rStyle w:val="Hipervnculo"/>
@@ -1936,7 +1936,7 @@
                 <w:noProof/>
                 <w:webHidden/>
               </w:rPr>
-              <w:instrText xml:space="preserve"> PAGEREF _Toc227284592 \h </w:instrText>
+              <w:instrText xml:space="preserve"> PAGEREF _Toc227873478 \h </w:instrText>
             </w:r>
             <w:r>
               <w:rPr>
@@ -1981,7 +1981,7 @@
               <w:lang w:eastAsia="es-ES"/>
             </w:rPr>
           </w:pPr>
-          <w:hyperlink w:anchor="_Toc227284593" w:history="1">
+          <w:hyperlink w:anchor="_Toc227873479" w:history="1">
             <w:r>
               <w:rPr>
                 <w:rStyle w:val="Hipervnculo"/>
@@ -2024,7 +2024,7 @@
                 <w:noProof/>
                 <w:webHidden/>
               </w:rPr>
-              <w:instrText xml:space="preserve"> PAGEREF _Toc227284593 \h </w:instrText>
+              <w:instrText xml:space="preserve"> PAGEREF _Toc227873479 \h </w:instrText>
             </w:r>
             <w:r>
               <w:rPr>
@@ -2069,7 +2069,7 @@
               <w:lang w:eastAsia="es-ES"/>
             </w:rPr>
           </w:pPr>
-          <w:hyperlink w:anchor="_Toc227284594" w:history="1">
+          <w:hyperlink w:anchor="_Toc227873480" w:history="1">
             <w:r>
               <w:rPr>
                 <w:rStyle w:val="Hipervnculo"/>
@@ -2112,7 +2112,7 @@
                 <w:noProof/>
                 <w:webHidden/>
               </w:rPr>
-              <w:instrText xml:space="preserve"> PAGEREF _Toc227284594 \h </w:instrText>
+              <w:instrText xml:space="preserve"> PAGEREF _Toc227873480 \h </w:instrText>
             </w:r>
             <w:r>
               <w:rPr>
@@ -2157,7 +2157,7 @@
               <w:lang w:eastAsia="es-ES"/>
             </w:rPr>
           </w:pPr>
-          <w:hyperlink w:anchor="_Toc227284595" w:history="1">
+          <w:hyperlink w:anchor="_Toc227873481" w:history="1">
             <w:r>
               <w:rPr>
                 <w:rStyle w:val="Hipervnculo"/>
@@ -2200,7 +2200,7 @@
                 <w:noProof/>
                 <w:webHidden/>
               </w:rPr>
-              <w:instrText xml:space="preserve"> PAGEREF _Toc227284595 \h </w:instrText>
+              <w:instrText xml:space="preserve"> PAGEREF _Toc227873481 \h </w:instrText>
             </w:r>
             <w:r>
               <w:rPr>
@@ -2245,7 +2245,7 @@
               <w:lang w:eastAsia="es-ES"/>
             </w:rPr>
           </w:pPr>
-          <w:hyperlink w:anchor="_Toc227284596" w:history="1">
+          <w:hyperlink w:anchor="_Toc227873482" w:history="1">
             <w:r>
               <w:rPr>
                 <w:rStyle w:val="Hipervnculo"/>
@@ -2288,7 +2288,7 @@
                 <w:noProof/>
                 <w:webHidden/>
               </w:rPr>
-              <w:instrText xml:space="preserve"> PAGEREF _Toc227284596 \h </w:instrText>
+              <w:instrText xml:space="preserve"> PAGEREF _Toc227873482 \h </w:instrText>
             </w:r>
             <w:r>
               <w:rPr>
@@ -2333,7 +2333,7 @@
               <w:lang w:eastAsia="es-ES"/>
             </w:rPr>
           </w:pPr>
-          <w:hyperlink w:anchor="_Toc227284597" w:history="1">
+          <w:hyperlink w:anchor="_Toc227873483" w:history="1">
             <w:r>
               <w:rPr>
                 <w:rStyle w:val="Hipervnculo"/>
@@ -2376,7 +2376,7 @@
                 <w:noProof/>
                 <w:webHidden/>
               </w:rPr>
-              <w:instrText xml:space="preserve"> PAGEREF _Toc227284597 \h </w:instrText>
+              <w:instrText xml:space="preserve"> PAGEREF _Toc227873483 \h </w:instrText>
             </w:r>
             <w:r>
               <w:rPr>
@@ -2421,7 +2421,7 @@
               <w:lang w:eastAsia="es-ES"/>
             </w:rPr>
           </w:pPr>
-          <w:hyperlink w:anchor="_Toc227284598" w:history="1">
+          <w:hyperlink w:anchor="_Toc227873484" w:history="1">
             <w:r>
               <w:rPr>
                 <w:rStyle w:val="Hipervnculo"/>
@@ -2466,7 +2466,7 @@
                 <w:noProof/>
                 <w:webHidden/>
               </w:rPr>
-              <w:instrText xml:space="preserve"> PAGEREF _Toc227284598 \h </w:instrText>
+              <w:instrText xml:space="preserve"> PAGEREF _Toc227873484 \h </w:instrText>
             </w:r>
             <w:r>
               <w:rPr>
@@ -2511,7 +2511,7 @@
               <w:lang w:eastAsia="es-ES"/>
             </w:rPr>
           </w:pPr>
-          <w:hyperlink w:anchor="_Toc227284599" w:history="1">
+          <w:hyperlink w:anchor="_Toc227873485" w:history="1">
             <w:r>
               <w:rPr>
                 <w:rStyle w:val="Hipervnculo"/>
@@ -2556,7 +2556,7 @@
                 <w:noProof/>
                 <w:webHidden/>
               </w:rPr>
-              <w:instrText xml:space="preserve"> PAGEREF _Toc227284599 \h </w:instrText>
+              <w:instrText xml:space="preserve"> PAGEREF _Toc227873485 \h </w:instrText>
             </w:r>
             <w:r>
               <w:rPr>
@@ -2601,7 +2601,7 @@
               <w:lang w:eastAsia="es-ES"/>
             </w:rPr>
           </w:pPr>
-          <w:hyperlink w:anchor="_Toc227284600" w:history="1">
+          <w:hyperlink w:anchor="_Toc227873486" w:history="1">
             <w:r>
               <w:rPr>
                 <w:rStyle w:val="Hipervnculo"/>
@@ -2646,7 +2646,7 @@
                 <w:noProof/>
                 <w:webHidden/>
               </w:rPr>
-              <w:instrText xml:space="preserve"> PAGEREF _Toc227284600 \h </w:instrText>
+              <w:instrText xml:space="preserve"> PAGEREF _Toc227873486 \h </w:instrText>
             </w:r>
             <w:r>
               <w:rPr>
@@ -2691,7 +2691,7 @@
               <w:lang w:eastAsia="es-ES"/>
             </w:rPr>
           </w:pPr>
-          <w:hyperlink w:anchor="_Toc227284601" w:history="1">
+          <w:hyperlink w:anchor="_Toc227873487" w:history="1">
             <w:r>
               <w:rPr>
                 <w:rStyle w:val="Hipervnculo"/>
@@ -2736,7 +2736,7 @@
                 <w:noProof/>
                 <w:webHidden/>
               </w:rPr>
-              <w:instrText xml:space="preserve"> PAGEREF _Toc227284601 \h </w:instrText>
+              <w:instrText xml:space="preserve"> PAGEREF _Toc227873487 \h </w:instrText>
             </w:r>
             <w:r>
               <w:rPr>
@@ -2781,7 +2781,7 @@
               <w:lang w:eastAsia="es-ES"/>
             </w:rPr>
           </w:pPr>
-          <w:hyperlink w:anchor="_Toc227284602" w:history="1">
+          <w:hyperlink w:anchor="_Toc227873488" w:history="1">
             <w:r>
               <w:rPr>
                 <w:rStyle w:val="Hipervnculo"/>
@@ -2824,7 +2824,7 @@
                 <w:noProof/>
                 <w:webHidden/>
               </w:rPr>
-              <w:instrText xml:space="preserve"> PAGEREF _Toc227284602 \h </w:instrText>
+              <w:instrText xml:space="preserve"> PAGEREF _Toc227873488 \h </w:instrText>
             </w:r>
             <w:r>
               <w:rPr>
@@ -2869,7 +2869,7 @@
               <w:lang w:eastAsia="es-ES"/>
             </w:rPr>
           </w:pPr>
-          <w:hyperlink w:anchor="_Toc227284603" w:history="1">
+          <w:hyperlink w:anchor="_Toc227873489" w:history="1">
             <w:r>
               <w:rPr>
                 <w:rStyle w:val="Hipervnculo"/>
@@ -2912,7 +2912,7 @@
                 <w:noProof/>
                 <w:webHidden/>
               </w:rPr>
-              <w:instrText xml:space="preserve"> PAGEREF _Toc227284603 \h </w:instrText>
+              <w:instrText xml:space="preserve"> PAGEREF _Toc227873489 \h </w:instrText>
             </w:r>
             <w:r>
               <w:rPr>
@@ -2957,7 +2957,7 @@
               <w:lang w:eastAsia="es-ES"/>
             </w:rPr>
           </w:pPr>
-          <w:hyperlink w:anchor="_Toc227284604" w:history="1">
+          <w:hyperlink w:anchor="_Toc227873490" w:history="1">
             <w:r>
               <w:rPr>
                 <w:rStyle w:val="Hipervnculo"/>
@@ -3002,7 +3002,7 @@
                 <w:noProof/>
                 <w:webHidden/>
               </w:rPr>
-              <w:instrText xml:space="preserve"> PAGEREF _Toc227284604 \h </w:instrText>
+              <w:instrText xml:space="preserve"> PAGEREF _Toc227873490 \h </w:instrText>
             </w:r>
             <w:r>
               <w:rPr>
@@ -3047,7 +3047,7 @@
               <w:lang w:eastAsia="es-ES"/>
             </w:rPr>
           </w:pPr>
-          <w:hyperlink w:anchor="_Toc227284605" w:history="1">
+          <w:hyperlink w:anchor="_Toc227873491" w:history="1">
             <w:r>
               <w:rPr>
                 <w:rStyle w:val="Hipervnculo"/>
@@ -3092,7 +3092,7 @@
                 <w:noProof/>
                 <w:webHidden/>
               </w:rPr>
-              <w:instrText xml:space="preserve"> PAGEREF _Toc227284605 \h </w:instrText>
+              <w:instrText xml:space="preserve"> PAGEREF _Toc227873491 \h </w:instrText>
             </w:r>
             <w:r>
               <w:rPr>
@@ -3137,7 +3137,7 @@
               <w:lang w:eastAsia="es-ES"/>
             </w:rPr>
           </w:pPr>
-          <w:hyperlink w:anchor="_Toc227284606" w:history="1">
+          <w:hyperlink w:anchor="_Toc227873492" w:history="1">
             <w:r>
               <w:rPr>
                 <w:rStyle w:val="Hipervnculo"/>
@@ -3182,7 +3182,7 @@
                 <w:noProof/>
                 <w:webHidden/>
               </w:rPr>
-              <w:instrText xml:space="preserve"> PAGEREF _Toc227284606 \h </w:instrText>
+              <w:instrText xml:space="preserve"> PAGEREF _Toc227873492 \h </w:instrText>
             </w:r>
             <w:r>
               <w:rPr>
@@ -3227,7 +3227,7 @@
               <w:lang w:eastAsia="es-ES"/>
             </w:rPr>
           </w:pPr>
-          <w:hyperlink w:anchor="_Toc227284607" w:history="1">
+          <w:hyperlink w:anchor="_Toc227873493" w:history="1">
             <w:r>
               <w:rPr>
                 <w:rStyle w:val="Hipervnculo"/>
@@ -3272,7 +3272,7 @@
                 <w:noProof/>
                 <w:webHidden/>
               </w:rPr>
-              <w:instrText xml:space="preserve"> PAGEREF _Toc227284607 \h </w:instrText>
+              <w:instrText xml:space="preserve"> PAGEREF _Toc227873493 \h </w:instrText>
             </w:r>
             <w:r>
               <w:rPr>
@@ -3317,7 +3317,7 @@
               <w:lang w:eastAsia="es-ES"/>
             </w:rPr>
           </w:pPr>
-          <w:hyperlink w:anchor="_Toc227284608" w:history="1">
+          <w:hyperlink w:anchor="_Toc227873494" w:history="1">
             <w:r>
               <w:rPr>
                 <w:rStyle w:val="Hipervnculo"/>
@@ -3362,7 +3362,7 @@
                 <w:noProof/>
                 <w:webHidden/>
               </w:rPr>
-              <w:instrText xml:space="preserve"> PAGEREF _Toc227284608 \h </w:instrText>
+              <w:instrText xml:space="preserve"> PAGEREF _Toc227873494 \h </w:instrText>
             </w:r>
             <w:r>
               <w:rPr>
@@ -3407,7 +3407,7 @@
               <w:lang w:eastAsia="es-ES"/>
             </w:rPr>
           </w:pPr>
-          <w:hyperlink w:anchor="_Toc227284609" w:history="1">
+          <w:hyperlink w:anchor="_Toc227873495" w:history="1">
             <w:r>
               <w:rPr>
                 <w:rStyle w:val="Hipervnculo"/>
@@ -3452,7 +3452,7 @@
                 <w:noProof/>
                 <w:webHidden/>
               </w:rPr>
-              <w:instrText xml:space="preserve"> PAGEREF _Toc227284609 \h </w:instrText>
+              <w:instrText xml:space="preserve"> PAGEREF _Toc227873495 \h </w:instrText>
             </w:r>
             <w:r>
               <w:rPr>
@@ -3497,7 +3497,7 @@
               <w:lang w:eastAsia="es-ES"/>
             </w:rPr>
           </w:pPr>
-          <w:hyperlink w:anchor="_Toc227284610" w:history="1">
+          <w:hyperlink w:anchor="_Toc227873496" w:history="1">
             <w:r>
               <w:rPr>
                 <w:rStyle w:val="Hipervnculo"/>
@@ -3540,7 +3540,7 @@
                 <w:noProof/>
                 <w:webHidden/>
               </w:rPr>
-              <w:instrText xml:space="preserve"> PAGEREF _Toc227284610 \h </w:instrText>
+              <w:instrText xml:space="preserve"> PAGEREF _Toc227873496 \h </w:instrText>
             </w:r>
             <w:r>
               <w:rPr>
@@ -3585,7 +3585,7 @@
               <w:lang w:eastAsia="es-ES"/>
             </w:rPr>
           </w:pPr>
-          <w:hyperlink w:anchor="_Toc227284611" w:history="1">
+          <w:hyperlink w:anchor="_Toc227873497" w:history="1">
             <w:r>
               <w:rPr>
                 <w:rStyle w:val="Hipervnculo"/>
@@ -3630,7 +3630,7 @@
                 <w:noProof/>
                 <w:webHidden/>
               </w:rPr>
-              <w:instrText xml:space="preserve"> PAGEREF _Toc227284611 \h </w:instrText>
+              <w:instrText xml:space="preserve"> PAGEREF _Toc227873497 \h </w:instrText>
             </w:r>
             <w:r>
               <w:rPr>
@@ -3675,7 +3675,7 @@
               <w:lang w:eastAsia="es-ES"/>
             </w:rPr>
           </w:pPr>
-          <w:hyperlink w:anchor="_Toc227284612" w:history="1">
+          <w:hyperlink w:anchor="_Toc227873498" w:history="1">
             <w:r>
               <w:rPr>
                 <w:rStyle w:val="Hipervnculo"/>
@@ -3720,7 +3720,7 @@
                 <w:noProof/>
                 <w:webHidden/>
               </w:rPr>
-              <w:instrText xml:space="preserve"> PAGEREF _Toc227284612 \h </w:instrText>
+              <w:instrText xml:space="preserve"> PAGEREF _Toc227873498 \h </w:instrText>
             </w:r>
             <w:r>
               <w:rPr>
@@ -3765,7 +3765,7 @@
               <w:lang w:eastAsia="es-ES"/>
             </w:rPr>
           </w:pPr>
-          <w:hyperlink w:anchor="_Toc227284613" w:history="1">
+          <w:hyperlink w:anchor="_Toc227873499" w:history="1">
             <w:r>
               <w:rPr>
                 <w:rStyle w:val="Hipervnculo"/>
@@ -3810,7 +3810,7 @@
                 <w:noProof/>
                 <w:webHidden/>
               </w:rPr>
-              <w:instrText xml:space="preserve"> PAGEREF _Toc227284613 \h </w:instrText>
+              <w:instrText xml:space="preserve"> PAGEREF _Toc227873499 \h </w:instrText>
             </w:r>
             <w:r>
               <w:rPr>
@@ -3855,7 +3855,7 @@
               <w:lang w:eastAsia="es-ES"/>
             </w:rPr>
           </w:pPr>
-          <w:hyperlink w:anchor="_Toc227284614" w:history="1">
+          <w:hyperlink w:anchor="_Toc227873500" w:history="1">
             <w:r>
               <w:rPr>
                 <w:rStyle w:val="Hipervnculo"/>
@@ -3898,7 +3898,7 @@
                 <w:noProof/>
                 <w:webHidden/>
               </w:rPr>
-              <w:instrText xml:space="preserve"> PAGEREF _Toc227284614 \h </w:instrText>
+              <w:instrText xml:space="preserve"> PAGEREF _Toc227873500 \h </w:instrText>
             </w:r>
             <w:r>
               <w:rPr>
@@ -3943,7 +3943,7 @@
               <w:lang w:eastAsia="es-ES"/>
             </w:rPr>
           </w:pPr>
-          <w:hyperlink w:anchor="_Toc227284615" w:history="1">
+          <w:hyperlink w:anchor="_Toc227873501" w:history="1">
             <w:r>
               <w:rPr>
                 <w:rStyle w:val="Hipervnculo"/>
@@ -3988,7 +3988,7 @@
                 <w:noProof/>
                 <w:webHidden/>
               </w:rPr>
-              <w:instrText xml:space="preserve"> PAGEREF _Toc227284615 \h </w:instrText>
+              <w:instrText xml:space="preserve"> PAGEREF _Toc227873501 \h </w:instrText>
             </w:r>
             <w:r>
               <w:rPr>
@@ -4033,7 +4033,7 @@
               <w:lang w:eastAsia="es-ES"/>
             </w:rPr>
           </w:pPr>
-          <w:hyperlink w:anchor="_Toc227284616" w:history="1">
+          <w:hyperlink w:anchor="_Toc227873502" w:history="1">
             <w:r>
               <w:rPr>
                 <w:rStyle w:val="Hipervnculo"/>
@@ -4078,7 +4078,7 @@
                 <w:noProof/>
                 <w:webHidden/>
               </w:rPr>
-              <w:instrText xml:space="preserve"> PAGEREF _Toc227284616 \h </w:instrText>
+              <w:instrText xml:space="preserve"> PAGEREF _Toc227873502 \h </w:instrText>
             </w:r>
             <w:r>
               <w:rPr>
@@ -4123,7 +4123,7 @@
               <w:lang w:eastAsia="es-ES"/>
             </w:rPr>
           </w:pPr>
-          <w:hyperlink w:anchor="_Toc227284617" w:history="1">
+          <w:hyperlink w:anchor="_Toc227873503" w:history="1">
             <w:r>
               <w:rPr>
                 <w:rStyle w:val="Hipervnculo"/>
@@ -4168,7 +4168,7 @@
                 <w:noProof/>
                 <w:webHidden/>
               </w:rPr>
-              <w:instrText xml:space="preserve"> PAGEREF _Toc227284617 \h </w:instrText>
+              <w:instrText xml:space="preserve"> PAGEREF _Toc227873503 \h </w:instrText>
             </w:r>
             <w:r>
               <w:rPr>
@@ -4213,7 +4213,7 @@
               <w:lang w:eastAsia="es-ES"/>
             </w:rPr>
           </w:pPr>
-          <w:hyperlink w:anchor="_Toc227284618" w:history="1">
+          <w:hyperlink w:anchor="_Toc227873504" w:history="1">
             <w:r>
               <w:rPr>
                 <w:rStyle w:val="Hipervnculo"/>
@@ -4258,7 +4258,7 @@
                 <w:noProof/>
                 <w:webHidden/>
               </w:rPr>
-              <w:instrText xml:space="preserve"> PAGEREF _Toc227284618 \h </w:instrText>
+              <w:instrText xml:space="preserve"> PAGEREF _Toc227873504 \h </w:instrText>
             </w:r>
             <w:r>
               <w:rPr>
@@ -4303,7 +4303,7 @@
               <w:lang w:eastAsia="es-ES"/>
             </w:rPr>
           </w:pPr>
-          <w:hyperlink w:anchor="_Toc227284619" w:history="1">
+          <w:hyperlink w:anchor="_Toc227873505" w:history="1">
             <w:r>
               <w:rPr>
                 <w:rStyle w:val="Hipervnculo"/>
@@ -4348,7 +4348,7 @@
                 <w:noProof/>
                 <w:webHidden/>
               </w:rPr>
-              <w:instrText xml:space="preserve"> PAGEREF _Toc227284619 \h </w:instrText>
+              <w:instrText xml:space="preserve"> PAGEREF _Toc227873505 \h </w:instrText>
             </w:r>
             <w:r>
               <w:rPr>
@@ -4393,7 +4393,7 @@
               <w:lang w:eastAsia="es-ES"/>
             </w:rPr>
           </w:pPr>
-          <w:hyperlink w:anchor="_Toc227284620" w:history="1">
+          <w:hyperlink w:anchor="_Toc227873506" w:history="1">
             <w:r>
               <w:rPr>
                 <w:rStyle w:val="Hipervnculo"/>
@@ -4438,7 +4438,7 @@
                 <w:noProof/>
                 <w:webHidden/>
               </w:rPr>
-              <w:instrText xml:space="preserve"> PAGEREF _Toc227284620 \h </w:instrText>
+              <w:instrText xml:space="preserve"> PAGEREF _Toc227873506 \h </w:instrText>
             </w:r>
             <w:r>
               <w:rPr>
@@ -4483,7 +4483,7 @@
               <w:lang w:eastAsia="es-ES"/>
             </w:rPr>
           </w:pPr>
-          <w:hyperlink w:anchor="_Toc227284621" w:history="1">
+          <w:hyperlink w:anchor="_Toc227873507" w:history="1">
             <w:r>
               <w:rPr>
                 <w:rStyle w:val="Hipervnculo"/>
@@ -4528,7 +4528,7 @@
                 <w:noProof/>
                 <w:webHidden/>
               </w:rPr>
-              <w:instrText xml:space="preserve"> PAGEREF _Toc227284621 \h </w:instrText>
+              <w:instrText xml:space="preserve"> PAGEREF _Toc227873507 \h </w:instrText>
             </w:r>
             <w:r>
               <w:rPr>
@@ -4573,7 +4573,7 @@
               <w:lang w:eastAsia="es-ES"/>
             </w:rPr>
           </w:pPr>
-          <w:hyperlink w:anchor="_Toc227284622" w:history="1">
+          <w:hyperlink w:anchor="_Toc227873508" w:history="1">
             <w:r>
               <w:rPr>
                 <w:rStyle w:val="Hipervnculo"/>
@@ -4618,7 +4618,7 @@
                 <w:noProof/>
                 <w:webHidden/>
               </w:rPr>
-              <w:instrText xml:space="preserve"> PAGEREF _Toc227284622 \h </w:instrText>
+              <w:instrText xml:space="preserve"> PAGEREF _Toc227873508 \h </w:instrText>
             </w:r>
             <w:r>
               <w:rPr>
@@ -4663,7 +4663,7 @@
               <w:lang w:eastAsia="es-ES"/>
             </w:rPr>
           </w:pPr>
-          <w:hyperlink w:anchor="_Toc227284623" w:history="1">
+          <w:hyperlink w:anchor="_Toc227873509" w:history="1">
             <w:r>
               <w:rPr>
                 <w:rStyle w:val="Hipervnculo"/>
@@ -4708,7 +4708,7 @@
                 <w:noProof/>
                 <w:webHidden/>
               </w:rPr>
-              <w:instrText xml:space="preserve"> PAGEREF _Toc227284623 \h </w:instrText>
+              <w:instrText xml:space="preserve"> PAGEREF _Toc227873509 \h </w:instrText>
             </w:r>
             <w:r>
               <w:rPr>
@@ -4753,7 +4753,7 @@
               <w:lang w:eastAsia="es-ES"/>
             </w:rPr>
           </w:pPr>
-          <w:hyperlink w:anchor="_Toc227284624" w:history="1">
+          <w:hyperlink w:anchor="_Toc227873510" w:history="1">
             <w:r>
               <w:rPr>
                 <w:rStyle w:val="Hipervnculo"/>
@@ -4798,7 +4798,7 @@
                 <w:noProof/>
                 <w:webHidden/>
               </w:rPr>
-              <w:instrText xml:space="preserve"> PAGEREF _Toc227284624 \h </w:instrText>
+              <w:instrText xml:space="preserve"> PAGEREF _Toc227873510 \h </w:instrText>
             </w:r>
             <w:r>
               <w:rPr>
@@ -4843,7 +4843,7 @@
               <w:lang w:eastAsia="es-ES"/>
             </w:rPr>
           </w:pPr>
-          <w:hyperlink w:anchor="_Toc227284625" w:history="1">
+          <w:hyperlink w:anchor="_Toc227873511" w:history="1">
             <w:r>
               <w:rPr>
                 <w:rStyle w:val="Hipervnculo"/>
@@ -4888,7 +4888,7 @@
                 <w:noProof/>
                 <w:webHidden/>
               </w:rPr>
-              <w:instrText xml:space="preserve"> PAGEREF _Toc227284625 \h </w:instrText>
+              <w:instrText xml:space="preserve"> PAGEREF _Toc227873511 \h </w:instrText>
             </w:r>
             <w:r>
               <w:rPr>
@@ -4933,7 +4933,7 @@
               <w:lang w:eastAsia="es-ES"/>
             </w:rPr>
           </w:pPr>
-          <w:hyperlink w:anchor="_Toc227284626" w:history="1">
+          <w:hyperlink w:anchor="_Toc227873512" w:history="1">
             <w:r>
               <w:rPr>
                 <w:rStyle w:val="Hipervnculo"/>
@@ -4978,7 +4978,7 @@
                 <w:noProof/>
                 <w:webHidden/>
               </w:rPr>
-              <w:instrText xml:space="preserve"> PAGEREF _Toc227284626 \h </w:instrText>
+              <w:instrText xml:space="preserve"> PAGEREF _Toc227873512 \h </w:instrText>
             </w:r>
             <w:r>
               <w:rPr>
@@ -5023,7 +5023,7 @@
               <w:lang w:eastAsia="es-ES"/>
             </w:rPr>
           </w:pPr>
-          <w:hyperlink w:anchor="_Toc227284627" w:history="1">
+          <w:hyperlink w:anchor="_Toc227873513" w:history="1">
             <w:r>
               <w:rPr>
                 <w:rStyle w:val="Hipervnculo"/>
@@ -5068,7 +5068,7 @@
                 <w:noProof/>
                 <w:webHidden/>
               </w:rPr>
-              <w:instrText xml:space="preserve"> PAGEREF _Toc227284627 \h </w:instrText>
+              <w:instrText xml:space="preserve"> PAGEREF _Toc227873513 \h </w:instrText>
             </w:r>
             <w:r>
               <w:rPr>
@@ -5113,7 +5113,7 @@
               <w:lang w:eastAsia="es-ES"/>
             </w:rPr>
           </w:pPr>
-          <w:hyperlink w:anchor="_Toc227284628" w:history="1">
+          <w:hyperlink w:anchor="_Toc227873514" w:history="1">
             <w:r>
               <w:rPr>
                 <w:rStyle w:val="Hipervnculo"/>
@@ -5158,7 +5158,7 @@
                 <w:noProof/>
                 <w:webHidden/>
               </w:rPr>
-              <w:instrText xml:space="preserve"> PAGEREF _Toc227284628 \h </w:instrText>
+              <w:instrText xml:space="preserve"> PAGEREF _Toc227873514 \h </w:instrText>
             </w:r>
             <w:r>
               <w:rPr>
@@ -5203,7 +5203,7 @@
               <w:lang w:eastAsia="es-ES"/>
             </w:rPr>
           </w:pPr>
-          <w:hyperlink w:anchor="_Toc227284629" w:history="1">
+          <w:hyperlink w:anchor="_Toc227873515" w:history="1">
             <w:r>
               <w:rPr>
                 <w:rStyle w:val="Hipervnculo"/>
@@ -5250,7 +5250,7 @@
                 <w:noProof/>
                 <w:webHidden/>
               </w:rPr>
-              <w:instrText xml:space="preserve"> PAGEREF _Toc227284629 \h </w:instrText>
+              <w:instrText xml:space="preserve"> PAGEREF _Toc227873515 \h </w:instrText>
             </w:r>
             <w:r>
               <w:rPr>
@@ -5295,7 +5295,7 @@
               <w:lang w:eastAsia="es-ES"/>
             </w:rPr>
           </w:pPr>
-          <w:hyperlink w:anchor="_Toc227284630" w:history="1">
+          <w:hyperlink w:anchor="_Toc227873516" w:history="1">
             <w:r>
               <w:rPr>
                 <w:rStyle w:val="Hipervnculo"/>
@@ -5340,7 +5340,7 @@
                 <w:noProof/>
                 <w:webHidden/>
               </w:rPr>
-              <w:instrText xml:space="preserve"> PAGEREF _Toc227284630 \h </w:instrText>
+              <w:instrText xml:space="preserve"> PAGEREF _Toc227873516 \h </w:instrText>
             </w:r>
             <w:r>
               <w:rPr>
@@ -5385,7 +5385,7 @@
               <w:lang w:eastAsia="es-ES"/>
             </w:rPr>
           </w:pPr>
-          <w:hyperlink w:anchor="_Toc227284631" w:history="1">
+          <w:hyperlink w:anchor="_Toc227873517" w:history="1">
             <w:r>
               <w:rPr>
                 <w:rStyle w:val="Hipervnculo"/>
@@ -5428,7 +5428,7 @@
                 <w:noProof/>
                 <w:webHidden/>
               </w:rPr>
-              <w:instrText xml:space="preserve"> PAGEREF _Toc227284631 \h </w:instrText>
+              <w:instrText xml:space="preserve"> PAGEREF _Toc227873517 \h </w:instrText>
             </w:r>
             <w:r>
               <w:rPr>
@@ -5473,7 +5473,7 @@
               <w:lang w:eastAsia="es-ES"/>
             </w:rPr>
           </w:pPr>
-          <w:hyperlink w:anchor="_Toc227284632" w:history="1">
+          <w:hyperlink w:anchor="_Toc227873518" w:history="1">
             <w:r>
               <w:rPr>
                 <w:rStyle w:val="Hipervnculo"/>
@@ -5518,7 +5518,7 @@
                 <w:noProof/>
                 <w:webHidden/>
               </w:rPr>
-              <w:instrText xml:space="preserve"> PAGEREF _Toc227284632 \h </w:instrText>
+              <w:instrText xml:space="preserve"> PAGEREF _Toc227873518 \h </w:instrText>
             </w:r>
             <w:r>
               <w:rPr>
@@ -5563,7 +5563,7 @@
               <w:lang w:eastAsia="es-ES"/>
             </w:rPr>
           </w:pPr>
-          <w:hyperlink w:anchor="_Toc227284633" w:history="1">
+          <w:hyperlink w:anchor="_Toc227873519" w:history="1">
             <w:r>
               <w:rPr>
                 <w:rStyle w:val="Hipervnculo"/>
@@ -5608,7 +5608,7 @@
                 <w:noProof/>
                 <w:webHidden/>
               </w:rPr>
-              <w:instrText xml:space="preserve"> PAGEREF _Toc227284633 \h </w:instrText>
+              <w:instrText xml:space="preserve"> PAGEREF _Toc227873519 \h </w:instrText>
             </w:r>
             <w:r>
               <w:rPr>
@@ -5653,7 +5653,7 @@
               <w:lang w:eastAsia="es-ES"/>
             </w:rPr>
           </w:pPr>
-          <w:hyperlink w:anchor="_Toc227284634" w:history="1">
+          <w:hyperlink w:anchor="_Toc227873520" w:history="1">
             <w:r>
               <w:rPr>
                 <w:rStyle w:val="Hipervnculo"/>
@@ -5698,7 +5698,7 @@
                 <w:noProof/>
                 <w:webHidden/>
               </w:rPr>
-              <w:instrText xml:space="preserve"> PAGEREF _Toc227284634 \h </w:instrText>
+              <w:instrText xml:space="preserve"> PAGEREF _Toc227873520 \h </w:instrText>
             </w:r>
             <w:r>
               <w:rPr>
@@ -5743,7 +5743,7 @@
               <w:lang w:eastAsia="es-ES"/>
             </w:rPr>
           </w:pPr>
-          <w:hyperlink w:anchor="_Toc227284635" w:history="1">
+          <w:hyperlink w:anchor="_Toc227873521" w:history="1">
             <w:r>
               <w:rPr>
                 <w:rStyle w:val="Hipervnculo"/>
@@ -5788,7 +5788,7 @@
                 <w:noProof/>
                 <w:webHidden/>
               </w:rPr>
-              <w:instrText xml:space="preserve"> PAGEREF _Toc227284635 \h </w:instrText>
+              <w:instrText xml:space="preserve"> PAGEREF _Toc227873521 \h </w:instrText>
             </w:r>
             <w:r>
               <w:rPr>
@@ -5833,7 +5833,7 @@
               <w:lang w:eastAsia="es-ES"/>
             </w:rPr>
           </w:pPr>
-          <w:hyperlink w:anchor="_Toc227284636" w:history="1">
+          <w:hyperlink w:anchor="_Toc227873522" w:history="1">
             <w:r>
               <w:rPr>
                 <w:rStyle w:val="Hipervnculo"/>
@@ -5878,7 +5878,7 @@
                 <w:noProof/>
                 <w:webHidden/>
               </w:rPr>
-              <w:instrText xml:space="preserve"> PAGEREF _Toc227284636 \h </w:instrText>
+              <w:instrText xml:space="preserve"> PAGEREF _Toc227873522 \h </w:instrText>
             </w:r>
             <w:r>
               <w:rPr>
@@ -5923,7 +5923,7 @@
               <w:lang w:eastAsia="es-ES"/>
             </w:rPr>
           </w:pPr>
-          <w:hyperlink w:anchor="_Toc227284637" w:history="1">
+          <w:hyperlink w:anchor="_Toc227873523" w:history="1">
             <w:r>
               <w:rPr>
                 <w:rStyle w:val="Hipervnculo"/>
@@ -5968,7 +5968,7 @@
                 <w:noProof/>
                 <w:webHidden/>
               </w:rPr>
-              <w:instrText xml:space="preserve"> PAGEREF _Toc227284637 \h </w:instrText>
+              <w:instrText xml:space="preserve"> PAGEREF _Toc227873523 \h </w:instrText>
             </w:r>
             <w:r>
               <w:rPr>
@@ -6013,7 +6013,7 @@
               <w:lang w:eastAsia="es-ES"/>
             </w:rPr>
           </w:pPr>
-          <w:hyperlink w:anchor="_Toc227284638" w:history="1">
+          <w:hyperlink w:anchor="_Toc227873524" w:history="1">
             <w:r>
               <w:rPr>
                 <w:rStyle w:val="Hipervnculo"/>
@@ -6058,7 +6058,7 @@
                 <w:noProof/>
                 <w:webHidden/>
               </w:rPr>
-              <w:instrText xml:space="preserve"> PAGEREF _Toc227284638 \h </w:instrText>
+              <w:instrText xml:space="preserve"> PAGEREF _Toc227873524 \h </w:instrText>
             </w:r>
             <w:r>
               <w:rPr>
@@ -6103,7 +6103,7 @@
               <w:lang w:eastAsia="es-ES"/>
             </w:rPr>
           </w:pPr>
-          <w:hyperlink w:anchor="_Toc227284639" w:history="1">
+          <w:hyperlink w:anchor="_Toc227873525" w:history="1">
             <w:r>
               <w:rPr>
                 <w:rStyle w:val="Hipervnculo"/>
@@ -6148,7 +6148,7 @@
                 <w:noProof/>
                 <w:webHidden/>
               </w:rPr>
-              <w:instrText xml:space="preserve"> PAGEREF _Toc227284639 \h </w:instrText>
+              <w:instrText xml:space="preserve"> PAGEREF _Toc227873525 \h </w:instrText>
             </w:r>
             <w:r>
               <w:rPr>
@@ -6193,7 +6193,7 @@
               <w:lang w:eastAsia="es-ES"/>
             </w:rPr>
           </w:pPr>
-          <w:hyperlink w:anchor="_Toc227284640" w:history="1">
+          <w:hyperlink w:anchor="_Toc227873526" w:history="1">
             <w:r>
               <w:rPr>
                 <w:rStyle w:val="Hipervnculo"/>
@@ -6217,6 +6217,96 @@
                 <w:noProof/>
                 <w:lang w:val="es-GT"/>
               </w:rPr>
+              <w:t>DEFINICIÓN DE SISTEMA</w:t>
+            </w:r>
+            <w:r>
+              <w:rPr>
+                <w:noProof/>
+                <w:webHidden/>
+              </w:rPr>
+              <w:tab/>
+            </w:r>
+            <w:r>
+              <w:rPr>
+                <w:noProof/>
+                <w:webHidden/>
+              </w:rPr>
+              <w:fldChar w:fldCharType="begin"/>
+            </w:r>
+            <w:r>
+              <w:rPr>
+                <w:noProof/>
+                <w:webHidden/>
+              </w:rPr>
+              <w:instrText xml:space="preserve"> PAGEREF _Toc227873526 \h </w:instrText>
+            </w:r>
+            <w:r>
+              <w:rPr>
+                <w:noProof/>
+                <w:webHidden/>
+              </w:rPr>
+            </w:r>
+            <w:r>
+              <w:rPr>
+                <w:noProof/>
+                <w:webHidden/>
+              </w:rPr>
+              <w:fldChar w:fldCharType="separate"/>
+            </w:r>
+            <w:r>
+              <w:rPr>
+                <w:noProof/>
+                <w:webHidden/>
+              </w:rPr>
+              <w:t>60</w:t>
+            </w:r>
+            <w:r>
+              <w:rPr>
+                <w:noProof/>
+                <w:webHidden/>
+              </w:rPr>
+              <w:fldChar w:fldCharType="end"/>
+            </w:r>
+          </w:hyperlink>
+        </w:p>
+        <w:p>
+          <w:pPr>
+            <w:pStyle w:val="TDC1"/>
+            <w:tabs>
+              <w:tab w:val="left" w:pos="660"/>
+              <w:tab w:val="right" w:leader="dot" w:pos="9016"/>
+            </w:tabs>
+            <w:rPr>
+              <w:rFonts w:asciiTheme="minorHAnsi" w:eastAsiaTheme="minorEastAsia" w:hAnsiTheme="minorHAnsi" w:cstheme="minorBidi"/>
+              <w:noProof/>
+              <w:sz w:val="22"/>
+              <w:lang w:eastAsia="es-ES"/>
+            </w:rPr>
+          </w:pPr>
+          <w:hyperlink w:anchor="_Toc227873527" w:history="1">
+            <w:r>
+              <w:rPr>
+                <w:rStyle w:val="Hipervnculo"/>
+                <w:noProof/>
+                <w:lang w:val="es-GT"/>
+              </w:rPr>
+              <w:t>15.</w:t>
+            </w:r>
+            <w:r>
+              <w:rPr>
+                <w:rFonts w:asciiTheme="minorHAnsi" w:eastAsiaTheme="minorEastAsia" w:hAnsiTheme="minorHAnsi" w:cstheme="minorBidi"/>
+                <w:noProof/>
+                <w:sz w:val="22"/>
+                <w:lang w:eastAsia="es-ES"/>
+              </w:rPr>
+              <w:tab/>
+            </w:r>
+            <w:r>
+              <w:rPr>
+                <w:rStyle w:val="Hipervnculo"/>
+                <w:noProof/>
+                <w:lang w:val="es-GT"/>
+              </w:rPr>
               <w:t>OPERACIÓN Y FLUJOS DE ODOO</w:t>
             </w:r>
             <w:r>
@@ -6238,7 +6328,7 @@
                 <w:noProof/>
                 <w:webHidden/>
               </w:rPr>
-              <w:instrText xml:space="preserve"> PAGEREF _Toc227284640 \h </w:instrText>
+              <w:instrText xml:space="preserve"> PAGEREF _Toc227873527 \h </w:instrText>
             </w:r>
             <w:r>
               <w:rPr>
@@ -6258,7 +6348,7 @@
                 <w:noProof/>
                 <w:webHidden/>
               </w:rPr>
-              <w:t>60</w:t>
+              <w:t>61</w:t>
             </w:r>
             <w:r>
               <w:rPr>
@@ -6283,7 +6373,7 @@
               <w:lang w:eastAsia="es-ES"/>
             </w:rPr>
           </w:pPr>
-          <w:hyperlink w:anchor="_Toc227284641" w:history="1">
+          <w:hyperlink w:anchor="_Toc227873528" w:history="1">
             <w:r>
               <w:rPr>
                 <w:rStyle w:val="Hipervnculo"/>
@@ -6326,7 +6416,7 @@
                 <w:noProof/>
                 <w:webHidden/>
               </w:rPr>
-              <w:instrText xml:space="preserve"> PAGEREF _Toc227284641 \h </w:instrText>
+              <w:instrText xml:space="preserve"> PAGEREF _Toc227873528 \h </w:instrText>
             </w:r>
             <w:r>
               <w:rPr>
@@ -6346,7 +6436,7 @@
                 <w:noProof/>
                 <w:webHidden/>
               </w:rPr>
-              <w:t>60</w:t>
+              <w:t>61</w:t>
             </w:r>
             <w:r>
               <w:rPr>
@@ -6371,7 +6461,7 @@
               <w:lang w:eastAsia="es-ES"/>
             </w:rPr>
           </w:pPr>
-          <w:hyperlink w:anchor="_Toc227284642" w:history="1">
+          <w:hyperlink w:anchor="_Toc227873529" w:history="1">
             <w:r>
               <w:rPr>
                 <w:rStyle w:val="Hipervnculo"/>
@@ -6416,7 +6506,7 @@
                 <w:noProof/>
                 <w:webHidden/>
               </w:rPr>
-              <w:instrText xml:space="preserve"> PAGEREF _Toc227284642 \h </w:instrText>
+              <w:instrText xml:space="preserve"> PAGEREF _Toc227873529 \h </w:instrText>
             </w:r>
             <w:r>
               <w:rPr>
@@ -6436,7 +6526,7 @@
                 <w:noProof/>
                 <w:webHidden/>
               </w:rPr>
-              <w:t>60</w:t>
+              <w:t>61</w:t>
             </w:r>
             <w:r>
               <w:rPr>
@@ -6461,7 +6551,7 @@
               <w:lang w:eastAsia="es-ES"/>
             </w:rPr>
           </w:pPr>
-          <w:hyperlink w:anchor="_Toc227284643" w:history="1">
+          <w:hyperlink w:anchor="_Toc227873530" w:history="1">
             <w:r>
               <w:rPr>
                 <w:rStyle w:val="Hipervnculo"/>
@@ -6506,7 +6596,7 @@
                 <w:noProof/>
                 <w:webHidden/>
               </w:rPr>
-              <w:instrText xml:space="preserve"> PAGEREF _Toc227284643 \h </w:instrText>
+              <w:instrText xml:space="preserve"> PAGEREF _Toc227873530 \h </w:instrText>
             </w:r>
             <w:r>
               <w:rPr>
@@ -6526,7 +6616,7 @@
                 <w:noProof/>
                 <w:webHidden/>
               </w:rPr>
-              <w:t>62</w:t>
+              <w:t>63</w:t>
             </w:r>
             <w:r>
               <w:rPr>
@@ -6551,7 +6641,7 @@
               <w:lang w:eastAsia="es-ES"/>
             </w:rPr>
           </w:pPr>
-          <w:hyperlink w:anchor="_Toc227284644" w:history="1">
+          <w:hyperlink w:anchor="_Toc227873531" w:history="1">
             <w:r>
               <w:rPr>
                 <w:rStyle w:val="Hipervnculo"/>
@@ -6595,7 +6685,7 @@
                 <w:noProof/>
                 <w:webHidden/>
               </w:rPr>
-              <w:instrText xml:space="preserve"> PAGEREF _Toc227284644 \h </w:instrText>
+              <w:instrText xml:space="preserve"> PAGEREF _Toc227873531 \h </w:instrText>
             </w:r>
             <w:r>
               <w:rPr>
@@ -6615,7 +6705,7 @@
                 <w:noProof/>
                 <w:webHidden/>
               </w:rPr>
-              <w:t>64</w:t>
+              <w:t>65</w:t>
             </w:r>
             <w:r>
               <w:rPr>
@@ -6640,7 +6730,7 @@
               <w:lang w:eastAsia="es-ES"/>
             </w:rPr>
           </w:pPr>
-          <w:hyperlink w:anchor="_Toc227284645" w:history="1">
+          <w:hyperlink w:anchor="_Toc227873532" w:history="1">
             <w:r>
               <w:rPr>
                 <w:rStyle w:val="Hipervnculo"/>
@@ -6685,7 +6775,7 @@
                 <w:noProof/>
                 <w:webHidden/>
               </w:rPr>
-              <w:instrText xml:space="preserve"> PAGEREF _Toc227284645 \h </w:instrText>
+              <w:instrText xml:space="preserve"> PAGEREF _Toc227873532 \h </w:instrText>
             </w:r>
             <w:r>
               <w:rPr>
@@ -6705,7 +6795,7 @@
                 <w:noProof/>
                 <w:webHidden/>
               </w:rPr>
-              <w:t>64</w:t>
+              <w:t>65</w:t>
             </w:r>
             <w:r>
               <w:rPr>
@@ -6730,7 +6820,7 @@
               <w:lang w:eastAsia="es-ES"/>
             </w:rPr>
           </w:pPr>
-          <w:hyperlink w:anchor="_Toc227284646" w:history="1">
+          <w:hyperlink w:anchor="_Toc227873533" w:history="1">
             <w:r>
               <w:rPr>
                 <w:rStyle w:val="Hipervnculo"/>
@@ -6775,7 +6865,7 @@
                 <w:noProof/>
                 <w:webHidden/>
               </w:rPr>
-              <w:instrText xml:space="preserve"> PAGEREF _Toc227284646 \h </w:instrText>
+              <w:instrText xml:space="preserve"> PAGEREF _Toc227873533 \h </w:instrText>
             </w:r>
             <w:r>
               <w:rPr>
@@ -6795,7 +6885,7 @@
                 <w:noProof/>
                 <w:webHidden/>
               </w:rPr>
-              <w:t>65</w:t>
+              <w:t>66</w:t>
             </w:r>
             <w:r>
               <w:rPr>
@@ -6820,7 +6910,7 @@
               <w:lang w:eastAsia="es-ES"/>
             </w:rPr>
           </w:pPr>
-          <w:hyperlink w:anchor="_Toc227284647" w:history="1">
+          <w:hyperlink w:anchor="_Toc227873534" w:history="1">
             <w:r>
               <w:rPr>
                 <w:rStyle w:val="Hipervnculo"/>
@@ -6865,7 +6955,7 @@
                 <w:noProof/>
                 <w:webHidden/>
               </w:rPr>
-              <w:instrText xml:space="preserve"> PAGEREF _Toc227284647 \h </w:instrText>
+              <w:instrText xml:space="preserve"> PAGEREF _Toc227873534 \h </w:instrText>
             </w:r>
             <w:r>
               <w:rPr>
@@ -6885,7 +6975,7 @@
                 <w:noProof/>
                 <w:webHidden/>
               </w:rPr>
-              <w:t>65</w:t>
+              <w:t>66</w:t>
             </w:r>
             <w:r>
               <w:rPr>
@@ -6910,7 +7000,7 @@
               <w:lang w:eastAsia="es-ES"/>
             </w:rPr>
           </w:pPr>
-          <w:hyperlink w:anchor="_Toc227284648" w:history="1">
+          <w:hyperlink w:anchor="_Toc227873535" w:history="1">
             <w:r>
               <w:rPr>
                 <w:rStyle w:val="Hipervnculo"/>
@@ -6955,7 +7045,7 @@
                 <w:noProof/>
                 <w:webHidden/>
               </w:rPr>
-              <w:instrText xml:space="preserve"> PAGEREF _Toc227284648 \h </w:instrText>
+              <w:instrText xml:space="preserve"> PAGEREF _Toc227873535 \h </w:instrText>
             </w:r>
             <w:r>
               <w:rPr>
@@ -6975,7 +7065,7 @@
                 <w:noProof/>
                 <w:webHidden/>
               </w:rPr>
-              <w:t>67</w:t>
+              <w:t>68</w:t>
             </w:r>
             <w:r>
               <w:rPr>
@@ -7000,7 +7090,7 @@
               <w:lang w:eastAsia="es-ES"/>
             </w:rPr>
           </w:pPr>
-          <w:hyperlink w:anchor="_Toc227284649" w:history="1">
+          <w:hyperlink w:anchor="_Toc227873536" w:history="1">
             <w:r>
               <w:rPr>
                 <w:rStyle w:val="Hipervnculo"/>
@@ -7045,7 +7135,7 @@
                 <w:noProof/>
                 <w:webHidden/>
               </w:rPr>
-              <w:instrText xml:space="preserve"> PAGEREF _Toc227284649 \h </w:instrText>
+              <w:instrText xml:space="preserve"> PAGEREF _Toc227873536 \h </w:instrText>
             </w:r>
             <w:r>
               <w:rPr>
@@ -7065,7 +7155,7 @@
                 <w:noProof/>
                 <w:webHidden/>
               </w:rPr>
-              <w:t>70</w:t>
+              <w:t>71</w:t>
             </w:r>
             <w:r>
               <w:rPr>
@@ -7090,13 +7180,13 @@
               <w:lang w:eastAsia="es-ES"/>
             </w:rPr>
           </w:pPr>
-          <w:hyperlink w:anchor="_Toc227284650" w:history="1">
+          <w:hyperlink w:anchor="_Toc227873537" w:history="1">
             <w:r>
               <w:rPr>
                 <w:rStyle w:val="Hipervnculo"/>
                 <w:noProof/>
               </w:rPr>
-              <w:t>15.</w:t>
+              <w:t>16.</w:t>
             </w:r>
             <w:r>
               <w:rPr>
@@ -7112,6 +7202,94 @@
                 <w:rStyle w:val="Hipervnculo"/>
                 <w:noProof/>
               </w:rPr>
+              <w:t>CONCLUSIONES</w:t>
+            </w:r>
+            <w:r>
+              <w:rPr>
+                <w:noProof/>
+                <w:webHidden/>
+              </w:rPr>
+              <w:tab/>
+            </w:r>
+            <w:r>
+              <w:rPr>
+                <w:noProof/>
+                <w:webHidden/>
+              </w:rPr>
+              <w:fldChar w:fldCharType="begin"/>
+            </w:r>
+            <w:r>
+              <w:rPr>
+                <w:noProof/>
+                <w:webHidden/>
+              </w:rPr>
+              <w:instrText xml:space="preserve"> PAGEREF _Toc227873537 \h </w:instrText>
+            </w:r>
+            <w:r>
+              <w:rPr>
+                <w:noProof/>
+                <w:webHidden/>
+              </w:rPr>
+            </w:r>
+            <w:r>
+              <w:rPr>
+                <w:noProof/>
+                <w:webHidden/>
+              </w:rPr>
+              <w:fldChar w:fldCharType="separate"/>
+            </w:r>
+            <w:r>
+              <w:rPr>
+                <w:noProof/>
+                <w:webHidden/>
+              </w:rPr>
+              <w:t>74</w:t>
+            </w:r>
+            <w:r>
+              <w:rPr>
+                <w:noProof/>
+                <w:webHidden/>
+              </w:rPr>
+              <w:fldChar w:fldCharType="end"/>
+            </w:r>
+          </w:hyperlink>
+        </w:p>
+        <w:p>
+          <w:pPr>
+            <w:pStyle w:val="TDC1"/>
+            <w:tabs>
+              <w:tab w:val="left" w:pos="660"/>
+              <w:tab w:val="right" w:leader="dot" w:pos="9016"/>
+            </w:tabs>
+            <w:rPr>
+              <w:rFonts w:asciiTheme="minorHAnsi" w:eastAsiaTheme="minorEastAsia" w:hAnsiTheme="minorHAnsi" w:cstheme="minorBidi"/>
+              <w:noProof/>
+              <w:sz w:val="22"/>
+              <w:lang w:eastAsia="es-ES"/>
+            </w:rPr>
+          </w:pPr>
+          <w:hyperlink w:anchor="_Toc227873538" w:history="1">
+            <w:r>
+              <w:rPr>
+                <w:rStyle w:val="Hipervnculo"/>
+                <w:noProof/>
+              </w:rPr>
+              <w:t>17.</w:t>
+            </w:r>
+            <w:r>
+              <w:rPr>
+                <w:rFonts w:asciiTheme="minorHAnsi" w:eastAsiaTheme="minorEastAsia" w:hAnsiTheme="minorHAnsi" w:cstheme="minorBidi"/>
+                <w:noProof/>
+                <w:sz w:val="22"/>
+                <w:lang w:eastAsia="es-ES"/>
+              </w:rPr>
+              <w:tab/>
+            </w:r>
+            <w:r>
+              <w:rPr>
+                <w:rStyle w:val="Hipervnculo"/>
+                <w:noProof/>
+              </w:rPr>
               <w:t>ANEXOS</w:t>
             </w:r>
             <w:r>
@@ -7133,7 +7311,7 @@
                 <w:noProof/>
                 <w:webHidden/>
               </w:rPr>
-              <w:instrText xml:space="preserve"> PAGEREF _Toc227284650 \h </w:instrText>
+              <w:instrText xml:space="preserve"> PAGEREF _Toc227873538 \h </w:instrText>
             </w:r>
             <w:r>
               <w:rPr>
@@ -7153,7 +7331,7 @@
                 <w:noProof/>
                 <w:webHidden/>
               </w:rPr>
-              <w:t>73</w:t>
+              <w:t>74</w:t>
             </w:r>
             <w:r>
               <w:rPr>
@@ -7213,23 +7391,14 @@
           <w:noProof/>
         </w:rPr>
       </w:pPr>
-      <w:r>
-        <w:rPr>
-          <w:b/>
-          <w:bCs/>
-          <w:noProof/>
-        </w:rPr>
-        <w:br w:type="page"/>
-      </w:r>
     </w:p>
     <w:p>
       <w:pPr>
         <w:pStyle w:val="Ttulo1"/>
       </w:pPr>
       <w:bookmarkStart w:id="0" w:name="_Toc225111238"/>
-      <w:bookmarkStart w:id="1" w:name="_Toc227284576"/>
-      <w:r>
-        <w:lastRenderedPageBreak/>
+      <w:bookmarkStart w:id="1" w:name="_Toc227873462"/>
+      <w:r>
         <w:t>INTRODUCCIÓN</w:t>
       </w:r>
       <w:bookmarkEnd w:id="0"/>
@@ -7311,572 +7480,6 @@
       <w:r>
         <w:t xml:space="preserve"> y el mapa de flujo de procesos que guiarán la implementación del ecosistema digital integrado en las fases posteriores.</w:t>
       </w:r>
-    </w:p>
-    <w:p/>
-    <w:p/>
-    <w:p/>
-    <w:p/>
-    <w:p/>
-    <w:p/>
-    <w:p>
-      <w:bookmarkStart w:id="2" w:name="_GoBack"/>
-      <w:bookmarkEnd w:id="2"/>
-    </w:p>
-    <w:p/>
-    <w:p/>
-    <w:p/>
-    <w:p/>
-    <w:p/>
-    <w:p/>
-    <w:p/>
-    <w:p/>
-    <w:p/>
-    <w:p>
-      <w:pPr>
-        <w:pStyle w:val="Ttulo1"/>
-      </w:pPr>
-      <w:bookmarkStart w:id="3" w:name="_Toc225111239"/>
-      <w:bookmarkStart w:id="4" w:name="_Toc227284577"/>
-      <w:r>
-        <w:lastRenderedPageBreak/>
-        <w:t>OBJETIVOS DEL INFORME</w:t>
-      </w:r>
-      <w:bookmarkEnd w:id="3"/>
-      <w:bookmarkEnd w:id="4"/>
-    </w:p>
-    <w:p/>
-    <w:p>
-      <w:pPr>
-        <w:pStyle w:val="Ttulo2"/>
-      </w:pPr>
-      <w:bookmarkStart w:id="5" w:name="_Toc225111240"/>
-      <w:bookmarkStart w:id="6" w:name="_Toc227284578"/>
-      <w:r>
-        <w:t>Objetivo General</w:t>
-      </w:r>
-      <w:bookmarkEnd w:id="5"/>
-      <w:bookmarkEnd w:id="6"/>
-    </w:p>
-    <w:p>
-      <w:pPr>
-        <w:rPr>
-          <w:lang w:val="es-GT"/>
-        </w:rPr>
-      </w:pPr>
-      <w:r>
-        <w:rPr>
-          <w:lang w:val="es-GT"/>
-        </w:rPr>
-        <w:t xml:space="preserve">Documentar la planificación, diseño y diagnóstico inicial del proyecto </w:t>
-      </w:r>
-      <w:proofErr w:type="spellStart"/>
-      <w:r>
-        <w:rPr>
-          <w:lang w:val="es-GT"/>
-        </w:rPr>
-        <w:t>MayaCode</w:t>
-      </w:r>
-      <w:proofErr w:type="spellEnd"/>
-      <w:r>
-        <w:rPr>
-          <w:lang w:val="es-GT"/>
-        </w:rPr>
-        <w:t xml:space="preserve"> </w:t>
-      </w:r>
-      <w:proofErr w:type="spellStart"/>
-      <w:r>
-        <w:rPr>
-          <w:lang w:val="es-GT"/>
-        </w:rPr>
-        <w:t>Electronics</w:t>
-      </w:r>
-      <w:proofErr w:type="spellEnd"/>
-      <w:r>
-        <w:rPr>
-          <w:lang w:val="es-GT"/>
-        </w:rPr>
-        <w:t>, presentando la infraestructura tecnológica, los procesos de negocio y los indicadores que permitirán evaluar el éxito de la transformación digital mediante la integración de una plataforma E-</w:t>
-      </w:r>
-      <w:proofErr w:type="spellStart"/>
-      <w:r>
-        <w:rPr>
-          <w:lang w:val="es-GT"/>
-        </w:rPr>
-        <w:t>commerce</w:t>
-      </w:r>
-      <w:proofErr w:type="spellEnd"/>
-      <w:r>
-        <w:rPr>
-          <w:lang w:val="es-GT"/>
-        </w:rPr>
-        <w:t xml:space="preserve"> con sistemas ERP y CRM.</w:t>
-      </w:r>
-    </w:p>
-    <w:p/>
-    <w:p>
-      <w:pPr>
-        <w:pStyle w:val="Ttulo2"/>
-      </w:pPr>
-      <w:bookmarkStart w:id="7" w:name="_Toc225111241"/>
-      <w:bookmarkStart w:id="8" w:name="_Toc227284579"/>
-      <w:r>
-        <w:t>Objetivos Específicos</w:t>
-      </w:r>
-      <w:bookmarkEnd w:id="7"/>
-      <w:bookmarkEnd w:id="8"/>
-    </w:p>
-    <w:p>
-      <w:pPr>
-        <w:numPr>
-          <w:ilvl w:val="0"/>
-          <w:numId w:val="2"/>
-        </w:numPr>
-        <w:rPr>
-          <w:lang w:val="es-GT"/>
-        </w:rPr>
-      </w:pPr>
-      <w:r>
-        <w:rPr>
-          <w:lang w:val="es-GT"/>
-        </w:rPr>
-        <w:t xml:space="preserve">Identificar y justificar la selección de las herramientas ERP y CRM que serán utilizadas en la implementación del ecosistema digital de </w:t>
-      </w:r>
-      <w:proofErr w:type="spellStart"/>
-      <w:r>
-        <w:rPr>
-          <w:lang w:val="es-GT"/>
-        </w:rPr>
-        <w:t>MayaCode</w:t>
-      </w:r>
-      <w:proofErr w:type="spellEnd"/>
-      <w:r>
-        <w:rPr>
-          <w:lang w:val="es-GT"/>
-        </w:rPr>
-        <w:t xml:space="preserve"> </w:t>
-      </w:r>
-      <w:proofErr w:type="spellStart"/>
-      <w:r>
-        <w:rPr>
-          <w:lang w:val="es-GT"/>
-        </w:rPr>
-        <w:t>Electronics</w:t>
-      </w:r>
-      <w:proofErr w:type="spellEnd"/>
-      <w:r>
-        <w:rPr>
-          <w:lang w:val="es-GT"/>
-        </w:rPr>
-        <w:t>.</w:t>
-      </w:r>
-    </w:p>
-    <w:p>
-      <w:pPr>
-        <w:numPr>
-          <w:ilvl w:val="0"/>
-          <w:numId w:val="2"/>
-        </w:numPr>
-        <w:rPr>
-          <w:lang w:val="es-GT"/>
-        </w:rPr>
-      </w:pPr>
-      <w:r>
-        <w:rPr>
-          <w:lang w:val="es-GT"/>
-        </w:rPr>
-        <w:t>Definir los beneficiarios directos e indirectos del proyecto, así como el impacto esperado en cada uno de ellos.</w:t>
-      </w:r>
-    </w:p>
-    <w:p>
-      <w:pPr>
-        <w:numPr>
-          <w:ilvl w:val="0"/>
-          <w:numId w:val="2"/>
-        </w:numPr>
-        <w:rPr>
-          <w:lang w:val="es-GT"/>
-        </w:rPr>
-      </w:pPr>
-      <w:r>
-        <w:rPr>
-          <w:lang w:val="es-GT"/>
-        </w:rPr>
-        <w:t>Establecer la infraestructura de software y hardware necesaria, incluyendo una estimación de costos pre-operativos realista.</w:t>
-      </w:r>
-    </w:p>
-    <w:p>
-      <w:pPr>
-        <w:numPr>
-          <w:ilvl w:val="0"/>
-          <w:numId w:val="2"/>
-        </w:numPr>
-        <w:rPr>
-          <w:lang w:val="es-GT"/>
-        </w:rPr>
-      </w:pPr>
-      <w:r>
-        <w:rPr>
-          <w:lang w:val="es-GT"/>
-        </w:rPr>
-        <w:t>Documentar los procedimientos de instalación del ERP y CRM seleccionados mediante manuales técnicos con evidencia visual.</w:t>
-      </w:r>
-    </w:p>
-    <w:p>
-      <w:pPr>
-        <w:numPr>
-          <w:ilvl w:val="0"/>
-          <w:numId w:val="2"/>
-        </w:numPr>
-        <w:rPr>
-          <w:lang w:val="es-GT"/>
-        </w:rPr>
-      </w:pPr>
-      <w:r>
-        <w:rPr>
-          <w:lang w:val="es-GT"/>
-        </w:rPr>
-        <w:t>Diseñar el mapa de flujo de procesos que represente el ciclo completo de compra, integrando la experiencia del cliente con la gestión interna.</w:t>
-      </w:r>
-    </w:p>
-    <w:p>
-      <w:pPr>
-        <w:numPr>
-          <w:ilvl w:val="0"/>
-          <w:numId w:val="2"/>
-        </w:numPr>
-        <w:rPr>
-          <w:lang w:val="es-GT"/>
-        </w:rPr>
-      </w:pPr>
-      <w:r>
-        <w:rPr>
-          <w:lang w:val="es-GT"/>
-        </w:rPr>
-        <w:t xml:space="preserve">Definir los </w:t>
-      </w:r>
-      <w:proofErr w:type="spellStart"/>
-      <w:r>
-        <w:rPr>
-          <w:lang w:val="es-GT"/>
-        </w:rPr>
-        <w:t>KPIs</w:t>
-      </w:r>
-      <w:proofErr w:type="spellEnd"/>
-      <w:r>
-        <w:rPr>
-          <w:lang w:val="es-GT"/>
-        </w:rPr>
-        <w:t xml:space="preserve"> iniciales que permitirán medir el desempeño del negocio en sus procesos críticos.</w:t>
-      </w:r>
-    </w:p>
-    <w:p>
-      <w:pPr>
-        <w:numPr>
-          <w:ilvl w:val="0"/>
-          <w:numId w:val="2"/>
-        </w:numPr>
-        <w:rPr>
-          <w:lang w:val="es-GT"/>
-        </w:rPr>
-      </w:pPr>
-      <w:r>
-        <w:rPr>
-          <w:lang w:val="es-GT"/>
-        </w:rPr>
-        <w:t>Establecer los métodos y mecanismos para la medición de logros y resultados del proyecto.</w:t>
-      </w:r>
-    </w:p>
-    <w:p>
-      <w:pPr>
-        <w:rPr>
-          <w:lang w:val="es-GT"/>
-        </w:rPr>
-      </w:pPr>
-    </w:p>
-    <w:p>
-      <w:pPr>
-        <w:rPr>
-          <w:lang w:val="es-GT"/>
-        </w:rPr>
-      </w:pPr>
-    </w:p>
-    <w:p>
-      <w:pPr>
-        <w:rPr>
-          <w:lang w:val="es-GT"/>
-        </w:rPr>
-      </w:pPr>
-    </w:p>
-    <w:p>
-      <w:pPr>
-        <w:rPr>
-          <w:lang w:val="es-GT"/>
-        </w:rPr>
-      </w:pPr>
-    </w:p>
-    <w:p>
-      <w:pPr>
-        <w:rPr>
-          <w:lang w:val="es-GT"/>
-        </w:rPr>
-      </w:pPr>
-    </w:p>
-    <w:p>
-      <w:pPr>
-        <w:rPr>
-          <w:lang w:val="es-GT"/>
-        </w:rPr>
-      </w:pPr>
-    </w:p>
-    <w:p/>
-    <w:p/>
-    <w:p/>
-    <w:p>
-      <w:pPr>
-        <w:pStyle w:val="Ttulo1"/>
-      </w:pPr>
-      <w:bookmarkStart w:id="9" w:name="_Toc225111242"/>
-      <w:bookmarkStart w:id="10" w:name="_Toc227284580"/>
-      <w:r>
-        <w:lastRenderedPageBreak/>
-        <w:t>ALCANCES</w:t>
-      </w:r>
-      <w:bookmarkEnd w:id="9"/>
-      <w:bookmarkEnd w:id="10"/>
-    </w:p>
-    <w:p>
-      <w:pPr>
-        <w:rPr>
-          <w:lang w:val="es-GT"/>
-        </w:rPr>
-      </w:pPr>
-    </w:p>
-    <w:p>
-      <w:pPr>
-        <w:numPr>
-          <w:ilvl w:val="0"/>
-          <w:numId w:val="3"/>
-        </w:numPr>
-        <w:rPr>
-          <w:lang w:val="es-GT"/>
-        </w:rPr>
-      </w:pPr>
-      <w:r>
-        <w:rPr>
-          <w:lang w:val="es-GT"/>
-        </w:rPr>
-        <w:t>Diagnóstico de la situación actual y justificación del proyecto.</w:t>
-      </w:r>
-    </w:p>
-    <w:p>
-      <w:pPr>
-        <w:numPr>
-          <w:ilvl w:val="0"/>
-          <w:numId w:val="3"/>
-        </w:numPr>
-        <w:rPr>
-          <w:lang w:val="es-GT"/>
-        </w:rPr>
-      </w:pPr>
-      <w:r>
-        <w:rPr>
-          <w:lang w:val="es-GT"/>
-        </w:rPr>
-        <w:t>Selección, comparación y justificación del ERP (</w:t>
-      </w:r>
-      <w:proofErr w:type="spellStart"/>
-      <w:r>
-        <w:rPr>
-          <w:lang w:val="es-GT"/>
-        </w:rPr>
-        <w:t>Odoo</w:t>
-      </w:r>
-      <w:proofErr w:type="spellEnd"/>
-      <w:r>
-        <w:rPr>
-          <w:lang w:val="es-GT"/>
-        </w:rPr>
-        <w:t>) y CRM (</w:t>
-      </w:r>
-      <w:proofErr w:type="spellStart"/>
-      <w:r>
-        <w:rPr>
-          <w:lang w:val="es-GT"/>
-        </w:rPr>
-        <w:t>Odoo</w:t>
-      </w:r>
-      <w:proofErr w:type="spellEnd"/>
-      <w:r>
-        <w:rPr>
-          <w:lang w:val="es-GT"/>
-        </w:rPr>
-        <w:t xml:space="preserve"> CRM) a utilizar.</w:t>
-      </w:r>
-    </w:p>
-    <w:p>
-      <w:pPr>
-        <w:numPr>
-          <w:ilvl w:val="0"/>
-          <w:numId w:val="3"/>
-        </w:numPr>
-        <w:rPr>
-          <w:lang w:val="es-GT"/>
-        </w:rPr>
-      </w:pPr>
-      <w:r>
-        <w:rPr>
-          <w:lang w:val="es-GT"/>
-        </w:rPr>
-        <w:t>Documentación de la instalación completa de ambos sistemas.</w:t>
-      </w:r>
-    </w:p>
-    <w:p>
-      <w:pPr>
-        <w:numPr>
-          <w:ilvl w:val="0"/>
-          <w:numId w:val="3"/>
-        </w:numPr>
-        <w:rPr>
-          <w:lang w:val="es-GT"/>
-        </w:rPr>
-      </w:pPr>
-      <w:r>
-        <w:rPr>
-          <w:lang w:val="es-GT"/>
-        </w:rPr>
-        <w:t>Diseño del mapa de flujo de procesos del ciclo de compra</w:t>
-      </w:r>
-      <w:r>
-        <w:rPr>
-          <w:lang w:val="es-GT"/>
-        </w:rPr>
-        <w:t>.</w:t>
-      </w:r>
-    </w:p>
-    <w:p>
-      <w:pPr>
-        <w:numPr>
-          <w:ilvl w:val="0"/>
-          <w:numId w:val="3"/>
-        </w:numPr>
-        <w:rPr>
-          <w:lang w:val="es-GT"/>
-        </w:rPr>
-      </w:pPr>
-      <w:r>
-        <w:rPr>
-          <w:lang w:val="es-GT"/>
-        </w:rPr>
-        <w:t xml:space="preserve">Definición de 5 </w:t>
-      </w:r>
-      <w:proofErr w:type="spellStart"/>
-      <w:r>
-        <w:rPr>
-          <w:lang w:val="es-GT"/>
-        </w:rPr>
-        <w:t>KPIs</w:t>
-      </w:r>
-      <w:proofErr w:type="spellEnd"/>
-      <w:r>
-        <w:rPr>
-          <w:lang w:val="es-GT"/>
-        </w:rPr>
-        <w:t xml:space="preserve"> iniciales alineados a los procesos críticos.</w:t>
-      </w:r>
-    </w:p>
-    <w:p>
-      <w:pPr>
-        <w:numPr>
-          <w:ilvl w:val="0"/>
-          <w:numId w:val="3"/>
-        </w:numPr>
-        <w:rPr>
-          <w:lang w:val="es-GT"/>
-        </w:rPr>
-      </w:pPr>
-      <w:r>
-        <w:rPr>
-          <w:lang w:val="es-GT"/>
-        </w:rPr>
-        <w:t>Identificación de beneficiarios directos e indirectos.</w:t>
-      </w:r>
-    </w:p>
-    <w:p>
-      <w:pPr>
-        <w:numPr>
-          <w:ilvl w:val="0"/>
-          <w:numId w:val="3"/>
-        </w:numPr>
-        <w:rPr>
-          <w:lang w:val="es-GT"/>
-        </w:rPr>
-      </w:pPr>
-      <w:r>
-        <w:rPr>
-          <w:lang w:val="es-GT"/>
-        </w:rPr>
-        <w:t>Estimación de infraestructura y presupuesto.</w:t>
-      </w:r>
-    </w:p>
-    <w:p>
-      <w:pPr>
-        <w:numPr>
-          <w:ilvl w:val="0"/>
-          <w:numId w:val="3"/>
-        </w:numPr>
-        <w:rPr>
-          <w:lang w:val="es-GT"/>
-        </w:rPr>
-      </w:pPr>
-      <w:r>
-        <w:rPr>
-          <w:lang w:val="es-GT"/>
-        </w:rPr>
-        <w:t>Definición de mecanismos de medición de logros y resultados.</w:t>
-      </w:r>
-    </w:p>
-    <w:p>
-      <w:pPr>
-        <w:rPr>
-          <w:lang w:val="es-GT"/>
-        </w:rPr>
-      </w:pPr>
-    </w:p>
-    <w:p>
-      <w:pPr>
-        <w:rPr>
-          <w:lang w:val="es-GT"/>
-        </w:rPr>
-      </w:pPr>
-    </w:p>
-    <w:p>
-      <w:pPr>
-        <w:ind w:firstLine="360"/>
-      </w:pPr>
-    </w:p>
-    <w:p>
-      <w:pPr>
-        <w:rPr>
-          <w:b/>
-          <w:sz w:val="32"/>
-        </w:rPr>
-      </w:pPr>
-    </w:p>
-    <w:p>
-      <w:pPr>
-        <w:rPr>
-          <w:b/>
-          <w:sz w:val="32"/>
-        </w:rPr>
-      </w:pPr>
-    </w:p>
-    <w:p>
-      <w:pPr>
-        <w:rPr>
-          <w:b/>
-          <w:sz w:val="32"/>
-        </w:rPr>
-      </w:pPr>
     </w:p>
     <w:p/>
     <w:p/>
@@ -7888,6 +7491,571 @@
     <w:p/>
     <w:p/>
     <w:p/>
+    <w:p/>
+    <w:p/>
+    <w:p/>
+    <w:p/>
+    <w:p/>
+    <w:p/>
+    <w:p>
+      <w:pPr>
+        <w:pStyle w:val="Ttulo1"/>
+      </w:pPr>
+      <w:bookmarkStart w:id="2" w:name="_Toc225111239"/>
+      <w:bookmarkStart w:id="3" w:name="_Toc227873463"/>
+      <w:r>
+        <w:t>OBJETIVOS DEL INFORME</w:t>
+      </w:r>
+      <w:bookmarkEnd w:id="2"/>
+      <w:bookmarkEnd w:id="3"/>
+    </w:p>
+    <w:p/>
+    <w:p>
+      <w:pPr>
+        <w:pStyle w:val="Ttulo2"/>
+      </w:pPr>
+      <w:bookmarkStart w:id="4" w:name="_Toc225111240"/>
+      <w:bookmarkStart w:id="5" w:name="_Toc227873464"/>
+      <w:r>
+        <w:t>Objetivo General</w:t>
+      </w:r>
+      <w:bookmarkEnd w:id="4"/>
+      <w:bookmarkEnd w:id="5"/>
+    </w:p>
+    <w:p>
+      <w:pPr>
+        <w:rPr>
+          <w:lang w:val="es-GT"/>
+        </w:rPr>
+      </w:pPr>
+      <w:r>
+        <w:rPr>
+          <w:lang w:val="es-GT"/>
+        </w:rPr>
+        <w:t xml:space="preserve">Documentar la planificación, diseño y diagnóstico inicial del proyecto </w:t>
+      </w:r>
+      <w:proofErr w:type="spellStart"/>
+      <w:r>
+        <w:rPr>
+          <w:lang w:val="es-GT"/>
+        </w:rPr>
+        <w:t>MayaCode</w:t>
+      </w:r>
+      <w:proofErr w:type="spellEnd"/>
+      <w:r>
+        <w:rPr>
+          <w:lang w:val="es-GT"/>
+        </w:rPr>
+        <w:t xml:space="preserve"> </w:t>
+      </w:r>
+      <w:proofErr w:type="spellStart"/>
+      <w:r>
+        <w:rPr>
+          <w:lang w:val="es-GT"/>
+        </w:rPr>
+        <w:t>Electronics</w:t>
+      </w:r>
+      <w:proofErr w:type="spellEnd"/>
+      <w:r>
+        <w:rPr>
+          <w:lang w:val="es-GT"/>
+        </w:rPr>
+        <w:t>, presentando la infraestructura tecnológica, los procesos de negocio y los indicadores que permitirán evaluar el éxito de la transformación digital mediante la integración de una plataforma E-</w:t>
+      </w:r>
+      <w:proofErr w:type="spellStart"/>
+      <w:r>
+        <w:rPr>
+          <w:lang w:val="es-GT"/>
+        </w:rPr>
+        <w:t>commerce</w:t>
+      </w:r>
+      <w:proofErr w:type="spellEnd"/>
+      <w:r>
+        <w:rPr>
+          <w:lang w:val="es-GT"/>
+        </w:rPr>
+        <w:t xml:space="preserve"> con sistemas ERP y CRM.</w:t>
+      </w:r>
+    </w:p>
+    <w:p/>
+    <w:p>
+      <w:pPr>
+        <w:pStyle w:val="Ttulo2"/>
+      </w:pPr>
+      <w:bookmarkStart w:id="6" w:name="_Toc225111241"/>
+      <w:bookmarkStart w:id="7" w:name="_Toc227873465"/>
+      <w:r>
+        <w:t>Objetivos Específicos</w:t>
+      </w:r>
+      <w:bookmarkEnd w:id="6"/>
+      <w:bookmarkEnd w:id="7"/>
+    </w:p>
+    <w:p>
+      <w:pPr>
+        <w:numPr>
+          <w:ilvl w:val="0"/>
+          <w:numId w:val="2"/>
+        </w:numPr>
+        <w:rPr>
+          <w:lang w:val="es-GT"/>
+        </w:rPr>
+      </w:pPr>
+      <w:r>
+        <w:rPr>
+          <w:lang w:val="es-GT"/>
+        </w:rPr>
+        <w:t xml:space="preserve">Identificar y justificar la selección de las herramientas ERP y CRM que serán utilizadas en la implementación del ecosistema digital de </w:t>
+      </w:r>
+      <w:proofErr w:type="spellStart"/>
+      <w:r>
+        <w:rPr>
+          <w:lang w:val="es-GT"/>
+        </w:rPr>
+        <w:t>MayaCode</w:t>
+      </w:r>
+      <w:proofErr w:type="spellEnd"/>
+      <w:r>
+        <w:rPr>
+          <w:lang w:val="es-GT"/>
+        </w:rPr>
+        <w:t xml:space="preserve"> </w:t>
+      </w:r>
+      <w:proofErr w:type="spellStart"/>
+      <w:r>
+        <w:rPr>
+          <w:lang w:val="es-GT"/>
+        </w:rPr>
+        <w:t>Electronics</w:t>
+      </w:r>
+      <w:proofErr w:type="spellEnd"/>
+      <w:r>
+        <w:rPr>
+          <w:lang w:val="es-GT"/>
+        </w:rPr>
+        <w:t>.</w:t>
+      </w:r>
+    </w:p>
+    <w:p>
+      <w:pPr>
+        <w:numPr>
+          <w:ilvl w:val="0"/>
+          <w:numId w:val="2"/>
+        </w:numPr>
+        <w:rPr>
+          <w:lang w:val="es-GT"/>
+        </w:rPr>
+      </w:pPr>
+      <w:r>
+        <w:rPr>
+          <w:lang w:val="es-GT"/>
+        </w:rPr>
+        <w:t>Definir los beneficiarios directos e indirectos del proyecto, así como el impacto esperado en cada uno de ellos.</w:t>
+      </w:r>
+    </w:p>
+    <w:p>
+      <w:pPr>
+        <w:numPr>
+          <w:ilvl w:val="0"/>
+          <w:numId w:val="2"/>
+        </w:numPr>
+        <w:rPr>
+          <w:lang w:val="es-GT"/>
+        </w:rPr>
+      </w:pPr>
+      <w:r>
+        <w:rPr>
+          <w:lang w:val="es-GT"/>
+        </w:rPr>
+        <w:t>Establecer la infraestructura de software y hardware necesaria, incluyendo una estimación de costos pre-operativos realista.</w:t>
+      </w:r>
+    </w:p>
+    <w:p>
+      <w:pPr>
+        <w:numPr>
+          <w:ilvl w:val="0"/>
+          <w:numId w:val="2"/>
+        </w:numPr>
+        <w:rPr>
+          <w:lang w:val="es-GT"/>
+        </w:rPr>
+      </w:pPr>
+      <w:r>
+        <w:rPr>
+          <w:lang w:val="es-GT"/>
+        </w:rPr>
+        <w:t>Documentar los procedimientos de instalación del ERP y CRM seleccionados mediante manuales técnicos con evidencia visual.</w:t>
+      </w:r>
+    </w:p>
+    <w:p>
+      <w:pPr>
+        <w:numPr>
+          <w:ilvl w:val="0"/>
+          <w:numId w:val="2"/>
+        </w:numPr>
+        <w:rPr>
+          <w:lang w:val="es-GT"/>
+        </w:rPr>
+      </w:pPr>
+      <w:r>
+        <w:rPr>
+          <w:lang w:val="es-GT"/>
+        </w:rPr>
+        <w:t>Diseñar el mapa de flujo de procesos que represente el ciclo completo de compra, integrando la experiencia del cliente con la gestión interna.</w:t>
+      </w:r>
+    </w:p>
+    <w:p>
+      <w:pPr>
+        <w:numPr>
+          <w:ilvl w:val="0"/>
+          <w:numId w:val="2"/>
+        </w:numPr>
+        <w:rPr>
+          <w:lang w:val="es-GT"/>
+        </w:rPr>
+      </w:pPr>
+      <w:r>
+        <w:rPr>
+          <w:lang w:val="es-GT"/>
+        </w:rPr>
+        <w:t xml:space="preserve">Definir los </w:t>
+      </w:r>
+      <w:proofErr w:type="spellStart"/>
+      <w:r>
+        <w:rPr>
+          <w:lang w:val="es-GT"/>
+        </w:rPr>
+        <w:t>KPIs</w:t>
+      </w:r>
+      <w:proofErr w:type="spellEnd"/>
+      <w:r>
+        <w:rPr>
+          <w:lang w:val="es-GT"/>
+        </w:rPr>
+        <w:t xml:space="preserve"> iniciales que permitirán medir el desempeño del negocio en sus procesos críticos.</w:t>
+      </w:r>
+    </w:p>
+    <w:p>
+      <w:pPr>
+        <w:numPr>
+          <w:ilvl w:val="0"/>
+          <w:numId w:val="2"/>
+        </w:numPr>
+        <w:rPr>
+          <w:lang w:val="es-GT"/>
+        </w:rPr>
+      </w:pPr>
+      <w:r>
+        <w:rPr>
+          <w:lang w:val="es-GT"/>
+        </w:rPr>
+        <w:t>Establecer los métodos y mecanismos para la medición de logros y resultados del proyecto.</w:t>
+      </w:r>
+    </w:p>
+    <w:p>
+      <w:pPr>
+        <w:rPr>
+          <w:lang w:val="es-GT"/>
+        </w:rPr>
+      </w:pPr>
+    </w:p>
+    <w:p>
+      <w:pPr>
+        <w:rPr>
+          <w:lang w:val="es-GT"/>
+        </w:rPr>
+      </w:pPr>
+    </w:p>
+    <w:p>
+      <w:pPr>
+        <w:rPr>
+          <w:lang w:val="es-GT"/>
+        </w:rPr>
+      </w:pPr>
+    </w:p>
+    <w:p>
+      <w:pPr>
+        <w:rPr>
+          <w:lang w:val="es-GT"/>
+        </w:rPr>
+      </w:pPr>
+    </w:p>
+    <w:p>
+      <w:pPr>
+        <w:rPr>
+          <w:lang w:val="es-GT"/>
+        </w:rPr>
+      </w:pPr>
+    </w:p>
+    <w:p>
+      <w:pPr>
+        <w:rPr>
+          <w:lang w:val="es-GT"/>
+        </w:rPr>
+      </w:pPr>
+    </w:p>
+    <w:p/>
+    <w:p/>
+    <w:p/>
+    <w:p>
+      <w:pPr>
+        <w:pStyle w:val="Ttulo1"/>
+      </w:pPr>
+      <w:bookmarkStart w:id="8" w:name="_Toc225111242"/>
+      <w:bookmarkStart w:id="9" w:name="_Toc227873466"/>
+      <w:r>
+        <w:t>ALCANCES</w:t>
+      </w:r>
+      <w:bookmarkEnd w:id="8"/>
+      <w:bookmarkEnd w:id="9"/>
+    </w:p>
+    <w:p>
+      <w:pPr>
+        <w:rPr>
+          <w:lang w:val="es-GT"/>
+        </w:rPr>
+      </w:pPr>
+    </w:p>
+    <w:p>
+      <w:pPr>
+        <w:numPr>
+          <w:ilvl w:val="0"/>
+          <w:numId w:val="3"/>
+        </w:numPr>
+        <w:rPr>
+          <w:lang w:val="es-GT"/>
+        </w:rPr>
+      </w:pPr>
+      <w:r>
+        <w:rPr>
+          <w:lang w:val="es-GT"/>
+        </w:rPr>
+        <w:t>Diagnóstico de la situación actual y justificación del proyecto.</w:t>
+      </w:r>
+    </w:p>
+    <w:p>
+      <w:pPr>
+        <w:numPr>
+          <w:ilvl w:val="0"/>
+          <w:numId w:val="3"/>
+        </w:numPr>
+        <w:rPr>
+          <w:lang w:val="es-GT"/>
+        </w:rPr>
+      </w:pPr>
+      <w:r>
+        <w:rPr>
+          <w:lang w:val="es-GT"/>
+        </w:rPr>
+        <w:t>Selección, comparación y justificación del ERP (</w:t>
+      </w:r>
+      <w:proofErr w:type="spellStart"/>
+      <w:r>
+        <w:rPr>
+          <w:lang w:val="es-GT"/>
+        </w:rPr>
+        <w:t>Odoo</w:t>
+      </w:r>
+      <w:proofErr w:type="spellEnd"/>
+      <w:r>
+        <w:rPr>
+          <w:lang w:val="es-GT"/>
+        </w:rPr>
+        <w:t>) y CRM (</w:t>
+      </w:r>
+      <w:proofErr w:type="spellStart"/>
+      <w:r>
+        <w:rPr>
+          <w:lang w:val="es-GT"/>
+        </w:rPr>
+        <w:t>Odoo</w:t>
+      </w:r>
+      <w:proofErr w:type="spellEnd"/>
+      <w:r>
+        <w:rPr>
+          <w:lang w:val="es-GT"/>
+        </w:rPr>
+        <w:t xml:space="preserve"> CRM) a utilizar.</w:t>
+      </w:r>
+    </w:p>
+    <w:p>
+      <w:pPr>
+        <w:numPr>
+          <w:ilvl w:val="0"/>
+          <w:numId w:val="3"/>
+        </w:numPr>
+        <w:rPr>
+          <w:lang w:val="es-GT"/>
+        </w:rPr>
+      </w:pPr>
+      <w:r>
+        <w:rPr>
+          <w:lang w:val="es-GT"/>
+        </w:rPr>
+        <w:t>Documentación de la instalación completa de ambos sistemas.</w:t>
+      </w:r>
+    </w:p>
+    <w:p>
+      <w:pPr>
+        <w:numPr>
+          <w:ilvl w:val="0"/>
+          <w:numId w:val="3"/>
+        </w:numPr>
+        <w:rPr>
+          <w:lang w:val="es-GT"/>
+        </w:rPr>
+      </w:pPr>
+      <w:r>
+        <w:rPr>
+          <w:lang w:val="es-GT"/>
+        </w:rPr>
+        <w:t>Diseño del mapa de flujo de procesos del ciclo de compra</w:t>
+      </w:r>
+      <w:r>
+        <w:rPr>
+          <w:lang w:val="es-GT"/>
+        </w:rPr>
+        <w:t>.</w:t>
+      </w:r>
+    </w:p>
+    <w:p>
+      <w:pPr>
+        <w:numPr>
+          <w:ilvl w:val="0"/>
+          <w:numId w:val="3"/>
+        </w:numPr>
+        <w:rPr>
+          <w:lang w:val="es-GT"/>
+        </w:rPr>
+      </w:pPr>
+      <w:r>
+        <w:rPr>
+          <w:lang w:val="es-GT"/>
+        </w:rPr>
+        <w:t xml:space="preserve">Definición de 5 </w:t>
+      </w:r>
+      <w:proofErr w:type="spellStart"/>
+      <w:r>
+        <w:rPr>
+          <w:lang w:val="es-GT"/>
+        </w:rPr>
+        <w:t>KPIs</w:t>
+      </w:r>
+      <w:proofErr w:type="spellEnd"/>
+      <w:r>
+        <w:rPr>
+          <w:lang w:val="es-GT"/>
+        </w:rPr>
+        <w:t xml:space="preserve"> iniciales alineados a los procesos críticos.</w:t>
+      </w:r>
+    </w:p>
+    <w:p>
+      <w:pPr>
+        <w:numPr>
+          <w:ilvl w:val="0"/>
+          <w:numId w:val="3"/>
+        </w:numPr>
+        <w:rPr>
+          <w:lang w:val="es-GT"/>
+        </w:rPr>
+      </w:pPr>
+      <w:r>
+        <w:rPr>
+          <w:lang w:val="es-GT"/>
+        </w:rPr>
+        <w:t>Identificación de beneficiarios directos e indirectos.</w:t>
+      </w:r>
+    </w:p>
+    <w:p>
+      <w:pPr>
+        <w:numPr>
+          <w:ilvl w:val="0"/>
+          <w:numId w:val="3"/>
+        </w:numPr>
+        <w:rPr>
+          <w:lang w:val="es-GT"/>
+        </w:rPr>
+      </w:pPr>
+      <w:r>
+        <w:rPr>
+          <w:lang w:val="es-GT"/>
+        </w:rPr>
+        <w:t>Estimación de infraestructura y presupuesto.</w:t>
+      </w:r>
+    </w:p>
+    <w:p>
+      <w:pPr>
+        <w:numPr>
+          <w:ilvl w:val="0"/>
+          <w:numId w:val="3"/>
+        </w:numPr>
+        <w:rPr>
+          <w:lang w:val="es-GT"/>
+        </w:rPr>
+      </w:pPr>
+      <w:r>
+        <w:rPr>
+          <w:lang w:val="es-GT"/>
+        </w:rPr>
+        <w:t>Definición de mecanismos de medición de logros y resultados.</w:t>
+      </w:r>
+    </w:p>
+    <w:p>
+      <w:pPr>
+        <w:rPr>
+          <w:lang w:val="es-GT"/>
+        </w:rPr>
+      </w:pPr>
+    </w:p>
+    <w:p>
+      <w:pPr>
+        <w:rPr>
+          <w:lang w:val="es-GT"/>
+        </w:rPr>
+      </w:pPr>
+    </w:p>
+    <w:p>
+      <w:pPr>
+        <w:ind w:firstLine="360"/>
+      </w:pPr>
+    </w:p>
+    <w:p>
+      <w:pPr>
+        <w:rPr>
+          <w:b/>
+          <w:sz w:val="32"/>
+        </w:rPr>
+      </w:pPr>
+    </w:p>
+    <w:p>
+      <w:pPr>
+        <w:rPr>
+          <w:b/>
+          <w:sz w:val="32"/>
+        </w:rPr>
+      </w:pPr>
+    </w:p>
+    <w:p>
+      <w:pPr>
+        <w:rPr>
+          <w:b/>
+          <w:sz w:val="32"/>
+        </w:rPr>
+      </w:pPr>
+    </w:p>
+    <w:p/>
+    <w:p/>
+    <w:p/>
+    <w:p/>
+    <w:p/>
+    <w:p/>
+    <w:p/>
+    <w:p>
+      <w:pPr>
+        <w:ind w:left="708" w:hanging="708"/>
+      </w:pPr>
+    </w:p>
+    <w:p/>
+    <w:p/>
     <w:p>
       <w:pPr>
         <w:spacing w:after="160" w:line="259" w:lineRule="auto"/>
@@ -7901,8 +8069,8 @@
       <w:pPr>
         <w:pStyle w:val="Ttulo1"/>
       </w:pPr>
-      <w:bookmarkStart w:id="11" w:name="_Toc225111243"/>
-      <w:bookmarkStart w:id="12" w:name="_Toc227284581"/>
+      <w:bookmarkStart w:id="10" w:name="_Toc225111243"/>
+      <w:bookmarkStart w:id="11" w:name="_Toc227873467"/>
       <w:r>
         <w:lastRenderedPageBreak/>
         <w:t>OBJETIVOS</w:t>
@@ -7910,8 +8078,8 @@
       <w:r>
         <w:t xml:space="preserve"> SMART</w:t>
       </w:r>
+      <w:bookmarkEnd w:id="10"/>
       <w:bookmarkEnd w:id="11"/>
-      <w:bookmarkEnd w:id="12"/>
     </w:p>
     <w:p>
       <w:pPr>
@@ -8365,8 +8533,13 @@
             <w:pPr>
               <w:pStyle w:val="Prrafodelista"/>
             </w:pPr>
-            <w:r>
-              <w:t xml:space="preserve">venta online, inventario actualizado, </w:t>
+            <w:proofErr w:type="gramStart"/>
+            <w:r>
+              <w:t>venta</w:t>
+            </w:r>
+            <w:proofErr w:type="gramEnd"/>
+            <w:r>
+              <w:t xml:space="preserve"> online, inventario actualizado, </w:t>
             </w:r>
             <w:r>
               <w:t>cliente registrado en CRM.</w:t>
@@ -8744,7 +8917,7 @@
       <w:pPr>
         <w:pStyle w:val="Ttulo2"/>
       </w:pPr>
-      <w:bookmarkStart w:id="13" w:name="_Toc227284582"/>
+      <w:bookmarkStart w:id="12" w:name="_Toc227873468"/>
       <w:r>
         <w:lastRenderedPageBreak/>
         <w:t xml:space="preserve">Objetivos Establecidos </w:t>
@@ -8755,7 +8928,7 @@
       <w:r>
         <w:t xml:space="preserve"> Reales del Proyecto</w:t>
       </w:r>
-      <w:bookmarkEnd w:id="13"/>
+      <w:bookmarkEnd w:id="12"/>
       <w:r>
         <w:t xml:space="preserve"> </w:t>
       </w:r>
@@ -8923,8 +9096,13 @@
             <w:pPr>
               <w:jc w:val="center"/>
             </w:pPr>
-            <w:r>
-              <w:t xml:space="preserve">sobre </w:t>
+            <w:proofErr w:type="gramStart"/>
+            <w:r>
+              <w:t>sobre</w:t>
+            </w:r>
+            <w:proofErr w:type="gramEnd"/>
+            <w:r>
+              <w:t xml:space="preserve"> </w:t>
             </w:r>
             <w:proofErr w:type="spellStart"/>
             <w:r>
@@ -9318,12 +9496,12 @@
       <w:pPr>
         <w:pStyle w:val="Ttulo2"/>
       </w:pPr>
-      <w:bookmarkStart w:id="14" w:name="_Toc227284583"/>
+      <w:bookmarkStart w:id="13" w:name="_Toc227873469"/>
       <w:r>
         <w:lastRenderedPageBreak/>
         <w:t>Justificación De Los Objetivos</w:t>
       </w:r>
-      <w:bookmarkEnd w:id="14"/>
+      <w:bookmarkEnd w:id="13"/>
     </w:p>
     <w:p>
       <w:r>
@@ -9512,12 +9690,12 @@
       <w:pPr>
         <w:pStyle w:val="Ttulo1"/>
       </w:pPr>
-      <w:bookmarkStart w:id="15" w:name="_Toc227284584"/>
+      <w:bookmarkStart w:id="14" w:name="_Toc227873470"/>
       <w:r>
         <w:lastRenderedPageBreak/>
         <w:t>CONCEPTOS IMPORTANTES</w:t>
       </w:r>
-      <w:bookmarkEnd w:id="15"/>
+      <w:bookmarkEnd w:id="14"/>
     </w:p>
     <w:p/>
     <w:p>
@@ -9549,11 +9727,11 @@
       <w:pPr>
         <w:pStyle w:val="Ttulo2"/>
       </w:pPr>
-      <w:bookmarkStart w:id="16" w:name="_Toc227284585"/>
+      <w:bookmarkStart w:id="15" w:name="_Toc227873471"/>
       <w:r>
         <w:t>Dirección Actual De La Institución</w:t>
       </w:r>
-      <w:bookmarkEnd w:id="16"/>
+      <w:bookmarkEnd w:id="15"/>
     </w:p>
     <w:p>
       <w:r>
@@ -9695,12 +9873,12 @@
       <w:pPr>
         <w:pStyle w:val="Ttulo2"/>
       </w:pPr>
-      <w:bookmarkStart w:id="17" w:name="_Toc227284586"/>
+      <w:bookmarkStart w:id="16" w:name="_Toc227873472"/>
       <w:r>
         <w:lastRenderedPageBreak/>
         <w:t>Dirección Que La Partición Obtendrá</w:t>
       </w:r>
-      <w:bookmarkEnd w:id="17"/>
+      <w:bookmarkEnd w:id="16"/>
     </w:p>
     <w:p>
       <w:r>
@@ -9994,12 +10172,12 @@
       <w:pPr>
         <w:pStyle w:val="Ttulo2"/>
       </w:pPr>
-      <w:bookmarkStart w:id="18" w:name="_Toc227284587"/>
+      <w:bookmarkStart w:id="17" w:name="_Toc227873473"/>
       <w:r>
         <w:lastRenderedPageBreak/>
         <w:t>Diagrama de Dirección de la Empresa</w:t>
       </w:r>
-      <w:bookmarkEnd w:id="18"/>
+      <w:bookmarkEnd w:id="17"/>
     </w:p>
     <w:p>
       <w:pPr>
@@ -10064,60 +10242,60 @@
       <w:pPr>
         <w:pStyle w:val="Ttulo1"/>
       </w:pPr>
-      <w:bookmarkStart w:id="19" w:name="_Toc227284588"/>
+      <w:bookmarkStart w:id="18" w:name="_Toc227873474"/>
       <w:r>
         <w:lastRenderedPageBreak/>
         <w:t>PLANEACIÓN</w:t>
       </w:r>
+      <w:bookmarkEnd w:id="18"/>
+    </w:p>
+    <w:p>
+      <w:r>
+        <w:t xml:space="preserve">La planeación de </w:t>
+      </w:r>
+      <w:proofErr w:type="spellStart"/>
+      <w:r>
+        <w:t>MayaCode</w:t>
+      </w:r>
+      <w:proofErr w:type="spellEnd"/>
+      <w:r>
+        <w:t xml:space="preserve"> </w:t>
+      </w:r>
+      <w:proofErr w:type="spellStart"/>
+      <w:r>
+        <w:t>Electronics</w:t>
+      </w:r>
+      <w:proofErr w:type="spellEnd"/>
+      <w:r>
+        <w:t xml:space="preserve"> se estructura como un sistema multinivel de toma de decisiones que articula la visión estratégica de largo plazo con las acciones operativas concretas de cada fase. Esta sección desarrolla los tipos de planes aplicados al proyecto, los marcos de análisis estratégico (SWOT, VUCA, Diamante de </w:t>
+      </w:r>
+      <w:proofErr w:type="spellStart"/>
+      <w:r>
+        <w:t>Porter</w:t>
+      </w:r>
+      <w:proofErr w:type="spellEnd"/>
+      <w:r>
+        <w:t>) y su relación directa con la implementación de la plataforma E-</w:t>
+      </w:r>
+      <w:proofErr w:type="spellStart"/>
+      <w:r>
+        <w:t>commerce</w:t>
+      </w:r>
+      <w:proofErr w:type="spellEnd"/>
+      <w:r>
+        <w:t xml:space="preserve"> integrada con ERP y CRM.</w:t>
+      </w:r>
+    </w:p>
+    <w:p/>
+    <w:p>
+      <w:pPr>
+        <w:pStyle w:val="Ttulo2"/>
+      </w:pPr>
+      <w:bookmarkStart w:id="19" w:name="_Toc227873475"/>
+      <w:r>
+        <w:t>Definición De Planes</w:t>
+      </w:r>
       <w:bookmarkEnd w:id="19"/>
-    </w:p>
-    <w:p>
-      <w:r>
-        <w:t xml:space="preserve">La planeación de </w:t>
-      </w:r>
-      <w:proofErr w:type="spellStart"/>
-      <w:r>
-        <w:t>MayaCode</w:t>
-      </w:r>
-      <w:proofErr w:type="spellEnd"/>
-      <w:r>
-        <w:t xml:space="preserve"> </w:t>
-      </w:r>
-      <w:proofErr w:type="spellStart"/>
-      <w:r>
-        <w:t>Electronics</w:t>
-      </w:r>
-      <w:proofErr w:type="spellEnd"/>
-      <w:r>
-        <w:t xml:space="preserve"> se estructura como un sistema multinivel de toma de decisiones que articula la visión estratégica de largo plazo con las acciones operativas concretas de cada fase. Esta sección desarrolla los tipos de planes aplicados al proyecto, los marcos de análisis estratégico (SWOT, VUCA, Diamante de </w:t>
-      </w:r>
-      <w:proofErr w:type="spellStart"/>
-      <w:r>
-        <w:t>Porter</w:t>
-      </w:r>
-      <w:proofErr w:type="spellEnd"/>
-      <w:r>
-        <w:t>) y su relación directa con la implementación de la plataforma E-</w:t>
-      </w:r>
-      <w:proofErr w:type="spellStart"/>
-      <w:r>
-        <w:t>commerce</w:t>
-      </w:r>
-      <w:proofErr w:type="spellEnd"/>
-      <w:r>
-        <w:t xml:space="preserve"> integrada con ERP y CRM.</w:t>
-      </w:r>
-    </w:p>
-    <w:p/>
-    <w:p>
-      <w:pPr>
-        <w:pStyle w:val="Ttulo2"/>
-      </w:pPr>
-      <w:bookmarkStart w:id="20" w:name="_Toc227284589"/>
-      <w:r>
-        <w:t>Definición De Planes</w:t>
-      </w:r>
-      <w:bookmarkEnd w:id="20"/>
     </w:p>
     <w:p>
       <w:r>
@@ -10653,11 +10831,11 @@
       <w:pPr>
         <w:pStyle w:val="Ttulo2"/>
       </w:pPr>
-      <w:bookmarkStart w:id="21" w:name="_Toc227284590"/>
+      <w:bookmarkStart w:id="20" w:name="_Toc227873476"/>
       <w:r>
         <w:t>Análisis SWOT</w:t>
       </w:r>
-      <w:bookmarkEnd w:id="21"/>
+      <w:bookmarkEnd w:id="20"/>
     </w:p>
     <w:p>
       <w:r>
@@ -11317,12 +11495,12 @@
       <w:pPr>
         <w:pStyle w:val="Ttulo3"/>
       </w:pPr>
-      <w:bookmarkStart w:id="22" w:name="_Toc227284591"/>
+      <w:bookmarkStart w:id="21" w:name="_Toc227873477"/>
       <w:r>
         <w:lastRenderedPageBreak/>
         <w:t>Estrategias Derivadas Del Análisis SWOT</w:t>
       </w:r>
-      <w:bookmarkEnd w:id="22"/>
+      <w:bookmarkEnd w:id="21"/>
     </w:p>
     <w:p>
       <w:pPr>
@@ -11413,11 +11591,11 @@
       <w:pPr>
         <w:pStyle w:val="Ttulo2"/>
       </w:pPr>
-      <w:bookmarkStart w:id="23" w:name="_Toc227284592"/>
+      <w:bookmarkStart w:id="22" w:name="_Toc227873478"/>
       <w:r>
         <w:t>Framework VUCA</w:t>
       </w:r>
-      <w:bookmarkEnd w:id="23"/>
+      <w:bookmarkEnd w:id="22"/>
     </w:p>
     <w:p>
       <w:r>
@@ -11897,11 +12075,11 @@
           <w:numId w:val="40"/>
         </w:numPr>
       </w:pPr>
-      <w:bookmarkStart w:id="24" w:name="_Toc227284593"/>
+      <w:bookmarkStart w:id="23" w:name="_Toc227873479"/>
       <w:r>
         <w:t>Mapa Mental de Framework VUCA</w:t>
       </w:r>
-      <w:bookmarkEnd w:id="24"/>
+      <w:bookmarkEnd w:id="23"/>
     </w:p>
     <w:p>
       <w:pPr>
@@ -11967,38 +12145,38 @@
         <w:pStyle w:val="Ttulo1"/>
         <w:jc w:val="both"/>
       </w:pPr>
-      <w:bookmarkStart w:id="25" w:name="_Toc225111245"/>
-      <w:bookmarkStart w:id="26" w:name="_Toc227284594"/>
+      <w:bookmarkStart w:id="24" w:name="_Toc225111245"/>
+      <w:bookmarkStart w:id="25" w:name="_Toc227873480"/>
       <w:r>
         <w:lastRenderedPageBreak/>
         <w:t>POSTULACIÓN DEL PROYECTO</w:t>
       </w:r>
+      <w:bookmarkEnd w:id="24"/>
       <w:bookmarkEnd w:id="25"/>
+    </w:p>
+    <w:p>
+      <w:pPr>
+        <w:pStyle w:val="Ttulo2"/>
+      </w:pPr>
+      <w:bookmarkStart w:id="26" w:name="_Toc225111246"/>
+      <w:bookmarkStart w:id="27" w:name="_Toc227873481"/>
+      <w:r>
+        <w:t>Identificación del Proyecto</w:t>
+      </w:r>
       <w:bookmarkEnd w:id="26"/>
-    </w:p>
-    <w:p>
-      <w:pPr>
-        <w:pStyle w:val="Ttulo2"/>
-      </w:pPr>
-      <w:bookmarkStart w:id="27" w:name="_Toc225111246"/>
-      <w:bookmarkStart w:id="28" w:name="_Toc227284595"/>
-      <w:r>
-        <w:t>Identificación del Proyecto</w:t>
-      </w:r>
       <w:bookmarkEnd w:id="27"/>
+    </w:p>
+    <w:p>
+      <w:pPr>
+        <w:pStyle w:val="Ttulo3"/>
+      </w:pPr>
+      <w:bookmarkStart w:id="28" w:name="_Toc225111247"/>
+      <w:bookmarkStart w:id="29" w:name="_Toc227873482"/>
+      <w:r>
+        <w:t>Nombre y Descripción del Proyecto</w:t>
+      </w:r>
       <w:bookmarkEnd w:id="28"/>
-    </w:p>
-    <w:p>
-      <w:pPr>
-        <w:pStyle w:val="Ttulo3"/>
-      </w:pPr>
-      <w:bookmarkStart w:id="29" w:name="_Toc225111247"/>
-      <w:bookmarkStart w:id="30" w:name="_Toc227284596"/>
-      <w:r>
-        <w:t>Nombre y Descripción del Proyecto</w:t>
-      </w:r>
       <w:bookmarkEnd w:id="29"/>
-      <w:bookmarkEnd w:id="30"/>
     </w:p>
     <w:p>
       <w:pPr>
@@ -12609,13 +12787,13 @@
       <w:pPr>
         <w:pStyle w:val="Ttulo3"/>
       </w:pPr>
-      <w:bookmarkStart w:id="31" w:name="_Toc225111248"/>
-      <w:bookmarkStart w:id="32" w:name="_Toc227284597"/>
+      <w:bookmarkStart w:id="30" w:name="_Toc225111248"/>
+      <w:bookmarkStart w:id="31" w:name="_Toc227873483"/>
       <w:r>
         <w:t>Alcance del Proyecto</w:t>
       </w:r>
+      <w:bookmarkEnd w:id="30"/>
       <w:bookmarkEnd w:id="31"/>
-      <w:bookmarkEnd w:id="32"/>
     </w:p>
     <w:p>
       <w:pPr>
@@ -13626,16 +13804,16 @@
           <w:lang w:val="es-GT" w:eastAsia="es-GT"/>
         </w:rPr>
       </w:pPr>
-      <w:bookmarkStart w:id="33" w:name="_Toc225111249"/>
-      <w:bookmarkStart w:id="34" w:name="_Toc227284598"/>
+      <w:bookmarkStart w:id="32" w:name="_Toc225111249"/>
+      <w:bookmarkStart w:id="33" w:name="_Toc227873484"/>
       <w:r>
         <w:rPr>
           <w:lang w:val="es-GT" w:eastAsia="es-GT"/>
         </w:rPr>
         <w:t>Sector de Implementación</w:t>
       </w:r>
+      <w:bookmarkEnd w:id="32"/>
       <w:bookmarkEnd w:id="33"/>
-      <w:bookmarkEnd w:id="34"/>
     </w:p>
     <w:p>
       <w:pPr>
@@ -13864,16 +14042,16 @@
           <w:lang w:val="es-GT"/>
         </w:rPr>
       </w:pPr>
-      <w:bookmarkStart w:id="35" w:name="_Toc225111250"/>
-      <w:bookmarkStart w:id="36" w:name="_Toc227284599"/>
+      <w:bookmarkStart w:id="34" w:name="_Toc225111250"/>
+      <w:bookmarkStart w:id="35" w:name="_Toc227873485"/>
       <w:r>
         <w:rPr>
           <w:lang w:val="es-GT"/>
         </w:rPr>
         <w:t>¿Qué se busca lograr?</w:t>
       </w:r>
+      <w:bookmarkEnd w:id="34"/>
       <w:bookmarkEnd w:id="35"/>
-      <w:bookmarkEnd w:id="36"/>
     </w:p>
     <w:p>
       <w:pPr>
@@ -14236,16 +14414,16 @@
           <w:lang w:val="es-GT"/>
         </w:rPr>
       </w:pPr>
-      <w:bookmarkStart w:id="37" w:name="_Toc225111251"/>
-      <w:bookmarkStart w:id="38" w:name="_Toc227284600"/>
+      <w:bookmarkStart w:id="36" w:name="_Toc225111251"/>
+      <w:bookmarkStart w:id="37" w:name="_Toc227873486"/>
       <w:r>
         <w:rPr>
           <w:lang w:val="es-GT"/>
         </w:rPr>
         <w:t>¿Por qué se impulsa el proyecto?</w:t>
       </w:r>
+      <w:bookmarkEnd w:id="36"/>
       <w:bookmarkEnd w:id="37"/>
-      <w:bookmarkEnd w:id="38"/>
     </w:p>
     <w:p>
       <w:pPr>
@@ -14727,8 +14905,8 @@
           <w:lang w:val="es-GT"/>
         </w:rPr>
       </w:pPr>
-      <w:bookmarkStart w:id="39" w:name="_Toc225111252"/>
-      <w:bookmarkStart w:id="40" w:name="_Toc227284601"/>
+      <w:bookmarkStart w:id="38" w:name="_Toc225111252"/>
+      <w:bookmarkStart w:id="39" w:name="_Toc227873487"/>
       <w:r>
         <w:rPr>
           <w:lang w:val="es-GT"/>
@@ -14736,8 +14914,8 @@
         <w:lastRenderedPageBreak/>
         <w:t>¿Qué resultados se esperan obtener?</w:t>
       </w:r>
+      <w:bookmarkEnd w:id="38"/>
       <w:bookmarkEnd w:id="39"/>
-      <w:bookmarkEnd w:id="40"/>
     </w:p>
     <w:p>
       <w:pPr>
@@ -15333,14 +15511,14 @@
       <w:pPr>
         <w:pStyle w:val="Ttulo2"/>
       </w:pPr>
-      <w:bookmarkStart w:id="41" w:name="_Toc225111253"/>
-      <w:bookmarkStart w:id="42" w:name="_Toc227284602"/>
+      <w:bookmarkStart w:id="40" w:name="_Toc225111253"/>
+      <w:bookmarkStart w:id="41" w:name="_Toc227873488"/>
       <w:r>
         <w:lastRenderedPageBreak/>
         <w:t>Características del Proyecto</w:t>
       </w:r>
+      <w:bookmarkEnd w:id="40"/>
       <w:bookmarkEnd w:id="41"/>
-      <w:bookmarkEnd w:id="42"/>
     </w:p>
     <w:p>
       <w:pPr>
@@ -15350,13 +15528,13 @@
           <w:numId w:val="21"/>
         </w:numPr>
       </w:pPr>
-      <w:bookmarkStart w:id="43" w:name="_Toc225111254"/>
-      <w:bookmarkStart w:id="44" w:name="_Toc227284603"/>
+      <w:bookmarkStart w:id="42" w:name="_Toc225111254"/>
+      <w:bookmarkStart w:id="43" w:name="_Toc227873489"/>
       <w:r>
         <w:t>Canales a Utilizar para la Venta en Línea</w:t>
       </w:r>
+      <w:bookmarkEnd w:id="42"/>
       <w:bookmarkEnd w:id="43"/>
-      <w:bookmarkEnd w:id="44"/>
     </w:p>
     <w:p>
       <w:pPr>
@@ -15872,14 +16050,14 @@
           <w:lang w:val="es-GT"/>
         </w:rPr>
       </w:pPr>
-      <w:bookmarkStart w:id="45" w:name="_Toc227284604"/>
+      <w:bookmarkStart w:id="44" w:name="_Toc227873490"/>
       <w:r>
         <w:rPr>
           <w:lang w:val="es-GT"/>
         </w:rPr>
         <w:t>Diagrama de Red Radial</w:t>
       </w:r>
-      <w:bookmarkEnd w:id="45"/>
+      <w:bookmarkEnd w:id="44"/>
     </w:p>
     <w:p>
       <w:pPr>
@@ -15950,8 +16128,8 @@
           <w:lang w:val="es-GT"/>
         </w:rPr>
       </w:pPr>
-      <w:bookmarkStart w:id="46" w:name="_Toc225111255"/>
-      <w:bookmarkStart w:id="47" w:name="_Toc227284605"/>
+      <w:bookmarkStart w:id="45" w:name="_Toc225111255"/>
+      <w:bookmarkStart w:id="46" w:name="_Toc227873491"/>
       <w:r>
         <w:rPr>
           <w:lang w:val="es-GT"/>
@@ -15959,8 +16137,8 @@
         <w:lastRenderedPageBreak/>
         <w:t>Estrategia de Marketing Digital</w:t>
       </w:r>
+      <w:bookmarkEnd w:id="45"/>
       <w:bookmarkEnd w:id="46"/>
-      <w:bookmarkEnd w:id="47"/>
     </w:p>
     <w:p>
       <w:pPr>
@@ -17121,16 +17299,16 @@
           <w:lang w:val="es-GT"/>
         </w:rPr>
       </w:pPr>
-      <w:bookmarkStart w:id="48" w:name="_Toc225111256"/>
-      <w:bookmarkStart w:id="49" w:name="_Toc227284606"/>
+      <w:bookmarkStart w:id="47" w:name="_Toc225111256"/>
+      <w:bookmarkStart w:id="48" w:name="_Toc227873492"/>
       <w:r>
         <w:rPr>
           <w:lang w:val="es-GT"/>
         </w:rPr>
         <w:t>Métodos Previstos para el Cobro y la Entrega</w:t>
       </w:r>
+      <w:bookmarkEnd w:id="47"/>
       <w:bookmarkEnd w:id="48"/>
-      <w:bookmarkEnd w:id="49"/>
     </w:p>
     <w:p>
       <w:pPr>
@@ -18488,8 +18666,8 @@
           <w:lang w:val="es-GT"/>
         </w:rPr>
       </w:pPr>
-      <w:bookmarkStart w:id="50" w:name="_Toc225111257"/>
-      <w:bookmarkStart w:id="51" w:name="_Toc227284607"/>
+      <w:bookmarkStart w:id="49" w:name="_Toc225111257"/>
+      <w:bookmarkStart w:id="50" w:name="_Toc227873493"/>
       <w:r>
         <w:rPr>
           <w:lang w:val="es-GT"/>
@@ -18497,8 +18675,8 @@
         <w:lastRenderedPageBreak/>
         <w:t>Principales Competidores</w:t>
       </w:r>
+      <w:bookmarkEnd w:id="49"/>
       <w:bookmarkEnd w:id="50"/>
-      <w:bookmarkEnd w:id="51"/>
     </w:p>
     <w:p>
       <w:pPr>
@@ -19983,8 +20161,8 @@
           <w:lang w:val="es-GT"/>
         </w:rPr>
       </w:pPr>
-      <w:bookmarkStart w:id="52" w:name="_Toc225111258"/>
-      <w:bookmarkStart w:id="53" w:name="_Toc227284608"/>
+      <w:bookmarkStart w:id="51" w:name="_Toc225111258"/>
+      <w:bookmarkStart w:id="52" w:name="_Toc227873494"/>
       <w:r>
         <w:rPr>
           <w:lang w:val="es-GT"/>
@@ -20004,8 +20182,8 @@
         </w:rPr>
         <w:t>de productos</w:t>
       </w:r>
+      <w:bookmarkEnd w:id="51"/>
       <w:bookmarkEnd w:id="52"/>
-      <w:bookmarkEnd w:id="53"/>
     </w:p>
     <w:p>
       <w:pPr>
@@ -20929,7 +21107,25 @@
                 <w:szCs w:val="24"/>
                 <w:lang w:val="es-GT"/>
               </w:rPr>
-              <w:t xml:space="preserve">Módulo controlador de motores paso a paso con ajuste de </w:t>
+              <w:t xml:space="preserve">Módulo controlador de motores </w:t>
+            </w:r>
+            <w:proofErr w:type="gramStart"/>
+            <w:r>
+              <w:rPr>
+                <w:rFonts w:eastAsia="Times New Roman"/>
+                <w:szCs w:val="24"/>
+                <w:lang w:val="es-GT"/>
+              </w:rPr>
+              <w:t>paso</w:t>
+            </w:r>
+            <w:proofErr w:type="gramEnd"/>
+            <w:r>
+              <w:rPr>
+                <w:rFonts w:eastAsia="Times New Roman"/>
+                <w:szCs w:val="24"/>
+                <w:lang w:val="es-GT"/>
+              </w:rPr>
+              <w:t xml:space="preserve"> a paso con ajuste de </w:t>
             </w:r>
             <w:proofErr w:type="spellStart"/>
             <w:r>
@@ -27906,8 +28102,8 @@
           <w:lang w:val="es-GT"/>
         </w:rPr>
       </w:pPr>
-      <w:bookmarkStart w:id="54" w:name="_Toc225111260"/>
-      <w:bookmarkStart w:id="55" w:name="_Toc227284609"/>
+      <w:bookmarkStart w:id="53" w:name="_Toc225111260"/>
+      <w:bookmarkStart w:id="54" w:name="_Toc227873495"/>
       <w:r>
         <w:rPr>
           <w:lang w:val="es-GT"/>
@@ -27915,8 +28111,8 @@
         <w:lastRenderedPageBreak/>
         <w:t>Diagrama de Gantt</w:t>
       </w:r>
+      <w:bookmarkEnd w:id="53"/>
       <w:bookmarkEnd w:id="54"/>
-      <w:bookmarkEnd w:id="55"/>
     </w:p>
     <w:p>
       <w:pPr>
@@ -28010,32 +28206,32 @@
       <w:pPr>
         <w:pStyle w:val="Ttulo1"/>
       </w:pPr>
-      <w:bookmarkStart w:id="56" w:name="_Toc225111261"/>
-      <w:bookmarkStart w:id="57" w:name="_Toc227284610"/>
+      <w:bookmarkStart w:id="55" w:name="_Toc225111261"/>
+      <w:bookmarkStart w:id="56" w:name="_Toc227873496"/>
       <w:r>
         <w:lastRenderedPageBreak/>
         <w:t>BENEFICIARIOS DIRECTOS E INDIRECTOS</w:t>
       </w:r>
+      <w:bookmarkEnd w:id="55"/>
       <w:bookmarkEnd w:id="56"/>
+    </w:p>
+    <w:p>
+      <w:pPr>
+        <w:pStyle w:val="Ttulo2"/>
+        <w:rPr>
+          <w:lang w:val="es-GT"/>
+        </w:rPr>
+      </w:pPr>
+      <w:bookmarkStart w:id="57" w:name="_Toc225111262"/>
+      <w:bookmarkStart w:id="58" w:name="_Toc227873497"/>
+      <w:r>
+        <w:rPr>
+          <w:lang w:val="es-GT"/>
+        </w:rPr>
+        <w:t>Beneficiarios Directos e Indirectos</w:t>
+      </w:r>
       <w:bookmarkEnd w:id="57"/>
-    </w:p>
-    <w:p>
-      <w:pPr>
-        <w:pStyle w:val="Ttulo2"/>
-        <w:rPr>
-          <w:lang w:val="es-GT"/>
-        </w:rPr>
-      </w:pPr>
-      <w:bookmarkStart w:id="58" w:name="_Toc225111262"/>
-      <w:bookmarkStart w:id="59" w:name="_Toc227284611"/>
-      <w:r>
-        <w:rPr>
-          <w:lang w:val="es-GT"/>
-        </w:rPr>
-        <w:t>Beneficiarios Directos e Indirectos</w:t>
-      </w:r>
       <w:bookmarkEnd w:id="58"/>
-      <w:bookmarkEnd w:id="59"/>
     </w:p>
     <w:p>
       <w:pPr>
@@ -28048,16 +28244,16 @@
           <w:lang w:val="es-GT"/>
         </w:rPr>
       </w:pPr>
-      <w:bookmarkStart w:id="60" w:name="_Toc225111263"/>
-      <w:bookmarkStart w:id="61" w:name="_Toc227284612"/>
+      <w:bookmarkStart w:id="59" w:name="_Toc225111263"/>
+      <w:bookmarkStart w:id="60" w:name="_Toc227873498"/>
       <w:r>
         <w:rPr>
           <w:lang w:val="es-GT"/>
         </w:rPr>
         <w:t>Beneficiarios Directos</w:t>
       </w:r>
+      <w:bookmarkEnd w:id="59"/>
       <w:bookmarkEnd w:id="60"/>
-      <w:bookmarkEnd w:id="61"/>
     </w:p>
     <w:tbl>
       <w:tblPr>
@@ -28562,8 +28758,8 @@
           <w:lang w:val="es-GT"/>
         </w:rPr>
       </w:pPr>
-      <w:bookmarkStart w:id="62" w:name="_Toc225111264"/>
-      <w:bookmarkStart w:id="63" w:name="_Toc227284613"/>
+      <w:bookmarkStart w:id="61" w:name="_Toc225111264"/>
+      <w:bookmarkStart w:id="62" w:name="_Toc227873499"/>
       <w:r>
         <w:rPr>
           <w:lang w:val="es-GT"/>
@@ -28571,8 +28767,8 @@
         <w:lastRenderedPageBreak/>
         <w:t>Beneficiarios Indirectos</w:t>
       </w:r>
+      <w:bookmarkEnd w:id="61"/>
       <w:bookmarkEnd w:id="62"/>
-      <w:bookmarkEnd w:id="63"/>
     </w:p>
     <w:tbl>
       <w:tblPr>
@@ -29103,8 +29299,8 @@
       <w:pPr>
         <w:pStyle w:val="Ttulo1"/>
       </w:pPr>
-      <w:bookmarkStart w:id="64" w:name="_Toc225111265"/>
-      <w:bookmarkStart w:id="65" w:name="_Toc227284614"/>
+      <w:bookmarkStart w:id="63" w:name="_Toc225111265"/>
+      <w:bookmarkStart w:id="64" w:name="_Toc227873500"/>
       <w:r>
         <w:lastRenderedPageBreak/>
         <w:t>A</w:t>
@@ -29115,53 +29311,53 @@
       <w:r>
         <w:t>Y PRESUPUESTO DEL PROYECTO</w:t>
       </w:r>
+      <w:bookmarkEnd w:id="63"/>
       <w:bookmarkEnd w:id="64"/>
+    </w:p>
+    <w:p>
+      <w:r>
+        <w:t xml:space="preserve">De acuerdo con los requerimientos técnicos establecidos, los cuales solicitan la infraestructura e instalación tanto de un sistema ERP como de un sistema CRM, se ha tomado la decisión estratégica de utilizar </w:t>
+      </w:r>
+      <w:proofErr w:type="spellStart"/>
+      <w:r>
+        <w:t>Odoo</w:t>
+      </w:r>
+      <w:proofErr w:type="spellEnd"/>
+      <w:r>
+        <w:t xml:space="preserve"> 19 </w:t>
+      </w:r>
+      <w:proofErr w:type="spellStart"/>
+      <w:r>
+        <w:t>Community</w:t>
+      </w:r>
+      <w:proofErr w:type="spellEnd"/>
+      <w:r>
+        <w:t xml:space="preserve"> como una solución integral "Todo en Uno".</w:t>
+      </w:r>
+    </w:p>
+    <w:p>
+      <w:r>
+        <w:t>Por lo tanto, la infraestructura de hardware, los costos de inversión, los manuales de instalación y las justificaciones técnicas presentadas en las siguientes secciones aplican y cubren simultáneamente el 100% de los requerimientos exigidos para la plataforma ERP y para la plataforma CRM, garantizando así la integración nativa y la fluidez de los datos sin necesidad de conectores externos.</w:t>
+      </w:r>
+    </w:p>
+    <w:p/>
+    <w:p>
+      <w:pPr>
+        <w:pStyle w:val="Ttulo2"/>
+        <w:rPr>
+          <w:lang w:val="es-GT"/>
+        </w:rPr>
+      </w:pPr>
+      <w:bookmarkStart w:id="65" w:name="_Toc225111266"/>
+      <w:bookmarkStart w:id="66" w:name="_Toc227873501"/>
+      <w:r>
+        <w:rPr>
+          <w:lang w:val="es-GT"/>
+        </w:rPr>
+        <w:t>Componentes Físicos y Tecnológicos</w:t>
+      </w:r>
       <w:bookmarkEnd w:id="65"/>
-    </w:p>
-    <w:p>
-      <w:r>
-        <w:t xml:space="preserve">De acuerdo con los requerimientos técnicos establecidos, los cuales solicitan la infraestructura e instalación tanto de un sistema ERP como de un sistema CRM, se ha tomado la decisión estratégica de utilizar </w:t>
-      </w:r>
-      <w:proofErr w:type="spellStart"/>
-      <w:r>
-        <w:t>Odoo</w:t>
-      </w:r>
-      <w:proofErr w:type="spellEnd"/>
-      <w:r>
-        <w:t xml:space="preserve"> 19 </w:t>
-      </w:r>
-      <w:proofErr w:type="spellStart"/>
-      <w:r>
-        <w:t>Community</w:t>
-      </w:r>
-      <w:proofErr w:type="spellEnd"/>
-      <w:r>
-        <w:t xml:space="preserve"> como una solución integral "Todo en Uno".</w:t>
-      </w:r>
-    </w:p>
-    <w:p>
-      <w:r>
-        <w:t>Por lo tanto, la infraestructura de hardware, los costos de inversión, los manuales de instalación y las justificaciones técnicas presentadas en las siguientes secciones aplican y cubren simultáneamente el 100% de los requerimientos exigidos para la plataforma ERP y para la plataforma CRM, garantizando así la integración nativa y la fluidez de los datos sin necesidad de conectores externos.</w:t>
-      </w:r>
-    </w:p>
-    <w:p/>
-    <w:p>
-      <w:pPr>
-        <w:pStyle w:val="Ttulo2"/>
-        <w:rPr>
-          <w:lang w:val="es-GT"/>
-        </w:rPr>
-      </w:pPr>
-      <w:bookmarkStart w:id="66" w:name="_Toc225111266"/>
-      <w:bookmarkStart w:id="67" w:name="_Toc227284615"/>
-      <w:r>
-        <w:rPr>
-          <w:lang w:val="es-GT"/>
-        </w:rPr>
-        <w:t>Componentes Físicos y Tecnológicos</w:t>
-      </w:r>
       <w:bookmarkEnd w:id="66"/>
-      <w:bookmarkEnd w:id="67"/>
     </w:p>
     <w:tbl>
       <w:tblPr>
@@ -29823,8 +30019,8 @@
           <w:lang w:val="es-GT"/>
         </w:rPr>
       </w:pPr>
+      <w:bookmarkStart w:id="67" w:name="_Toc227873502"/>
       <w:bookmarkStart w:id="68" w:name="_Toc225111267"/>
-      <w:bookmarkStart w:id="69" w:name="_Toc227284616"/>
       <w:r>
         <w:rPr>
           <w:lang w:val="es-GT"/>
@@ -29832,7 +30028,7 @@
         <w:lastRenderedPageBreak/>
         <w:t>Diagrama de Arquitectura de Infraestructura</w:t>
       </w:r>
-      <w:bookmarkEnd w:id="69"/>
+      <w:bookmarkEnd w:id="67"/>
     </w:p>
     <w:p>
       <w:pPr>
@@ -29903,7 +30099,7 @@
           <w:lang w:val="es-GT"/>
         </w:rPr>
       </w:pPr>
-      <w:bookmarkStart w:id="70" w:name="_Toc227284617"/>
+      <w:bookmarkStart w:id="69" w:name="_Toc227873503"/>
       <w:r>
         <w:rPr>
           <w:lang w:val="es-GT"/>
@@ -29912,7 +30108,7 @@
         <w:t>Herramientas de Gestión Seleccionadas — ERP y CRM</w:t>
       </w:r>
       <w:bookmarkEnd w:id="68"/>
-      <w:bookmarkEnd w:id="70"/>
+      <w:bookmarkEnd w:id="69"/>
     </w:p>
     <w:p>
       <w:pPr>
@@ -29925,8 +30121,8 @@
           <w:lang w:val="es-GT"/>
         </w:rPr>
       </w:pPr>
-      <w:bookmarkStart w:id="71" w:name="_Toc225111268"/>
-      <w:bookmarkStart w:id="72" w:name="_Toc227284618"/>
+      <w:bookmarkStart w:id="70" w:name="_Toc225111268"/>
+      <w:bookmarkStart w:id="71" w:name="_Toc227873504"/>
       <w:r>
         <w:rPr>
           <w:lang w:val="es-GT"/>
@@ -29975,8 +30171,8 @@
         </w:rPr>
         <w:t>)</w:t>
       </w:r>
+      <w:bookmarkEnd w:id="70"/>
       <w:bookmarkEnd w:id="71"/>
-      <w:bookmarkEnd w:id="72"/>
     </w:p>
     <w:p>
       <w:pPr>
@@ -30246,8 +30442,8 @@
           <w:lang w:val="es-GT"/>
         </w:rPr>
       </w:pPr>
-      <w:bookmarkStart w:id="73" w:name="_Toc225111269"/>
-      <w:bookmarkStart w:id="74" w:name="_Toc227284619"/>
+      <w:bookmarkStart w:id="72" w:name="_Toc225111269"/>
+      <w:bookmarkStart w:id="73" w:name="_Toc227873505"/>
       <w:r>
         <w:rPr>
           <w:lang w:val="es-GT"/>
@@ -30268,8 +30464,8 @@
         </w:rPr>
         <w:t xml:space="preserve"> CRM (Integrado)</w:t>
       </w:r>
+      <w:bookmarkEnd w:id="72"/>
       <w:bookmarkEnd w:id="73"/>
-      <w:bookmarkEnd w:id="74"/>
     </w:p>
     <w:p>
       <w:pPr>
@@ -30708,8 +30904,8 @@
           <w:lang w:val="es-GT"/>
         </w:rPr>
       </w:pPr>
-      <w:bookmarkStart w:id="75" w:name="_Toc225111270"/>
-      <w:bookmarkStart w:id="76" w:name="_Toc227284620"/>
+      <w:bookmarkStart w:id="74" w:name="_Toc225111270"/>
+      <w:bookmarkStart w:id="75" w:name="_Toc227873506"/>
       <w:r>
         <w:rPr>
           <w:lang w:val="es-GT"/>
@@ -30717,8 +30913,8 @@
         <w:lastRenderedPageBreak/>
         <w:t>Cuadro Comparativo de Herramientas Evaluadas</w:t>
       </w:r>
+      <w:bookmarkEnd w:id="74"/>
       <w:bookmarkEnd w:id="75"/>
-      <w:bookmarkEnd w:id="76"/>
     </w:p>
     <w:tbl>
       <w:tblPr>
@@ -32870,8 +33066,8 @@
           <w:lang w:val="es-GT"/>
         </w:rPr>
       </w:pPr>
-      <w:bookmarkStart w:id="77" w:name="_Toc225111271"/>
-      <w:bookmarkStart w:id="78" w:name="_Toc227284621"/>
+      <w:bookmarkStart w:id="76" w:name="_Toc225111271"/>
+      <w:bookmarkStart w:id="77" w:name="_Toc227873507"/>
       <w:r>
         <w:rPr>
           <w:lang w:val="es-GT"/>
@@ -32879,8 +33075,8 @@
         <w:lastRenderedPageBreak/>
         <w:t>Estimación de Costos Pre-operativos</w:t>
       </w:r>
+      <w:bookmarkEnd w:id="76"/>
       <w:bookmarkEnd w:id="77"/>
-      <w:bookmarkEnd w:id="78"/>
     </w:p>
     <w:tbl>
       <w:tblPr>
@@ -33984,7 +34180,7 @@
           <w:lang w:val="es-GT"/>
         </w:rPr>
       </w:pPr>
-      <w:bookmarkStart w:id="79" w:name="_Toc227284622"/>
+      <w:bookmarkStart w:id="78" w:name="_Toc227873508"/>
       <w:r>
         <w:rPr>
           <w:lang w:val="es-GT"/>
@@ -33992,7 +34188,7 @@
         <w:lastRenderedPageBreak/>
         <w:t>ALCANCE E INFRAESTRUCTURA DE LA PLATAFORMA</w:t>
       </w:r>
-      <w:bookmarkEnd w:id="79"/>
+      <w:bookmarkEnd w:id="78"/>
     </w:p>
     <w:p>
       <w:pPr>
@@ -34115,14 +34311,14 @@
           <w:lang w:val="es-GT"/>
         </w:rPr>
       </w:pPr>
-      <w:bookmarkStart w:id="80" w:name="_Toc227284623"/>
+      <w:bookmarkStart w:id="79" w:name="_Toc227873509"/>
       <w:r>
         <w:rPr>
           <w:lang w:val="es-GT"/>
         </w:rPr>
         <w:t>Resumen de Arquitectura</w:t>
       </w:r>
-      <w:bookmarkEnd w:id="80"/>
+      <w:bookmarkEnd w:id="79"/>
       <w:r>
         <w:rPr>
           <w:lang w:val="es-GT"/>
@@ -34316,92 +34512,92 @@
           <w:lang w:val="es-GT"/>
         </w:rPr>
       </w:pPr>
-      <w:bookmarkStart w:id="81" w:name="_Toc227284624"/>
+      <w:bookmarkStart w:id="80" w:name="_Toc227873510"/>
       <w:r>
         <w:rPr>
           <w:lang w:val="es-GT"/>
         </w:rPr>
         <w:t>Alcance de Módulos Implementados – Fase 2</w:t>
       </w:r>
+      <w:bookmarkEnd w:id="80"/>
+    </w:p>
+    <w:p>
+      <w:pPr>
+        <w:rPr>
+          <w:lang w:val="es-GT"/>
+        </w:rPr>
+      </w:pPr>
+      <w:r>
+        <w:rPr>
+          <w:lang w:val="es-GT"/>
+        </w:rPr>
+        <w:t xml:space="preserve">Durante el proyecto, se implementaron y configuraron los siguientes módulos funcionales dentro de la plataforma </w:t>
+      </w:r>
+      <w:proofErr w:type="spellStart"/>
+      <w:r>
+        <w:rPr>
+          <w:lang w:val="es-GT"/>
+        </w:rPr>
+        <w:t>Odoo</w:t>
+      </w:r>
+      <w:proofErr w:type="spellEnd"/>
+      <w:r>
+        <w:rPr>
+          <w:lang w:val="es-GT"/>
+        </w:rPr>
+        <w:t xml:space="preserve"> </w:t>
+      </w:r>
+      <w:proofErr w:type="spellStart"/>
+      <w:r>
+        <w:rPr>
+          <w:lang w:val="es-GT"/>
+        </w:rPr>
+        <w:t>Community</w:t>
+      </w:r>
+      <w:proofErr w:type="spellEnd"/>
+      <w:r>
+        <w:rPr>
+          <w:lang w:val="es-GT"/>
+        </w:rPr>
+        <w:t xml:space="preserve"> </w:t>
+      </w:r>
+      <w:proofErr w:type="spellStart"/>
+      <w:r>
+        <w:rPr>
+          <w:lang w:val="es-GT"/>
+        </w:rPr>
+        <w:t>Edition</w:t>
+      </w:r>
+      <w:proofErr w:type="spellEnd"/>
+      <w:r>
+        <w:rPr>
+          <w:lang w:val="es-GT"/>
+        </w:rPr>
+        <w:t>:</w:t>
+      </w:r>
+    </w:p>
+    <w:p>
+      <w:pPr>
+        <w:rPr>
+          <w:lang w:val="es-GT"/>
+        </w:rPr>
+      </w:pPr>
+    </w:p>
+    <w:p>
+      <w:pPr>
+        <w:pStyle w:val="Ttulo2"/>
+        <w:rPr>
+          <w:lang w:val="es-GT"/>
+        </w:rPr>
+      </w:pPr>
+      <w:bookmarkStart w:id="81" w:name="_Toc227873511"/>
+      <w:r>
+        <w:rPr>
+          <w:lang w:val="es-GT"/>
+        </w:rPr>
+        <w:t>Alcance del ERP</w:t>
+      </w:r>
       <w:bookmarkEnd w:id="81"/>
-    </w:p>
-    <w:p>
-      <w:pPr>
-        <w:rPr>
-          <w:lang w:val="es-GT"/>
-        </w:rPr>
-      </w:pPr>
-      <w:r>
-        <w:rPr>
-          <w:lang w:val="es-GT"/>
-        </w:rPr>
-        <w:t xml:space="preserve">Durante el proyecto, se implementaron y configuraron los siguientes módulos funcionales dentro de la plataforma </w:t>
-      </w:r>
-      <w:proofErr w:type="spellStart"/>
-      <w:r>
-        <w:rPr>
-          <w:lang w:val="es-GT"/>
-        </w:rPr>
-        <w:t>Odoo</w:t>
-      </w:r>
-      <w:proofErr w:type="spellEnd"/>
-      <w:r>
-        <w:rPr>
-          <w:lang w:val="es-GT"/>
-        </w:rPr>
-        <w:t xml:space="preserve"> </w:t>
-      </w:r>
-      <w:proofErr w:type="spellStart"/>
-      <w:r>
-        <w:rPr>
-          <w:lang w:val="es-GT"/>
-        </w:rPr>
-        <w:t>Community</w:t>
-      </w:r>
-      <w:proofErr w:type="spellEnd"/>
-      <w:r>
-        <w:rPr>
-          <w:lang w:val="es-GT"/>
-        </w:rPr>
-        <w:t xml:space="preserve"> </w:t>
-      </w:r>
-      <w:proofErr w:type="spellStart"/>
-      <w:r>
-        <w:rPr>
-          <w:lang w:val="es-GT"/>
-        </w:rPr>
-        <w:t>Edition</w:t>
-      </w:r>
-      <w:proofErr w:type="spellEnd"/>
-      <w:r>
-        <w:rPr>
-          <w:lang w:val="es-GT"/>
-        </w:rPr>
-        <w:t>:</w:t>
-      </w:r>
-    </w:p>
-    <w:p>
-      <w:pPr>
-        <w:rPr>
-          <w:lang w:val="es-GT"/>
-        </w:rPr>
-      </w:pPr>
-    </w:p>
-    <w:p>
-      <w:pPr>
-        <w:pStyle w:val="Ttulo2"/>
-        <w:rPr>
-          <w:lang w:val="es-GT"/>
-        </w:rPr>
-      </w:pPr>
-      <w:bookmarkStart w:id="82" w:name="_Toc227284625"/>
-      <w:r>
-        <w:rPr>
-          <w:lang w:val="es-GT"/>
-        </w:rPr>
-        <w:t>Alcance del ERP</w:t>
-      </w:r>
-      <w:bookmarkEnd w:id="82"/>
     </w:p>
     <w:p>
       <w:pPr>
@@ -34563,14 +34759,14 @@
           <w:lang w:val="es-GT"/>
         </w:rPr>
       </w:pPr>
-      <w:bookmarkStart w:id="83" w:name="_Toc227284626"/>
+      <w:bookmarkStart w:id="82" w:name="_Toc227873512"/>
       <w:r>
         <w:rPr>
           <w:lang w:val="es-GT"/>
         </w:rPr>
         <w:t>Alcance del CRM</w:t>
       </w:r>
-      <w:bookmarkEnd w:id="83"/>
+      <w:bookmarkEnd w:id="82"/>
     </w:p>
     <w:p>
       <w:pPr>
@@ -34706,14 +34902,14 @@
           <w:lang w:val="es-GT"/>
         </w:rPr>
       </w:pPr>
-      <w:bookmarkStart w:id="84" w:name="_Toc227284627"/>
+      <w:bookmarkStart w:id="83" w:name="_Toc227873513"/>
       <w:r>
         <w:rPr>
           <w:lang w:val="es-GT"/>
         </w:rPr>
         <w:t>Documentación Técnica Complementaria</w:t>
       </w:r>
-      <w:bookmarkEnd w:id="84"/>
+      <w:bookmarkEnd w:id="83"/>
     </w:p>
     <w:p>
       <w:pPr>
@@ -34927,8 +35123,8 @@
           <w:lang w:val="es-GT"/>
         </w:rPr>
       </w:pPr>
-      <w:bookmarkStart w:id="85" w:name="_Toc225111281"/>
-      <w:bookmarkStart w:id="86" w:name="_Toc227284628"/>
+      <w:bookmarkStart w:id="84" w:name="_Toc225111281"/>
+      <w:bookmarkStart w:id="85" w:name="_Toc227873514"/>
       <w:r>
         <w:rPr>
           <w:lang w:val="es-GT"/>
@@ -34936,8 +35132,8 @@
         <w:lastRenderedPageBreak/>
         <w:t>MEDICIÓN DE LOGROS Y RESULTADOS</w:t>
       </w:r>
+      <w:bookmarkEnd w:id="84"/>
       <w:bookmarkEnd w:id="85"/>
-      <w:bookmarkEnd w:id="86"/>
     </w:p>
     <w:p>
       <w:pPr>
@@ -34954,8 +35150,8 @@
           <w:lang w:val="es-GT"/>
         </w:rPr>
       </w:pPr>
-      <w:bookmarkStart w:id="87" w:name="_Toc225111282"/>
-      <w:bookmarkStart w:id="88" w:name="_Toc227284629"/>
+      <w:bookmarkStart w:id="86" w:name="_Toc225111282"/>
+      <w:bookmarkStart w:id="87" w:name="_Toc227873515"/>
       <w:r>
         <w:rPr>
           <w:bCs/>
@@ -34963,8 +35159,8 @@
         </w:rPr>
         <w:t>¿Cómo se medirán los objetivos específicos?</w:t>
       </w:r>
+      <w:bookmarkEnd w:id="86"/>
       <w:bookmarkEnd w:id="87"/>
-      <w:bookmarkEnd w:id="88"/>
     </w:p>
     <w:p>
       <w:pPr>
@@ -36475,8 +36671,8 @@
           <w:lang w:val="es-GT"/>
         </w:rPr>
       </w:pPr>
-      <w:bookmarkStart w:id="89" w:name="_Toc225111283"/>
-      <w:bookmarkStart w:id="90" w:name="_Toc227284630"/>
+      <w:bookmarkStart w:id="88" w:name="_Toc225111283"/>
+      <w:bookmarkStart w:id="89" w:name="_Toc227873516"/>
       <w:r>
         <w:rPr>
           <w:lang w:val="es-GT"/>
@@ -36484,8 +36680,8 @@
         <w:lastRenderedPageBreak/>
         <w:t>Mapa de Flujo de Procesos</w:t>
       </w:r>
+      <w:bookmarkEnd w:id="88"/>
       <w:bookmarkEnd w:id="89"/>
-      <w:bookmarkEnd w:id="90"/>
     </w:p>
     <w:p>
       <w:pPr>
@@ -36555,7 +36751,7 @@
       <w:pPr>
         <w:pStyle w:val="Ttulo2"/>
       </w:pPr>
-      <w:bookmarkStart w:id="91" w:name="_Toc227284631"/>
+      <w:bookmarkStart w:id="90" w:name="_Toc227873517"/>
       <w:proofErr w:type="spellStart"/>
       <w:r>
         <w:lastRenderedPageBreak/>
@@ -36577,7 +36773,7 @@
       <w:r>
         <w:t>Map</w:t>
       </w:r>
-      <w:bookmarkEnd w:id="91"/>
+      <w:bookmarkEnd w:id="90"/>
       <w:proofErr w:type="spellEnd"/>
     </w:p>
     <w:p>
@@ -36715,8 +36911,8 @@
           <w:lang w:val="es-GT"/>
         </w:rPr>
       </w:pPr>
-      <w:bookmarkStart w:id="92" w:name="_Toc225111284"/>
-      <w:bookmarkStart w:id="93" w:name="_Toc227284632"/>
+      <w:bookmarkStart w:id="91" w:name="_Toc225111284"/>
+      <w:bookmarkStart w:id="92" w:name="_Toc227873518"/>
       <w:r>
         <w:rPr>
           <w:lang w:val="es-GT"/>
@@ -36738,93 +36934,93 @@
         </w:rPr>
         <w:t xml:space="preserve"> Iniciales</w:t>
       </w:r>
+      <w:bookmarkEnd w:id="91"/>
       <w:bookmarkEnd w:id="92"/>
+    </w:p>
+    <w:p>
+      <w:pPr>
+        <w:spacing w:after="160" w:line="259" w:lineRule="auto"/>
+        <w:rPr>
+          <w:bCs/>
+          <w:lang w:val="es-GT"/>
+        </w:rPr>
+      </w:pPr>
+      <w:r>
+        <w:rPr>
+          <w:bCs/>
+          <w:lang w:val="es-GT"/>
+        </w:rPr>
+        <w:t xml:space="preserve">Se definen los siguientes </w:t>
+      </w:r>
+      <w:r>
+        <w:rPr>
+          <w:lang w:val="es-GT"/>
+        </w:rPr>
+        <w:t xml:space="preserve">5 </w:t>
+      </w:r>
+      <w:proofErr w:type="spellStart"/>
+      <w:r>
+        <w:rPr>
+          <w:lang w:val="es-GT"/>
+        </w:rPr>
+        <w:t>KPIs</w:t>
+      </w:r>
+      <w:proofErr w:type="spellEnd"/>
+      <w:r>
+        <w:rPr>
+          <w:bCs/>
+          <w:lang w:val="es-GT"/>
+        </w:rPr>
+        <w:t xml:space="preserve"> alineados a los procesos críticos de </w:t>
+      </w:r>
+      <w:proofErr w:type="spellStart"/>
+      <w:r>
+        <w:rPr>
+          <w:bCs/>
+          <w:lang w:val="es-GT"/>
+        </w:rPr>
+        <w:t>MayaCode</w:t>
+      </w:r>
+      <w:proofErr w:type="spellEnd"/>
+      <w:r>
+        <w:rPr>
+          <w:bCs/>
+          <w:lang w:val="es-GT"/>
+        </w:rPr>
+        <w:t xml:space="preserve"> </w:t>
+      </w:r>
+      <w:proofErr w:type="spellStart"/>
+      <w:r>
+        <w:rPr>
+          <w:bCs/>
+          <w:lang w:val="es-GT"/>
+        </w:rPr>
+        <w:t>Electronics</w:t>
+      </w:r>
+      <w:proofErr w:type="spellEnd"/>
+      <w:r>
+        <w:rPr>
+          <w:bCs/>
+          <w:lang w:val="es-GT"/>
+        </w:rPr>
+        <w:t>:</w:t>
+      </w:r>
+    </w:p>
+    <w:p>
+      <w:pPr>
+        <w:pStyle w:val="Ttulo2"/>
+        <w:rPr>
+          <w:lang w:val="es-GT"/>
+        </w:rPr>
+      </w:pPr>
+      <w:bookmarkStart w:id="93" w:name="_Toc227873519"/>
+      <w:r>
+        <w:rPr>
+          <w:lang w:val="es-GT"/>
+        </w:rPr>
+        <w:t>KPI 1 — Tasa de Conversión de Ventas</w:t>
+      </w:r>
       <w:bookmarkEnd w:id="93"/>
-    </w:p>
-    <w:p>
-      <w:pPr>
-        <w:spacing w:after="160" w:line="259" w:lineRule="auto"/>
-        <w:rPr>
-          <w:bCs/>
-          <w:lang w:val="es-GT"/>
-        </w:rPr>
-      </w:pPr>
-      <w:r>
-        <w:rPr>
-          <w:bCs/>
-          <w:lang w:val="es-GT"/>
-        </w:rPr>
-        <w:t xml:space="preserve">Se definen los siguientes </w:t>
-      </w:r>
-      <w:r>
-        <w:rPr>
-          <w:lang w:val="es-GT"/>
-        </w:rPr>
-        <w:t xml:space="preserve">5 </w:t>
-      </w:r>
-      <w:proofErr w:type="spellStart"/>
-      <w:r>
-        <w:rPr>
-          <w:lang w:val="es-GT"/>
-        </w:rPr>
-        <w:t>KPIs</w:t>
-      </w:r>
-      <w:proofErr w:type="spellEnd"/>
-      <w:r>
-        <w:rPr>
-          <w:bCs/>
-          <w:lang w:val="es-GT"/>
-        </w:rPr>
-        <w:t xml:space="preserve"> alineados a los procesos críticos de </w:t>
-      </w:r>
-      <w:proofErr w:type="spellStart"/>
-      <w:r>
-        <w:rPr>
-          <w:bCs/>
-          <w:lang w:val="es-GT"/>
-        </w:rPr>
-        <w:t>MayaCode</w:t>
-      </w:r>
-      <w:proofErr w:type="spellEnd"/>
-      <w:r>
-        <w:rPr>
-          <w:bCs/>
-          <w:lang w:val="es-GT"/>
-        </w:rPr>
-        <w:t xml:space="preserve"> </w:t>
-      </w:r>
-      <w:proofErr w:type="spellStart"/>
-      <w:r>
-        <w:rPr>
-          <w:bCs/>
-          <w:lang w:val="es-GT"/>
-        </w:rPr>
-        <w:t>Electronics</w:t>
-      </w:r>
-      <w:proofErr w:type="spellEnd"/>
-      <w:r>
-        <w:rPr>
-          <w:bCs/>
-          <w:lang w:val="es-GT"/>
-        </w:rPr>
-        <w:t>:</w:t>
-      </w:r>
-    </w:p>
-    <w:p>
-      <w:pPr>
-        <w:pStyle w:val="Ttulo2"/>
-        <w:rPr>
-          <w:lang w:val="es-GT"/>
-        </w:rPr>
-      </w:pPr>
-      <w:bookmarkStart w:id="94" w:name="_Toc227284633"/>
-      <w:r>
-        <w:rPr>
-          <w:lang w:val="es-GT"/>
-        </w:rPr>
-        <w:t>KPI 1 — Tasa de Conversión de Ventas</w:t>
-      </w:r>
-      <w:bookmarkEnd w:id="94"/>
     </w:p>
     <w:tbl>
       <w:tblPr>
@@ -36834,7 +37030,7 @@
       </w:tblPr>
       <w:tblGrid>
         <w:gridCol w:w="1430"/>
-        <w:gridCol w:w="4845"/>
+        <w:gridCol w:w="5311"/>
       </w:tblGrid>
       <w:tr>
         <w:tc>
@@ -36979,7 +37175,21 @@
                 <w:bCs/>
                 <w:lang w:val="es-GT"/>
               </w:rPr>
-              <w:t>(Pedidos confirmados / Visitantes únicos) × 100</w:t>
+              <w:t xml:space="preserve">(Pedidos confirmados / </w:t>
+            </w:r>
+            <w:r>
+              <w:rPr>
+                <w:bCs/>
+                <w:lang w:val="es-GT"/>
+              </w:rPr>
+              <w:t>Cotizaciones emitidas</w:t>
+            </w:r>
+            <w:r>
+              <w:rPr>
+                <w:bCs/>
+                <w:lang w:val="es-GT"/>
+              </w:rPr>
+              <w:t>) × 100</w:t>
             </w:r>
           </w:p>
         </w:tc>
@@ -37128,15 +37338,13 @@
               </w:rPr>
               <w:t xml:space="preserve"> Ventas + </w:t>
             </w:r>
-            <w:proofErr w:type="spellStart"/>
             <w:r>
               <w:rPr>
                 <w:bCs/>
                 <w:lang w:val="es-GT"/>
               </w:rPr>
-              <w:t>Analytics</w:t>
-            </w:r>
-            <w:proofErr w:type="spellEnd"/>
+              <w:t>BI</w:t>
+            </w:r>
           </w:p>
         </w:tc>
       </w:tr>
@@ -37212,14 +37420,14 @@
           <w:lang w:val="es-GT"/>
         </w:rPr>
       </w:pPr>
-      <w:bookmarkStart w:id="95" w:name="_Toc227284634"/>
+      <w:bookmarkStart w:id="94" w:name="_Toc227873520"/>
       <w:r>
         <w:rPr>
           <w:lang w:val="es-GT"/>
         </w:rPr>
         <w:t>KPI 2 — Valor Promedio del Pedido</w:t>
       </w:r>
-      <w:bookmarkEnd w:id="95"/>
+      <w:bookmarkEnd w:id="94"/>
     </w:p>
     <w:tbl>
       <w:tblPr>
@@ -37229,7 +37437,7 @@
       </w:tblPr>
       <w:tblGrid>
         <w:gridCol w:w="1430"/>
-        <w:gridCol w:w="3096"/>
+        <w:gridCol w:w="7248"/>
       </w:tblGrid>
       <w:tr>
         <w:tc>
@@ -37374,7 +37582,28 @@
                 <w:bCs/>
                 <w:lang w:val="es-GT"/>
               </w:rPr>
-              <w:t>Ingresos / Número de pedidos</w:t>
+              <w:t xml:space="preserve">Ingresos </w:t>
+            </w:r>
+            <w:r>
+              <w:rPr>
+                <w:bCs/>
+                <w:lang w:val="es-GT"/>
+              </w:rPr>
+              <w:t xml:space="preserve">totales de ventas confirmadas </w:t>
+            </w:r>
+            <w:r>
+              <w:rPr>
+                <w:bCs/>
+                <w:lang w:val="es-GT"/>
+              </w:rPr>
+              <w:t>/ Número de pedidos</w:t>
+            </w:r>
+            <w:r>
+              <w:rPr>
+                <w:bCs/>
+                <w:lang w:val="es-GT"/>
+              </w:rPr>
+              <w:t xml:space="preserve"> confirmados</w:t>
             </w:r>
           </w:p>
         </w:tc>
@@ -37523,6 +37752,13 @@
               </w:rPr>
               <w:t xml:space="preserve"> Ventas</w:t>
             </w:r>
+            <w:r>
+              <w:rPr>
+                <w:bCs/>
+                <w:lang w:val="es-GT"/>
+              </w:rPr>
+              <w:t xml:space="preserve"> + BI</w:t>
+            </w:r>
           </w:p>
         </w:tc>
       </w:tr>
@@ -37589,14 +37825,14 @@
           <w:lang w:val="es-GT"/>
         </w:rPr>
       </w:pPr>
-      <w:bookmarkStart w:id="96" w:name="_Toc227284635"/>
+      <w:bookmarkStart w:id="95" w:name="_Toc227873521"/>
       <w:r>
         <w:rPr>
           <w:lang w:val="es-GT"/>
         </w:rPr>
         <w:t>KPI 3 — Tasa de Rotación de Inventario</w:t>
       </w:r>
-      <w:bookmarkEnd w:id="96"/>
+      <w:bookmarkEnd w:id="95"/>
     </w:p>
     <w:tbl>
       <w:tblPr>
@@ -37900,6 +38136,13 @@
               </w:rPr>
               <w:t xml:space="preserve"> Inventario</w:t>
             </w:r>
+            <w:r>
+              <w:rPr>
+                <w:bCs/>
+                <w:lang w:val="es-GT"/>
+              </w:rPr>
+              <w:t xml:space="preserve"> + BI</w:t>
+            </w:r>
           </w:p>
         </w:tc>
       </w:tr>
@@ -37966,7 +38209,7 @@
           <w:lang w:val="es-GT"/>
         </w:rPr>
       </w:pPr>
-      <w:bookmarkStart w:id="97" w:name="_Toc227284636"/>
+      <w:bookmarkStart w:id="96" w:name="_Toc227873522"/>
       <w:r>
         <w:rPr>
           <w:lang w:val="es-GT"/>
@@ -37974,7 +38217,7 @@
         <w:lastRenderedPageBreak/>
         <w:t>KPI 4 — Índice de Satisfacción del Cliente (CSAT)</w:t>
       </w:r>
-      <w:bookmarkEnd w:id="97"/>
+      <w:bookmarkEnd w:id="96"/>
     </w:p>
     <w:tbl>
       <w:tblPr>
@@ -38278,6 +38521,20 @@
               </w:rPr>
               <w:t xml:space="preserve"> CRM</w:t>
             </w:r>
+            <w:r>
+              <w:rPr>
+                <w:bCs/>
+                <w:lang w:val="es-GT"/>
+              </w:rPr>
+              <w:t xml:space="preserve"> + encuesta postventa</w:t>
+            </w:r>
+            <w:r>
+              <w:rPr>
+                <w:bCs/>
+                <w:lang w:val="es-GT"/>
+              </w:rPr>
+              <w:t xml:space="preserve"> + BI</w:t>
+            </w:r>
           </w:p>
         </w:tc>
       </w:tr>
@@ -38344,14 +38601,14 @@
           <w:lang w:val="es-GT"/>
         </w:rPr>
       </w:pPr>
-      <w:bookmarkStart w:id="98" w:name="_Toc227284637"/>
+      <w:bookmarkStart w:id="97" w:name="_Toc227873523"/>
       <w:r>
         <w:rPr>
           <w:lang w:val="es-GT"/>
         </w:rPr>
         <w:t>KPI 5 — Tiempo Promedio de Cumplimiento de Pedido</w:t>
       </w:r>
-      <w:bookmarkEnd w:id="98"/>
+      <w:bookmarkEnd w:id="97"/>
     </w:p>
     <w:tbl>
       <w:tblPr>
@@ -38361,7 +38618,7 @@
       </w:tblPr>
       <w:tblGrid>
         <w:gridCol w:w="1430"/>
-        <w:gridCol w:w="3857"/>
+        <w:gridCol w:w="6460"/>
       </w:tblGrid>
       <w:tr>
         <w:tc>
@@ -38506,7 +38763,35 @@
                 <w:bCs/>
                 <w:lang w:val="es-GT"/>
               </w:rPr>
-              <w:t>Σ (Entrega − Confirmación) / Pedidos</w:t>
+              <w:t>Σ (</w:t>
+            </w:r>
+            <w:r>
+              <w:rPr>
+                <w:bCs/>
+                <w:lang w:val="es-GT"/>
+              </w:rPr>
+              <w:t>Fecha de e</w:t>
+            </w:r>
+            <w:r>
+              <w:rPr>
+                <w:bCs/>
+                <w:lang w:val="es-GT"/>
+              </w:rPr>
+              <w:t xml:space="preserve">ntrega </w:t>
+            </w:r>
+            <w:r>
+              <w:rPr>
+                <w:bCs/>
+                <w:lang w:val="es-GT"/>
+              </w:rPr>
+              <w:t>validada – Fecha de c</w:t>
+            </w:r>
+            <w:r>
+              <w:rPr>
+                <w:bCs/>
+                <w:lang w:val="es-GT"/>
+              </w:rPr>
+              <w:t>onfirmación) / Pedidos</w:t>
             </w:r>
           </w:p>
         </w:tc>
@@ -38655,6 +38940,13 @@
               </w:rPr>
               <w:t xml:space="preserve"> Ventas e Inventario</w:t>
             </w:r>
+            <w:r>
+              <w:rPr>
+                <w:bCs/>
+                <w:lang w:val="es-GT"/>
+              </w:rPr>
+              <w:t xml:space="preserve"> + BI</w:t>
+            </w:r>
           </w:p>
         </w:tc>
       </w:tr>
@@ -38721,7 +39013,7 @@
           <w:lang w:val="es-GT"/>
         </w:rPr>
       </w:pPr>
-      <w:bookmarkStart w:id="99" w:name="_Toc227284638"/>
+      <w:bookmarkStart w:id="98" w:name="_Toc227873524"/>
       <w:r>
         <w:rPr>
           <w:lang w:val="es-GT"/>
@@ -38735,7 +39027,7 @@
         </w:rPr>
         <w:t>KPIs</w:t>
       </w:r>
-      <w:bookmarkEnd w:id="99"/>
+      <w:bookmarkEnd w:id="98"/>
       <w:proofErr w:type="spellEnd"/>
     </w:p>
     <w:p>
@@ -38751,14 +39043,23 @@
           <w:bCs/>
           <w:lang w:val="es-GT"/>
         </w:rPr>
-        <w:t>L</w:t>
-      </w:r>
+        <w:t xml:space="preserve">Los indicadores descritos anteriormente se medirán mediante los tableros de control y reportes de </w:t>
+      </w:r>
+      <w:proofErr w:type="spellStart"/>
       <w:r>
         <w:rPr>
           <w:bCs/>
           <w:lang w:val="es-GT"/>
         </w:rPr>
-        <w:t>os indicadores teóricos descritos anteriormente han sido mapeados a los tableros de control (</w:t>
+        <w:t>Odoo</w:t>
+      </w:r>
+      <w:proofErr w:type="spellEnd"/>
+      <w:r>
+        <w:rPr>
+          <w:bCs/>
+          <w:lang w:val="es-GT"/>
+        </w:rPr>
+        <w:t>, complementados con las métricas generadas por el sitio web E-</w:t>
       </w:r>
       <w:proofErr w:type="spellStart"/>
       <w:r>
@@ -38766,7 +39067,7 @@
           <w:bCs/>
           <w:lang w:val="es-GT"/>
         </w:rPr>
-        <w:t>Dashboards</w:t>
+        <w:t>commerce</w:t>
       </w:r>
       <w:proofErr w:type="spellEnd"/>
       <w:r>
@@ -38774,31 +39075,20 @@
           <w:bCs/>
           <w:lang w:val="es-GT"/>
         </w:rPr>
-        <w:t xml:space="preserve">) nativos de </w:t>
-      </w:r>
-      <w:proofErr w:type="spellStart"/>
-      <w:r>
+        <w:t xml:space="preserve"> y el análisis de BI. Esta información consolidada permitirá evaluar ventas, conversión, inventario, satisfacción del cliente y cumplimiento operativo en diferentes cortes de tiempo.</w:t>
+      </w:r>
+    </w:p>
+    <w:p>
+      <w:pPr>
+        <w:spacing w:after="160" w:line="259" w:lineRule="auto"/>
         <w:rPr>
           <w:bCs/>
           <w:lang w:val="es-GT"/>
         </w:rPr>
-        <w:t>Odoo</w:t>
-      </w:r>
-      <w:proofErr w:type="spellEnd"/>
-      <w:r>
-        <w:rPr>
-          <w:bCs/>
-          <w:lang w:val="es-GT"/>
-        </w:rPr>
-        <w:t xml:space="preserve"> para su medición en tiempo real:</w:t>
-      </w:r>
-    </w:p>
-    <w:p>
-      <w:pPr>
-        <w:numPr>
-          <w:ilvl w:val="0"/>
-          <w:numId w:val="46"/>
-        </w:numPr>
+      </w:pPr>
+    </w:p>
+    <w:p>
+      <w:pPr>
         <w:spacing w:after="160" w:line="259" w:lineRule="auto"/>
         <w:rPr>
           <w:bCs/>
@@ -38836,7 +39126,7 @@
           <w:bCs/>
           <w:lang w:val="es-GT"/>
         </w:rPr>
-        <w:t xml:space="preserve"> Se visualizará a través de la vista "</w:t>
+        <w:t xml:space="preserve"> Se visualizará a través de la vista “</w:t>
       </w:r>
       <w:proofErr w:type="spellStart"/>
       <w:r>
@@ -38852,15 +39142,11 @@
           <w:bCs/>
           <w:lang w:val="es-GT"/>
         </w:rPr>
-        <w:t>" y "Gráfico" del módulo CRM, midiendo la cantidad de oportunidades nuevas ingresadas al embudo.</w:t>
-      </w:r>
-    </w:p>
-    <w:p>
-      <w:pPr>
-        <w:numPr>
-          <w:ilvl w:val="0"/>
-          <w:numId w:val="46"/>
-        </w:numPr>
+        <w:t>” y “Gráfico” del módulo CRM, midiendo la cantidad de oportunidades nuevas ingresadas al embudo.</w:t>
+      </w:r>
+    </w:p>
+    <w:p>
+      <w:pPr>
         <w:spacing w:after="160" w:line="259" w:lineRule="auto"/>
         <w:rPr>
           <w:bCs/>
@@ -38873,22 +39159,34 @@
           <w:bCs/>
           <w:lang w:val="es-GT"/>
         </w:rPr>
-        <w:t>Medición de Tasa de Conversión y Ventas:</w:t>
+        <w:t>Medición de Tasa de Conversión y Ventas</w:t>
       </w:r>
       <w:r>
         <w:rPr>
           <w:bCs/>
           <w:lang w:val="es-GT"/>
         </w:rPr>
-        <w:t xml:space="preserve"> Se utilizarán los informes del módulo "Ventas" para cruzar las cotizaciones enviadas vs. los pedidos confirmados.</w:t>
-      </w:r>
-    </w:p>
-    <w:p>
-      <w:pPr>
-        <w:numPr>
-          <w:ilvl w:val="0"/>
-          <w:numId w:val="46"/>
-        </w:numPr>
+        <w:t>: Se utilizarán los informes del módulo “Ventas” y los datos del E-</w:t>
+      </w:r>
+      <w:proofErr w:type="spellStart"/>
+      <w:r>
+        <w:rPr>
+          <w:bCs/>
+          <w:lang w:val="es-GT"/>
+        </w:rPr>
+        <w:t>commerce</w:t>
+      </w:r>
+      <w:proofErr w:type="spellEnd"/>
+      <w:r>
+        <w:rPr>
+          <w:bCs/>
+          <w:lang w:val="es-GT"/>
+        </w:rPr>
+        <w:t xml:space="preserve"> para cruzar las cotizaciones enviadas versus los pedidos confirmados.</w:t>
+      </w:r>
+    </w:p>
+    <w:p>
+      <w:pPr>
         <w:spacing w:after="160" w:line="259" w:lineRule="auto"/>
         <w:rPr>
           <w:bCs/>
@@ -38908,7 +39206,16 @@
           <w:bCs/>
           <w:lang w:val="es-GT"/>
         </w:rPr>
-        <w:t xml:space="preserve"> Se auditará mediante el reporte de "Movimientos de Productos" y "Valoración del Inventario" en el módulo de Inventario.</w:t>
+        <w:t xml:space="preserve"> Se auditará mediante el reporte de “Movimientos de Productos” y “Valoració</w:t>
+      </w:r>
+      <w:bookmarkStart w:id="99" w:name="_GoBack"/>
+      <w:bookmarkEnd w:id="99"/>
+      <w:r>
+        <w:rPr>
+          <w:bCs/>
+          <w:lang w:val="es-GT"/>
+        </w:rPr>
+        <w:t>n del Inventario” en el módulo de Inventario.</w:t>
       </w:r>
     </w:p>
     <w:p>
@@ -38919,6 +39226,22 @@
           <w:lang w:val="es-GT"/>
         </w:rPr>
       </w:pPr>
+      <w:r>
+        <w:rPr>
+          <w:b/>
+          <w:bCs/>
+          <w:lang w:val="es-GT"/>
+        </w:rPr>
+        <w:lastRenderedPageBreak/>
+        <w:t>Satisfacción del Cliente (CSAT):</w:t>
+      </w:r>
+      <w:r>
+        <w:rPr>
+          <w:bCs/>
+          <w:lang w:val="es-GT"/>
+        </w:rPr>
+        <w:t xml:space="preserve"> Se analizará a partir del seguimiento en CRM y de la retroalimentación posterior a la compra o cotización.</w:t>
+      </w:r>
     </w:p>
     <w:p>
       <w:pPr>
@@ -38928,6 +39251,21 @@
           <w:lang w:val="es-GT"/>
         </w:rPr>
       </w:pPr>
+      <w:r>
+        <w:rPr>
+          <w:b/>
+          <w:bCs/>
+          <w:lang w:val="es-GT"/>
+        </w:rPr>
+        <w:t>Tiempo de Cumplimiento del Pedido:</w:t>
+      </w:r>
+      <w:r>
+        <w:rPr>
+          <w:bCs/>
+          <w:lang w:val="es-GT"/>
+        </w:rPr>
+        <w:t xml:space="preserve"> Se medirá con base en la diferencia entre la fecha de confirmación de la orden y la fecha de entrega registrada en el sistema.</w:t>
+      </w:r>
     </w:p>
     <w:p>
       <w:pPr>
@@ -38954,12 +39292,11 @@
           <w:lang w:val="es-GT"/>
         </w:rPr>
       </w:pPr>
-      <w:bookmarkStart w:id="100" w:name="_Toc227284639"/>
-      <w:r>
-        <w:rPr>
-          <w:lang w:val="es-GT"/>
-        </w:rPr>
-        <w:lastRenderedPageBreak/>
+      <w:bookmarkStart w:id="100" w:name="_Toc227873525"/>
+      <w:r>
+        <w:rPr>
+          <w:lang w:val="es-GT"/>
+        </w:rPr>
         <w:t xml:space="preserve">Ecosistema Digital y Mapa </w:t>
       </w:r>
       <w:proofErr w:type="spellStart"/>
@@ -39056,18 +39393,46 @@
     </w:p>
     <w:p>
       <w:pPr>
+        <w:pStyle w:val="Ttulo1"/>
+        <w:rPr>
+          <w:lang w:val="es-GT"/>
+        </w:rPr>
+      </w:pPr>
+      <w:bookmarkStart w:id="101" w:name="_Toc227873526"/>
+      <w:r>
+        <w:rPr>
+          <w:lang w:val="es-GT"/>
+        </w:rPr>
+        <w:lastRenderedPageBreak/>
+        <w:t>DEFINICIÓN DE SISTEMA</w:t>
+      </w:r>
+      <w:bookmarkEnd w:id="101"/>
+    </w:p>
+    <w:p>
+      <w:pPr>
+        <w:rPr>
+          <w:lang w:val="en-US"/>
+        </w:rPr>
+      </w:pPr>
+    </w:p>
+    <w:p>
+      <w:pPr>
         <w:spacing w:after="160" w:line="259" w:lineRule="auto"/>
         <w:rPr>
-          <w:bCs/>
-          <w:lang w:val="es-GT"/>
-        </w:rPr>
-      </w:pPr>
+          <w:lang w:val="es-GT"/>
+        </w:rPr>
+      </w:pPr>
+      <w:r>
+        <w:rPr>
+          <w:lang w:val="es-GT"/>
+        </w:rPr>
+        <w:t>La solución implementada se clasifica como una arquitectura distribuida por capas con un núcleo de datos centralizado. Este enfoque permite separar claramente la gestión de la información crítica de la capa de presentación y consumo, lo que mejora el control operativo y facilita la evolución futura del sistema.</w:t>
+      </w:r>
     </w:p>
     <w:p>
       <w:pPr>
         <w:spacing w:after="160" w:line="259" w:lineRule="auto"/>
         <w:rPr>
-          <w:bCs/>
           <w:lang w:val="es-GT"/>
         </w:rPr>
       </w:pPr>
@@ -39076,28 +39441,157 @@
       <w:pPr>
         <w:spacing w:after="160" w:line="259" w:lineRule="auto"/>
         <w:rPr>
-          <w:bCs/>
-          <w:lang w:val="es-GT"/>
-        </w:rPr>
-      </w:pPr>
+          <w:lang w:val="es-GT"/>
+        </w:rPr>
+      </w:pPr>
+      <w:r>
+        <w:rPr>
+          <w:b/>
+          <w:lang w:val="es-GT"/>
+        </w:rPr>
+        <w:t>Núcleo centralizado:</w:t>
+      </w:r>
+      <w:r>
+        <w:rPr>
+          <w:lang w:val="es-GT"/>
+        </w:rPr>
+        <w:t xml:space="preserve"> </w:t>
+      </w:r>
+      <w:proofErr w:type="spellStart"/>
+      <w:r>
+        <w:rPr>
+          <w:lang w:val="es-GT"/>
+        </w:rPr>
+        <w:t>Odoo</w:t>
+      </w:r>
+      <w:proofErr w:type="spellEnd"/>
+      <w:r>
+        <w:rPr>
+          <w:lang w:val="es-GT"/>
+        </w:rPr>
+        <w:t xml:space="preserve"> concentra la información maestra y transaccional del negocio, incluyendo productos, clientes, ventas, inventario, facturación y CRM. Esta centralización garantiza consistencia de los datos, evita duplicidades y mantiene una única fuente de verdad para los procesos internos de la empresa.</w:t>
+      </w:r>
     </w:p>
     <w:p>
       <w:pPr>
         <w:spacing w:after="160" w:line="259" w:lineRule="auto"/>
         <w:rPr>
-          <w:bCs/>
-          <w:lang w:val="es-GT"/>
-        </w:rPr>
-      </w:pPr>
+          <w:lang w:val="es-GT"/>
+        </w:rPr>
+      </w:pPr>
+      <w:r>
+        <w:rPr>
+          <w:b/>
+          <w:lang w:val="es-GT"/>
+        </w:rPr>
+        <w:t>Capa distribuida:</w:t>
+      </w:r>
+      <w:r>
+        <w:rPr>
+          <w:lang w:val="es-GT"/>
+        </w:rPr>
+        <w:t xml:space="preserve"> El sitio E-</w:t>
+      </w:r>
+      <w:proofErr w:type="spellStart"/>
+      <w:r>
+        <w:rPr>
+          <w:lang w:val="es-GT"/>
+        </w:rPr>
+        <w:t>commerce</w:t>
+      </w:r>
+      <w:proofErr w:type="spellEnd"/>
+      <w:r>
+        <w:rPr>
+          <w:lang w:val="es-GT"/>
+        </w:rPr>
+        <w:t xml:space="preserve"> y los servicios asociados operan como una capa independiente de interacción con el usuario. Desde esta capa se gestionan consultas, compras, reportes y acciones comerciales, sin exponer directamente la lógica interna del ERP/CRM.</w:t>
+      </w:r>
     </w:p>
     <w:p>
       <w:pPr>
         <w:spacing w:after="160" w:line="259" w:lineRule="auto"/>
         <w:rPr>
-          <w:bCs/>
-          <w:lang w:val="es-GT"/>
-        </w:rPr>
-      </w:pPr>
+          <w:lang w:val="es-GT"/>
+        </w:rPr>
+      </w:pPr>
+      <w:r>
+        <w:rPr>
+          <w:b/>
+          <w:lang w:val="es-GT"/>
+        </w:rPr>
+        <w:t>Integración entre capas:</w:t>
+      </w:r>
+      <w:r>
+        <w:rPr>
+          <w:lang w:val="es-GT"/>
+        </w:rPr>
+        <w:t xml:space="preserve"> La comunicación entre el E-</w:t>
+      </w:r>
+      <w:proofErr w:type="spellStart"/>
+      <w:r>
+        <w:rPr>
+          <w:lang w:val="es-GT"/>
+        </w:rPr>
+        <w:t>commerce</w:t>
+      </w:r>
+      <w:proofErr w:type="spellEnd"/>
+      <w:r>
+        <w:rPr>
+          <w:lang w:val="es-GT"/>
+        </w:rPr>
+        <w:t>, el ERP y el CRM permite sincronizar las operaciones comerciales y operativas en tiempo real o casi en tiempo real, asegurando que cualquier venta, cotización o actualización de inventario se refleje en los módulos correspondientes sin necesidad de duplicar procesos.</w:t>
+      </w:r>
+    </w:p>
+    <w:p>
+      <w:pPr>
+        <w:spacing w:after="160" w:line="259" w:lineRule="auto"/>
+        <w:rPr>
+          <w:lang w:val="es-GT"/>
+        </w:rPr>
+      </w:pPr>
+      <w:r>
+        <w:rPr>
+          <w:b/>
+          <w:lang w:val="es-GT"/>
+        </w:rPr>
+        <w:t>Beneficio principal:</w:t>
+      </w:r>
+      <w:r>
+        <w:rPr>
+          <w:lang w:val="es-GT"/>
+        </w:rPr>
+        <w:t xml:space="preserve"> Esta arquitectura ofrece un equilibrio entre centralización del dato y flexibilidad funcional. Por un lado, mantiene el control y la integridad de la información; por otro, facilita la expansión del sistema mediante nuevas funcionalidades, automatizaciones o canales digitales adicionales.</w:t>
+      </w:r>
+    </w:p>
+    <w:p>
+      <w:pPr>
+        <w:spacing w:after="160" w:line="259" w:lineRule="auto"/>
+        <w:rPr>
+          <w:lang w:val="es-GT"/>
+        </w:rPr>
+      </w:pPr>
+    </w:p>
+    <w:p>
+      <w:pPr>
+        <w:spacing w:after="160" w:line="259" w:lineRule="auto"/>
+        <w:rPr>
+          <w:b/>
+          <w:sz w:val="32"/>
+          <w:lang w:val="es-GT"/>
+        </w:rPr>
+      </w:pPr>
+      <w:r>
+        <w:rPr>
+          <w:lang w:val="es-GT"/>
+        </w:rPr>
+        <w:t>Conclusión arquitectónica: la propuesta no corresponde ni a un modelo totalmente monolítico ni a uno completamente descentralizado, sino a un esquema híbrido por capas orientado a la escalabilidad, la trazabilidad de procesos y la facilidad de mantenimiento.</w:t>
+      </w:r>
+      <w:r>
+        <w:rPr>
+          <w:lang w:val="es-GT"/>
+        </w:rPr>
+        <w:br w:type="page"/>
+      </w:r>
     </w:p>
     <w:p>
       <w:pPr>
@@ -39106,7 +39600,7 @@
           <w:lang w:val="es-GT"/>
         </w:rPr>
       </w:pPr>
-      <w:bookmarkStart w:id="101" w:name="_Toc227284640"/>
+      <w:bookmarkStart w:id="102" w:name="_Toc227873527"/>
       <w:r>
         <w:rPr>
           <w:lang w:val="es-GT"/>
@@ -39114,15 +39608,15 @@
         <w:lastRenderedPageBreak/>
         <w:t>OPERACIÓN Y FLUJOS DE ODOO</w:t>
       </w:r>
-      <w:bookmarkEnd w:id="101"/>
+      <w:bookmarkEnd w:id="102"/>
     </w:p>
     <w:p>
       <w:pPr>
         <w:pStyle w:val="Ttulo2"/>
         <w:jc w:val="center"/>
       </w:pPr>
-      <w:bookmarkStart w:id="102" w:name="_Toc226654627"/>
-      <w:bookmarkStart w:id="103" w:name="_Toc227284641"/>
+      <w:bookmarkStart w:id="103" w:name="_Toc226654627"/>
+      <w:bookmarkStart w:id="104" w:name="_Toc227873528"/>
       <w:r>
         <w:t xml:space="preserve">Bienvenida a </w:t>
       </w:r>
@@ -39130,8 +39624,8 @@
       <w:r>
         <w:t>Odoo</w:t>
       </w:r>
-      <w:bookmarkEnd w:id="102"/>
       <w:bookmarkEnd w:id="103"/>
+      <w:bookmarkEnd w:id="104"/>
       <w:proofErr w:type="spellEnd"/>
     </w:p>
     <w:p>
@@ -39309,16 +39803,16 @@
           <w:lang w:val="es-GT"/>
         </w:rPr>
       </w:pPr>
-      <w:bookmarkStart w:id="104" w:name="_Toc226654628"/>
-      <w:bookmarkStart w:id="105" w:name="_Toc227284642"/>
+      <w:bookmarkStart w:id="105" w:name="_Toc226654628"/>
+      <w:bookmarkStart w:id="106" w:name="_Toc227873529"/>
       <w:r>
         <w:rPr>
           <w:lang w:val="es-GT"/>
         </w:rPr>
         <w:t>Carga masiva de Productos</w:t>
       </w:r>
-      <w:bookmarkEnd w:id="104"/>
       <w:bookmarkEnd w:id="105"/>
+      <w:bookmarkEnd w:id="106"/>
     </w:p>
     <w:p>
       <w:pPr>
@@ -39841,16 +40335,16 @@
           <w:lang w:val="es-GT"/>
         </w:rPr>
       </w:pPr>
-      <w:bookmarkStart w:id="106" w:name="_Toc226654629"/>
-      <w:bookmarkStart w:id="107" w:name="_Toc227284643"/>
+      <w:bookmarkStart w:id="107" w:name="_Toc226654629"/>
+      <w:bookmarkStart w:id="108" w:name="_Toc227873530"/>
       <w:r>
         <w:rPr>
           <w:lang w:val="es-GT"/>
         </w:rPr>
         <w:t>Carga masiva de Clientes y Proveedores</w:t>
       </w:r>
-      <w:bookmarkEnd w:id="106"/>
       <w:bookmarkEnd w:id="107"/>
+      <w:bookmarkEnd w:id="108"/>
     </w:p>
     <w:p>
       <w:pPr>
@@ -40242,16 +40736,16 @@
       <w:pPr>
         <w:pStyle w:val="Ttulo2"/>
       </w:pPr>
-      <w:bookmarkStart w:id="108" w:name="_Toc226654630"/>
-      <w:bookmarkStart w:id="109" w:name="_Toc227284644"/>
+      <w:bookmarkStart w:id="109" w:name="_Toc226654630"/>
+      <w:bookmarkStart w:id="110" w:name="_Toc227873531"/>
       <w:r>
         <w:rPr>
           <w:lang w:val="es-GT"/>
         </w:rPr>
         <w:t>CRM y ERP</w:t>
       </w:r>
-      <w:bookmarkEnd w:id="108"/>
       <w:bookmarkEnd w:id="109"/>
+      <w:bookmarkEnd w:id="110"/>
     </w:p>
     <w:p>
       <w:pPr>
@@ -40268,16 +40762,16 @@
           <w:lang w:val="es-GT"/>
         </w:rPr>
       </w:pPr>
-      <w:bookmarkStart w:id="110" w:name="_Toc226654631"/>
-      <w:bookmarkStart w:id="111" w:name="_Toc227284645"/>
+      <w:bookmarkStart w:id="111" w:name="_Toc226654631"/>
+      <w:bookmarkStart w:id="112" w:name="_Toc227873532"/>
       <w:r>
         <w:rPr>
           <w:lang w:val="es-GT"/>
         </w:rPr>
         <w:t>ERP (ventas, compras, inventario)</w:t>
       </w:r>
-      <w:bookmarkEnd w:id="110"/>
       <w:bookmarkEnd w:id="111"/>
+      <w:bookmarkEnd w:id="112"/>
     </w:p>
     <w:p>
       <w:pPr>
@@ -40540,8 +41034,8 @@
           <w:lang w:val="es-GT"/>
         </w:rPr>
       </w:pPr>
-      <w:bookmarkStart w:id="112" w:name="_Toc226654632"/>
-      <w:bookmarkStart w:id="113" w:name="_Toc227284646"/>
+      <w:bookmarkStart w:id="113" w:name="_Toc226654632"/>
+      <w:bookmarkStart w:id="114" w:name="_Toc227873533"/>
       <w:r>
         <w:rPr>
           <w:lang w:val="es-GT"/>
@@ -40549,8 +41043,8 @@
         <w:lastRenderedPageBreak/>
         <w:t>CRM</w:t>
       </w:r>
-      <w:bookmarkEnd w:id="112"/>
       <w:bookmarkEnd w:id="113"/>
+      <w:bookmarkEnd w:id="114"/>
     </w:p>
     <w:p>
       <w:pPr>
@@ -40702,8 +41196,8 @@
           <w:lang w:val="en-US"/>
         </w:rPr>
       </w:pPr>
-      <w:bookmarkStart w:id="114" w:name="_Toc226654633"/>
-      <w:bookmarkStart w:id="115" w:name="_Toc227284647"/>
+      <w:bookmarkStart w:id="115" w:name="_Toc226654633"/>
+      <w:bookmarkStart w:id="116" w:name="_Toc227873534"/>
       <w:proofErr w:type="spellStart"/>
       <w:r>
         <w:rPr>
@@ -40725,8 +41219,8 @@
         </w:rPr>
         <w:t>proveedores</w:t>
       </w:r>
-      <w:bookmarkEnd w:id="114"/>
       <w:bookmarkEnd w:id="115"/>
+      <w:bookmarkEnd w:id="116"/>
       <w:proofErr w:type="spellEnd"/>
     </w:p>
     <w:p>
@@ -41146,8 +41640,8 @@
           <w:lang w:val="es-GT"/>
         </w:rPr>
       </w:pPr>
-      <w:bookmarkStart w:id="116" w:name="_Toc226654634"/>
-      <w:bookmarkStart w:id="117" w:name="_Toc227284648"/>
+      <w:bookmarkStart w:id="117" w:name="_Toc226654634"/>
+      <w:bookmarkStart w:id="118" w:name="_Toc227873535"/>
       <w:r>
         <w:rPr>
           <w:lang w:val="es-GT"/>
@@ -41155,8 +41649,8 @@
         <w:lastRenderedPageBreak/>
         <w:t>Cotizaciones de Productos</w:t>
       </w:r>
-      <w:bookmarkEnd w:id="116"/>
       <w:bookmarkEnd w:id="117"/>
+      <w:bookmarkEnd w:id="118"/>
       <w:r>
         <w:rPr>
           <w:lang w:val="es-GT"/>
@@ -42050,8 +42544,8 @@
           <w:lang w:val="en-US"/>
         </w:rPr>
       </w:pPr>
-      <w:bookmarkStart w:id="118" w:name="_Toc226654635"/>
-      <w:bookmarkStart w:id="119" w:name="_Toc227284649"/>
+      <w:bookmarkStart w:id="119" w:name="_Toc226654635"/>
+      <w:bookmarkStart w:id="120" w:name="_Toc227873536"/>
       <w:proofErr w:type="spellStart"/>
       <w:r>
         <w:rPr>
@@ -42094,8 +42588,8 @@
         </w:rPr>
         <w:t xml:space="preserve"> SMTP</w:t>
       </w:r>
-      <w:bookmarkEnd w:id="118"/>
       <w:bookmarkEnd w:id="119"/>
+      <w:bookmarkEnd w:id="120"/>
     </w:p>
     <w:p>
       <w:pPr>
@@ -42816,15 +43310,200 @@
       <w:pPr>
         <w:pStyle w:val="Ttulo1"/>
       </w:pPr>
-      <w:bookmarkStart w:id="120" w:name="_Toc227284650"/>
+      <w:bookmarkStart w:id="121" w:name="_Toc227873537"/>
       <w:r>
         <w:lastRenderedPageBreak/>
+        <w:t>CONCLUSIONES</w:t>
+      </w:r>
+      <w:bookmarkEnd w:id="121"/>
+    </w:p>
+    <w:p>
+      <w:pPr>
+        <w:spacing w:after="160" w:line="259" w:lineRule="auto"/>
+        <w:jc w:val="left"/>
+      </w:pPr>
+    </w:p>
+    <w:p>
+      <w:pPr>
+        <w:pStyle w:val="Prrafodelista"/>
+        <w:numPr>
+          <w:ilvl w:val="0"/>
+          <w:numId w:val="56"/>
+        </w:numPr>
+        <w:spacing w:after="160" w:line="259" w:lineRule="auto"/>
+      </w:pPr>
+      <w:r>
+        <w:t>La Fase 3 consolida la integración funcional entre E-</w:t>
+      </w:r>
+      <w:proofErr w:type="spellStart"/>
+      <w:r>
+        <w:t>commerce</w:t>
+      </w:r>
+      <w:proofErr w:type="spellEnd"/>
+      <w:r>
+        <w:t>, ERP y CRM, permitiendo que los procesos comerciales se ejecuten como un flujo continuo y trazable. Esta integración reduce la fragmentación operativa, mejora la visibilidad de punta a punta y fortalece la consistencia de la información en cada etapa del ciclo comercial.</w:t>
+      </w:r>
+    </w:p>
+    <w:p>
+      <w:pPr>
+        <w:pStyle w:val="Prrafodelista"/>
+        <w:numPr>
+          <w:ilvl w:val="0"/>
+          <w:numId w:val="56"/>
+        </w:numPr>
+        <w:spacing w:after="160" w:line="259" w:lineRule="auto"/>
+      </w:pPr>
+      <w:r>
+        <w:t xml:space="preserve">Las pruebas de flujo realizadas validan la coherencia operativa entre compra o cotización, actualización de inventario, registro comercial y seguimiento del cliente. Los resultados evidencian que los módulos interactúan de forma alineada, minimizando </w:t>
+      </w:r>
+      <w:proofErr w:type="spellStart"/>
+      <w:r>
+        <w:t>reprocesos</w:t>
+      </w:r>
+      <w:proofErr w:type="spellEnd"/>
+      <w:r>
+        <w:t xml:space="preserve"> y permitiendo una gestión más confiable de los eventos críticos del negocio.</w:t>
+      </w:r>
+    </w:p>
+    <w:p>
+      <w:pPr>
+        <w:pStyle w:val="Prrafodelista"/>
+        <w:numPr>
+          <w:ilvl w:val="0"/>
+          <w:numId w:val="56"/>
+        </w:numPr>
+        <w:spacing w:after="160" w:line="259" w:lineRule="auto"/>
+      </w:pPr>
+      <w:r>
+        <w:t>El componente de BI permite transformar datos transaccionales en información útil para la gestión, facilitando el monitoreo de ventas, inventario y comportamiento comercial. Esto mejora la capacidad de análisis del equipo y aporta una base objetiva para la toma de decisiones tácticas y operativas.</w:t>
+      </w:r>
+    </w:p>
+    <w:p>
+      <w:pPr>
+        <w:pStyle w:val="Prrafodelista"/>
+        <w:numPr>
+          <w:ilvl w:val="0"/>
+          <w:numId w:val="56"/>
+        </w:numPr>
+        <w:spacing w:after="160" w:line="259" w:lineRule="auto"/>
+      </w:pPr>
+      <w:r>
+        <w:t xml:space="preserve">Los </w:t>
+      </w:r>
+      <w:proofErr w:type="spellStart"/>
+      <w:r>
+        <w:t>KPIs</w:t>
+      </w:r>
+      <w:proofErr w:type="spellEnd"/>
+      <w:r>
+        <w:t xml:space="preserve"> definidos establecen una base de control inicial para evaluar el desempeño comercial y operativo en iteraciones futuras. Aunque aún se encuentran en etapa de maduración de datos, su definición permite estructurar el seguimiento, comparar avances por periodos y orientar acciones de mejora continua.</w:t>
+      </w:r>
+    </w:p>
+    <w:p>
+      <w:pPr>
+        <w:pStyle w:val="Prrafodelista"/>
+        <w:numPr>
+          <w:ilvl w:val="0"/>
+          <w:numId w:val="56"/>
+        </w:numPr>
+        <w:spacing w:after="160" w:line="259" w:lineRule="auto"/>
+      </w:pPr>
+      <w:r>
+        <w:t>El proyecto evidencia cumplimiento de los objetivos SMART al entregar un prototipo funcional integrado, medible y alineado al cronograma académico establecido. Se alcanza el objetivo de articular procesos clave del negocio con criterios verificables, manteniendo coherencia entre planificación, ejecución y resultados observables.</w:t>
+      </w:r>
+    </w:p>
+    <w:p>
+      <w:pPr>
+        <w:pStyle w:val="Prrafodelista"/>
+        <w:numPr>
+          <w:ilvl w:val="0"/>
+          <w:numId w:val="56"/>
+        </w:numPr>
+        <w:spacing w:after="160" w:line="259" w:lineRule="auto"/>
+      </w:pPr>
+      <w:r>
+        <w:t>En términos de escalabilidad, la arquitectura adoptada permite crecimiento por etapas mediante ampliación del catálogo, incorporación de automatizaciones comerciales, fortalecimiento del portal de cliente y extensión de cobertura geográfica. Esta proyección hace viable evolucionar la solución sin comprometer la estabilidad del núcleo transaccional ni la trazabilidad de los procesos.</w:t>
+      </w:r>
+    </w:p>
+    <w:p>
+      <w:pPr>
+        <w:spacing w:after="160" w:line="259" w:lineRule="auto"/>
+        <w:jc w:val="left"/>
+      </w:pPr>
+    </w:p>
+    <w:p>
+      <w:pPr>
+        <w:spacing w:after="160" w:line="259" w:lineRule="auto"/>
+        <w:jc w:val="left"/>
+      </w:pPr>
+    </w:p>
+    <w:p>
+      <w:pPr>
+        <w:spacing w:after="160" w:line="259" w:lineRule="auto"/>
+        <w:jc w:val="left"/>
+      </w:pPr>
+    </w:p>
+    <w:p>
+      <w:pPr>
+        <w:spacing w:after="160" w:line="259" w:lineRule="auto"/>
+        <w:jc w:val="left"/>
+      </w:pPr>
+    </w:p>
+    <w:p>
+      <w:pPr>
+        <w:spacing w:after="160" w:line="259" w:lineRule="auto"/>
+        <w:jc w:val="left"/>
+      </w:pPr>
+    </w:p>
+    <w:p>
+      <w:pPr>
+        <w:spacing w:after="160" w:line="259" w:lineRule="auto"/>
+        <w:jc w:val="left"/>
+      </w:pPr>
+    </w:p>
+    <w:p>
+      <w:pPr>
+        <w:spacing w:after="160" w:line="259" w:lineRule="auto"/>
+        <w:jc w:val="left"/>
+        <w:rPr>
+          <w:b/>
+          <w:sz w:val="32"/>
+        </w:rPr>
+      </w:pPr>
+    </w:p>
+    <w:p>
+      <w:pPr>
+        <w:spacing w:after="160" w:line="259" w:lineRule="auto"/>
+        <w:jc w:val="left"/>
+        <w:rPr>
+          <w:b/>
+          <w:sz w:val="32"/>
+        </w:rPr>
+      </w:pPr>
+    </w:p>
+    <w:p>
+      <w:pPr>
+        <w:spacing w:after="160" w:line="259" w:lineRule="auto"/>
+        <w:jc w:val="left"/>
+        <w:rPr>
+          <w:b/>
+          <w:sz w:val="32"/>
+        </w:rPr>
+      </w:pPr>
+    </w:p>
+    <w:p>
+      <w:pPr>
+        <w:pStyle w:val="Ttulo1"/>
+      </w:pPr>
+      <w:bookmarkStart w:id="122" w:name="_Toc227873538"/>
+      <w:r>
         <w:t>ANEXOS</w:t>
       </w:r>
-      <w:bookmarkEnd w:id="120"/>
-    </w:p>
-    <w:p>
-      <w:r>
+      <w:bookmarkEnd w:id="122"/>
+    </w:p>
+    <w:p>
+      <w:r>
+        <w:lastRenderedPageBreak/>
         <w:t>Link de Video Fase 2:</w:t>
       </w:r>
     </w:p>
@@ -42909,7 +43588,7 @@
           <w:rPr>
             <w:noProof/>
           </w:rPr>
-          <w:t>26</w:t>
+          <w:t>72</w:t>
         </w:r>
         <w:r>
           <w:fldChar w:fldCharType="end"/>
@@ -45503,6 +46182,119 @@
     </w:lvl>
   </w:abstractNum>
   <w:abstractNum w:abstractNumId="21">
+    <w:nsid w:val="41DC5355"/>
+    <w:multiLevelType w:val="hybridMultilevel"/>
+    <w:tmpl w:val="62443BD6"/>
+    <w:lvl w:ilvl="0" w:tplc="0C0A0001">
+      <w:start w:val="1"/>
+      <w:numFmt w:val="bullet"/>
+      <w:lvlText w:val=""/>
+      <w:lvlJc w:val="left"/>
+      <w:pPr>
+        <w:ind w:left="720" w:hanging="360"/>
+      </w:pPr>
+      <w:rPr>
+        <w:rFonts w:ascii="Symbol" w:hAnsi="Symbol" w:hint="default"/>
+      </w:rPr>
+    </w:lvl>
+    <w:lvl w:ilvl="1" w:tplc="0C0A0003" w:tentative="1">
+      <w:start w:val="1"/>
+      <w:numFmt w:val="bullet"/>
+      <w:lvlText w:val="o"/>
+      <w:lvlJc w:val="left"/>
+      <w:pPr>
+        <w:ind w:left="1440" w:hanging="360"/>
+      </w:pPr>
+      <w:rPr>
+        <w:rFonts w:ascii="Courier New" w:hAnsi="Courier New" w:cs="Courier New" w:hint="default"/>
+      </w:rPr>
+    </w:lvl>
+    <w:lvl w:ilvl="2" w:tplc="0C0A0005" w:tentative="1">
+      <w:start w:val="1"/>
+      <w:numFmt w:val="bullet"/>
+      <w:lvlText w:val=""/>
+      <w:lvlJc w:val="left"/>
+      <w:pPr>
+        <w:ind w:left="2160" w:hanging="360"/>
+      </w:pPr>
+      <w:rPr>
+        <w:rFonts w:ascii="Wingdings" w:hAnsi="Wingdings" w:hint="default"/>
+      </w:rPr>
+    </w:lvl>
+    <w:lvl w:ilvl="3" w:tplc="0C0A0001" w:tentative="1">
+      <w:start w:val="1"/>
+      <w:numFmt w:val="bullet"/>
+      <w:lvlText w:val=""/>
+      <w:lvlJc w:val="left"/>
+      <w:pPr>
+        <w:ind w:left="2880" w:hanging="360"/>
+      </w:pPr>
+      <w:rPr>
+        <w:rFonts w:ascii="Symbol" w:hAnsi="Symbol" w:hint="default"/>
+      </w:rPr>
+    </w:lvl>
+    <w:lvl w:ilvl="4" w:tplc="0C0A0003" w:tentative="1">
+      <w:start w:val="1"/>
+      <w:numFmt w:val="bullet"/>
+      <w:lvlText w:val="o"/>
+      <w:lvlJc w:val="left"/>
+      <w:pPr>
+        <w:ind w:left="3600" w:hanging="360"/>
+      </w:pPr>
+      <w:rPr>
+        <w:rFonts w:ascii="Courier New" w:hAnsi="Courier New" w:cs="Courier New" w:hint="default"/>
+      </w:rPr>
+    </w:lvl>
+    <w:lvl w:ilvl="5" w:tplc="0C0A0005" w:tentative="1">
+      <w:start w:val="1"/>
+      <w:numFmt w:val="bullet"/>
+      <w:lvlText w:val=""/>
+      <w:lvlJc w:val="left"/>
+      <w:pPr>
+        <w:ind w:left="4320" w:hanging="360"/>
+      </w:pPr>
+      <w:rPr>
+        <w:rFonts w:ascii="Wingdings" w:hAnsi="Wingdings" w:hint="default"/>
+      </w:rPr>
+    </w:lvl>
+    <w:lvl w:ilvl="6" w:tplc="0C0A0001" w:tentative="1">
+      <w:start w:val="1"/>
+      <w:numFmt w:val="bullet"/>
+      <w:lvlText w:val=""/>
+      <w:lvlJc w:val="left"/>
+      <w:pPr>
+        <w:ind w:left="5040" w:hanging="360"/>
+      </w:pPr>
+      <w:rPr>
+        <w:rFonts w:ascii="Symbol" w:hAnsi="Symbol" w:hint="default"/>
+      </w:rPr>
+    </w:lvl>
+    <w:lvl w:ilvl="7" w:tplc="0C0A0003" w:tentative="1">
+      <w:start w:val="1"/>
+      <w:numFmt w:val="bullet"/>
+      <w:lvlText w:val="o"/>
+      <w:lvlJc w:val="left"/>
+      <w:pPr>
+        <w:ind w:left="5760" w:hanging="360"/>
+      </w:pPr>
+      <w:rPr>
+        <w:rFonts w:ascii="Courier New" w:hAnsi="Courier New" w:cs="Courier New" w:hint="default"/>
+      </w:rPr>
+    </w:lvl>
+    <w:lvl w:ilvl="8" w:tplc="0C0A0005" w:tentative="1">
+      <w:start w:val="1"/>
+      <w:numFmt w:val="bullet"/>
+      <w:lvlText w:val=""/>
+      <w:lvlJc w:val="left"/>
+      <w:pPr>
+        <w:ind w:left="6480" w:hanging="360"/>
+      </w:pPr>
+      <w:rPr>
+        <w:rFonts w:ascii="Wingdings" w:hAnsi="Wingdings" w:hint="default"/>
+      </w:rPr>
+    </w:lvl>
+  </w:abstractNum>
+  <w:abstractNum w:abstractNumId="22">
     <w:nsid w:val="460D3502"/>
     <w:multiLevelType w:val="multilevel"/>
     <w:tmpl w:val="7F3C9468"/>
@@ -45651,7 +46443,7 @@
       </w:rPr>
     </w:lvl>
   </w:abstractNum>
-  <w:abstractNum w:abstractNumId="22">
+  <w:abstractNum w:abstractNumId="23">
     <w:nsid w:val="4614311E"/>
     <w:multiLevelType w:val="hybridMultilevel"/>
     <w:tmpl w:val="EDA45F8C"/>
@@ -45764,7 +46556,7 @@
       </w:rPr>
     </w:lvl>
   </w:abstractNum>
-  <w:abstractNum w:abstractNumId="23">
+  <w:abstractNum w:abstractNumId="24">
     <w:nsid w:val="4BCC08CD"/>
     <w:multiLevelType w:val="hybridMultilevel"/>
     <w:tmpl w:val="7C5A1366"/>
@@ -45851,7 +46643,7 @@
       </w:pPr>
     </w:lvl>
   </w:abstractNum>
-  <w:abstractNum w:abstractNumId="24">
+  <w:abstractNum w:abstractNumId="25">
     <w:nsid w:val="4BDE47D1"/>
     <w:multiLevelType w:val="multilevel"/>
     <w:tmpl w:val="A2CCF040"/>
@@ -46000,7 +46792,7 @@
       </w:rPr>
     </w:lvl>
   </w:abstractNum>
-  <w:abstractNum w:abstractNumId="25">
+  <w:abstractNum w:abstractNumId="26">
     <w:nsid w:val="50F22120"/>
     <w:multiLevelType w:val="multilevel"/>
     <w:tmpl w:val="FD2E9544"/>
@@ -46149,7 +46941,7 @@
       </w:rPr>
     </w:lvl>
   </w:abstractNum>
-  <w:abstractNum w:abstractNumId="26">
+  <w:abstractNum w:abstractNumId="27">
     <w:nsid w:val="53A24120"/>
     <w:multiLevelType w:val="multilevel"/>
     <w:tmpl w:val="33722876"/>
@@ -46298,7 +47090,120 @@
       </w:rPr>
     </w:lvl>
   </w:abstractNum>
-  <w:abstractNum w:abstractNumId="27">
+  <w:abstractNum w:abstractNumId="28">
+    <w:nsid w:val="55073C98"/>
+    <w:multiLevelType w:val="hybridMultilevel"/>
+    <w:tmpl w:val="BB3A389A"/>
+    <w:lvl w:ilvl="0" w:tplc="0C0A0001">
+      <w:start w:val="1"/>
+      <w:numFmt w:val="bullet"/>
+      <w:lvlText w:val=""/>
+      <w:lvlJc w:val="left"/>
+      <w:pPr>
+        <w:ind w:left="720" w:hanging="360"/>
+      </w:pPr>
+      <w:rPr>
+        <w:rFonts w:ascii="Symbol" w:hAnsi="Symbol" w:hint="default"/>
+      </w:rPr>
+    </w:lvl>
+    <w:lvl w:ilvl="1" w:tplc="0C0A0003" w:tentative="1">
+      <w:start w:val="1"/>
+      <w:numFmt w:val="bullet"/>
+      <w:lvlText w:val="o"/>
+      <w:lvlJc w:val="left"/>
+      <w:pPr>
+        <w:ind w:left="1440" w:hanging="360"/>
+      </w:pPr>
+      <w:rPr>
+        <w:rFonts w:ascii="Courier New" w:hAnsi="Courier New" w:cs="Courier New" w:hint="default"/>
+      </w:rPr>
+    </w:lvl>
+    <w:lvl w:ilvl="2" w:tplc="0C0A0005" w:tentative="1">
+      <w:start w:val="1"/>
+      <w:numFmt w:val="bullet"/>
+      <w:lvlText w:val=""/>
+      <w:lvlJc w:val="left"/>
+      <w:pPr>
+        <w:ind w:left="2160" w:hanging="360"/>
+      </w:pPr>
+      <w:rPr>
+        <w:rFonts w:ascii="Wingdings" w:hAnsi="Wingdings" w:hint="default"/>
+      </w:rPr>
+    </w:lvl>
+    <w:lvl w:ilvl="3" w:tplc="0C0A0001" w:tentative="1">
+      <w:start w:val="1"/>
+      <w:numFmt w:val="bullet"/>
+      <w:lvlText w:val=""/>
+      <w:lvlJc w:val="left"/>
+      <w:pPr>
+        <w:ind w:left="2880" w:hanging="360"/>
+      </w:pPr>
+      <w:rPr>
+        <w:rFonts w:ascii="Symbol" w:hAnsi="Symbol" w:hint="default"/>
+      </w:rPr>
+    </w:lvl>
+    <w:lvl w:ilvl="4" w:tplc="0C0A0003" w:tentative="1">
+      <w:start w:val="1"/>
+      <w:numFmt w:val="bullet"/>
+      <w:lvlText w:val="o"/>
+      <w:lvlJc w:val="left"/>
+      <w:pPr>
+        <w:ind w:left="3600" w:hanging="360"/>
+      </w:pPr>
+      <w:rPr>
+        <w:rFonts w:ascii="Courier New" w:hAnsi="Courier New" w:cs="Courier New" w:hint="default"/>
+      </w:rPr>
+    </w:lvl>
+    <w:lvl w:ilvl="5" w:tplc="0C0A0005" w:tentative="1">
+      <w:start w:val="1"/>
+      <w:numFmt w:val="bullet"/>
+      <w:lvlText w:val=""/>
+      <w:lvlJc w:val="left"/>
+      <w:pPr>
+        <w:ind w:left="4320" w:hanging="360"/>
+      </w:pPr>
+      <w:rPr>
+        <w:rFonts w:ascii="Wingdings" w:hAnsi="Wingdings" w:hint="default"/>
+      </w:rPr>
+    </w:lvl>
+    <w:lvl w:ilvl="6" w:tplc="0C0A0001" w:tentative="1">
+      <w:start w:val="1"/>
+      <w:numFmt w:val="bullet"/>
+      <w:lvlText w:val=""/>
+      <w:lvlJc w:val="left"/>
+      <w:pPr>
+        <w:ind w:left="5040" w:hanging="360"/>
+      </w:pPr>
+      <w:rPr>
+        <w:rFonts w:ascii="Symbol" w:hAnsi="Symbol" w:hint="default"/>
+      </w:rPr>
+    </w:lvl>
+    <w:lvl w:ilvl="7" w:tplc="0C0A0003" w:tentative="1">
+      <w:start w:val="1"/>
+      <w:numFmt w:val="bullet"/>
+      <w:lvlText w:val="o"/>
+      <w:lvlJc w:val="left"/>
+      <w:pPr>
+        <w:ind w:left="5760" w:hanging="360"/>
+      </w:pPr>
+      <w:rPr>
+        <w:rFonts w:ascii="Courier New" w:hAnsi="Courier New" w:cs="Courier New" w:hint="default"/>
+      </w:rPr>
+    </w:lvl>
+    <w:lvl w:ilvl="8" w:tplc="0C0A0005" w:tentative="1">
+      <w:start w:val="1"/>
+      <w:numFmt w:val="bullet"/>
+      <w:lvlText w:val=""/>
+      <w:lvlJc w:val="left"/>
+      <w:pPr>
+        <w:ind w:left="6480" w:hanging="360"/>
+      </w:pPr>
+      <w:rPr>
+        <w:rFonts w:ascii="Wingdings" w:hAnsi="Wingdings" w:hint="default"/>
+      </w:rPr>
+    </w:lvl>
+  </w:abstractNum>
+  <w:abstractNum w:abstractNumId="29">
     <w:nsid w:val="57A806EF"/>
     <w:multiLevelType w:val="multilevel"/>
     <w:tmpl w:val="78BEB0AA"/>
@@ -46447,7 +47352,7 @@
       </w:rPr>
     </w:lvl>
   </w:abstractNum>
-  <w:abstractNum w:abstractNumId="28">
+  <w:abstractNum w:abstractNumId="30">
     <w:nsid w:val="59851266"/>
     <w:multiLevelType w:val="hybridMultilevel"/>
     <w:tmpl w:val="203016F6"/>
@@ -46560,7 +47465,7 @@
       </w:rPr>
     </w:lvl>
   </w:abstractNum>
-  <w:abstractNum w:abstractNumId="29">
+  <w:abstractNum w:abstractNumId="31">
     <w:nsid w:val="5AE25FE9"/>
     <w:multiLevelType w:val="multilevel"/>
     <w:tmpl w:val="8E302E76"/>
@@ -46709,7 +47614,7 @@
       </w:rPr>
     </w:lvl>
   </w:abstractNum>
-  <w:abstractNum w:abstractNumId="30">
+  <w:abstractNum w:abstractNumId="32">
     <w:nsid w:val="5BB744B5"/>
     <w:multiLevelType w:val="hybridMultilevel"/>
     <w:tmpl w:val="524473C6"/>
@@ -46822,7 +47727,7 @@
       </w:rPr>
     </w:lvl>
   </w:abstractNum>
-  <w:abstractNum w:abstractNumId="31">
+  <w:abstractNum w:abstractNumId="33">
     <w:nsid w:val="5D8B55C2"/>
     <w:multiLevelType w:val="hybridMultilevel"/>
     <w:tmpl w:val="51849660"/>
@@ -46935,7 +47840,7 @@
       </w:rPr>
     </w:lvl>
   </w:abstractNum>
-  <w:abstractNum w:abstractNumId="32">
+  <w:abstractNum w:abstractNumId="34">
     <w:nsid w:val="5FF45FC1"/>
     <w:multiLevelType w:val="multilevel"/>
     <w:tmpl w:val="5CAA4A9C"/>
@@ -47084,7 +47989,7 @@
       </w:rPr>
     </w:lvl>
   </w:abstractNum>
-  <w:abstractNum w:abstractNumId="33">
+  <w:abstractNum w:abstractNumId="35">
     <w:nsid w:val="6502590A"/>
     <w:multiLevelType w:val="multilevel"/>
     <w:tmpl w:val="34144808"/>
@@ -47233,7 +48138,7 @@
       </w:rPr>
     </w:lvl>
   </w:abstractNum>
-  <w:abstractNum w:abstractNumId="34">
+  <w:abstractNum w:abstractNumId="36">
     <w:nsid w:val="65DE5235"/>
     <w:multiLevelType w:val="multilevel"/>
     <w:tmpl w:val="09D8FC02"/>
@@ -47382,7 +48287,7 @@
       </w:rPr>
     </w:lvl>
   </w:abstractNum>
-  <w:abstractNum w:abstractNumId="35">
+  <w:abstractNum w:abstractNumId="37">
     <w:nsid w:val="66C861B0"/>
     <w:multiLevelType w:val="hybridMultilevel"/>
     <w:tmpl w:val="BFB4E82E"/>
@@ -47495,7 +48400,7 @@
       </w:rPr>
     </w:lvl>
   </w:abstractNum>
-  <w:abstractNum w:abstractNumId="36">
+  <w:abstractNum w:abstractNumId="38">
     <w:nsid w:val="67A450A0"/>
     <w:multiLevelType w:val="multilevel"/>
     <w:tmpl w:val="7D72DEBC"/>
@@ -47644,7 +48549,7 @@
       </w:rPr>
     </w:lvl>
   </w:abstractNum>
-  <w:abstractNum w:abstractNumId="37">
+  <w:abstractNum w:abstractNumId="39">
     <w:nsid w:val="68FA14A1"/>
     <w:multiLevelType w:val="multilevel"/>
     <w:tmpl w:val="2FA418FE"/>
@@ -47793,7 +48698,7 @@
       </w:rPr>
     </w:lvl>
   </w:abstractNum>
-  <w:abstractNum w:abstractNumId="38">
+  <w:abstractNum w:abstractNumId="40">
     <w:nsid w:val="69622E42"/>
     <w:multiLevelType w:val="multilevel"/>
     <w:tmpl w:val="C1008D04"/>
@@ -47942,7 +48847,7 @@
       </w:rPr>
     </w:lvl>
   </w:abstractNum>
-  <w:abstractNum w:abstractNumId="39">
+  <w:abstractNum w:abstractNumId="41">
     <w:nsid w:val="697D3D19"/>
     <w:multiLevelType w:val="multilevel"/>
     <w:tmpl w:val="61BA982E"/>
@@ -48091,7 +48996,7 @@
       </w:rPr>
     </w:lvl>
   </w:abstractNum>
-  <w:abstractNum w:abstractNumId="40">
+  <w:abstractNum w:abstractNumId="42">
     <w:nsid w:val="6ABC746C"/>
     <w:multiLevelType w:val="hybridMultilevel"/>
     <w:tmpl w:val="447CD384"/>
@@ -48177,7 +49082,7 @@
       </w:pPr>
     </w:lvl>
   </w:abstractNum>
-  <w:abstractNum w:abstractNumId="41">
+  <w:abstractNum w:abstractNumId="43">
     <w:nsid w:val="704552B5"/>
     <w:multiLevelType w:val="multilevel"/>
     <w:tmpl w:val="3D80CA34"/>
@@ -48290,7 +49195,7 @@
       </w:pPr>
     </w:lvl>
   </w:abstractNum>
-  <w:abstractNum w:abstractNumId="42">
+  <w:abstractNum w:abstractNumId="44">
     <w:nsid w:val="73903ACC"/>
     <w:multiLevelType w:val="multilevel"/>
     <w:tmpl w:val="B2FAB440"/>
@@ -48403,7 +49308,7 @@
       </w:pPr>
     </w:lvl>
   </w:abstractNum>
-  <w:abstractNum w:abstractNumId="43">
+  <w:abstractNum w:abstractNumId="45">
     <w:nsid w:val="73ED17B2"/>
     <w:multiLevelType w:val="hybridMultilevel"/>
     <w:tmpl w:val="83780778"/>
@@ -48489,7 +49394,7 @@
       </w:pPr>
     </w:lvl>
   </w:abstractNum>
-  <w:abstractNum w:abstractNumId="44">
+  <w:abstractNum w:abstractNumId="46">
     <w:nsid w:val="75BC6D79"/>
     <w:multiLevelType w:val="hybridMultilevel"/>
     <w:tmpl w:val="FEA0CE14"/>
@@ -48602,7 +49507,7 @@
       </w:rPr>
     </w:lvl>
   </w:abstractNum>
-  <w:abstractNum w:abstractNumId="45">
+  <w:abstractNum w:abstractNumId="47">
     <w:nsid w:val="77511DC4"/>
     <w:multiLevelType w:val="hybridMultilevel"/>
     <w:tmpl w:val="2F2E76D2"/>
@@ -48688,17 +49593,17 @@
       </w:pPr>
     </w:lvl>
   </w:abstractNum>
-  <w:abstractNum w:abstractNumId="46">
-    <w:nsid w:val="7C4A6E31"/>
+  <w:abstractNum w:abstractNumId="48">
+    <w:nsid w:val="7BA41B51"/>
     <w:multiLevelType w:val="hybridMultilevel"/>
-    <w:tmpl w:val="5EE85932"/>
+    <w:tmpl w:val="3B826A2E"/>
     <w:lvl w:ilvl="0" w:tplc="0C0A0001">
       <w:start w:val="1"/>
       <w:numFmt w:val="bullet"/>
       <w:lvlText w:val=""/>
       <w:lvlJc w:val="left"/>
       <w:pPr>
-        <w:ind w:left="360" w:hanging="360"/>
+        <w:ind w:left="720" w:hanging="360"/>
       </w:pPr>
       <w:rPr>
         <w:rFonts w:ascii="Symbol" w:hAnsi="Symbol" w:hint="default"/>
@@ -48710,7 +49615,7 @@
       <w:lvlText w:val="o"/>
       <w:lvlJc w:val="left"/>
       <w:pPr>
-        <w:ind w:left="1080" w:hanging="360"/>
+        <w:ind w:left="1440" w:hanging="360"/>
       </w:pPr>
       <w:rPr>
         <w:rFonts w:ascii="Courier New" w:hAnsi="Courier New" w:cs="Courier New" w:hint="default"/>
@@ -48722,7 +49627,7 @@
       <w:lvlText w:val=""/>
       <w:lvlJc w:val="left"/>
       <w:pPr>
-        <w:ind w:left="1800" w:hanging="360"/>
+        <w:ind w:left="2160" w:hanging="360"/>
       </w:pPr>
       <w:rPr>
         <w:rFonts w:ascii="Wingdings" w:hAnsi="Wingdings" w:hint="default"/>
@@ -48734,7 +49639,7 @@
       <w:lvlText w:val=""/>
       <w:lvlJc w:val="left"/>
       <w:pPr>
-        <w:ind w:left="2520" w:hanging="360"/>
+        <w:ind w:left="2880" w:hanging="360"/>
       </w:pPr>
       <w:rPr>
         <w:rFonts w:ascii="Symbol" w:hAnsi="Symbol" w:hint="default"/>
@@ -48746,7 +49651,7 @@
       <w:lvlText w:val="o"/>
       <w:lvlJc w:val="left"/>
       <w:pPr>
-        <w:ind w:left="3240" w:hanging="360"/>
+        <w:ind w:left="3600" w:hanging="360"/>
       </w:pPr>
       <w:rPr>
         <w:rFonts w:ascii="Courier New" w:hAnsi="Courier New" w:cs="Courier New" w:hint="default"/>
@@ -48758,7 +49663,7 @@
       <w:lvlText w:val=""/>
       <w:lvlJc w:val="left"/>
       <w:pPr>
-        <w:ind w:left="3960" w:hanging="360"/>
+        <w:ind w:left="4320" w:hanging="360"/>
       </w:pPr>
       <w:rPr>
         <w:rFonts w:ascii="Wingdings" w:hAnsi="Wingdings" w:hint="default"/>
@@ -48770,7 +49675,7 @@
       <w:lvlText w:val=""/>
       <w:lvlJc w:val="left"/>
       <w:pPr>
-        <w:ind w:left="4680" w:hanging="360"/>
+        <w:ind w:left="5040" w:hanging="360"/>
       </w:pPr>
       <w:rPr>
         <w:rFonts w:ascii="Symbol" w:hAnsi="Symbol" w:hint="default"/>
@@ -48782,7 +49687,7 @@
       <w:lvlText w:val="o"/>
       <w:lvlJc w:val="left"/>
       <w:pPr>
-        <w:ind w:left="5400" w:hanging="360"/>
+        <w:ind w:left="5760" w:hanging="360"/>
       </w:pPr>
       <w:rPr>
         <w:rFonts w:ascii="Courier New" w:hAnsi="Courier New" w:cs="Courier New" w:hint="default"/>
@@ -48794,24 +49699,24 @@
       <w:lvlText w:val=""/>
       <w:lvlJc w:val="left"/>
       <w:pPr>
-        <w:ind w:left="6120" w:hanging="360"/>
+        <w:ind w:left="6480" w:hanging="360"/>
       </w:pPr>
       <w:rPr>
         <w:rFonts w:ascii="Wingdings" w:hAnsi="Wingdings" w:hint="default"/>
       </w:rPr>
     </w:lvl>
   </w:abstractNum>
-  <w:abstractNum w:abstractNumId="47">
-    <w:nsid w:val="7D70044E"/>
+  <w:abstractNum w:abstractNumId="49">
+    <w:nsid w:val="7C4A6E31"/>
     <w:multiLevelType w:val="hybridMultilevel"/>
-    <w:tmpl w:val="8E34CA76"/>
+    <w:tmpl w:val="5EE85932"/>
     <w:lvl w:ilvl="0" w:tplc="0C0A0001">
       <w:start w:val="1"/>
       <w:numFmt w:val="bullet"/>
       <w:lvlText w:val=""/>
       <w:lvlJc w:val="left"/>
       <w:pPr>
-        <w:ind w:left="720" w:hanging="360"/>
+        <w:ind w:left="360" w:hanging="360"/>
       </w:pPr>
       <w:rPr>
         <w:rFonts w:ascii="Symbol" w:hAnsi="Symbol" w:hint="default"/>
@@ -48823,7 +49728,7 @@
       <w:lvlText w:val="o"/>
       <w:lvlJc w:val="left"/>
       <w:pPr>
-        <w:ind w:left="1440" w:hanging="360"/>
+        <w:ind w:left="1080" w:hanging="360"/>
       </w:pPr>
       <w:rPr>
         <w:rFonts w:ascii="Courier New" w:hAnsi="Courier New" w:cs="Courier New" w:hint="default"/>
@@ -48835,7 +49740,7 @@
       <w:lvlText w:val=""/>
       <w:lvlJc w:val="left"/>
       <w:pPr>
-        <w:ind w:left="2160" w:hanging="360"/>
+        <w:ind w:left="1800" w:hanging="360"/>
       </w:pPr>
       <w:rPr>
         <w:rFonts w:ascii="Wingdings" w:hAnsi="Wingdings" w:hint="default"/>
@@ -48847,7 +49752,7 @@
       <w:lvlText w:val=""/>
       <w:lvlJc w:val="left"/>
       <w:pPr>
-        <w:ind w:left="2880" w:hanging="360"/>
+        <w:ind w:left="2520" w:hanging="360"/>
       </w:pPr>
       <w:rPr>
         <w:rFonts w:ascii="Symbol" w:hAnsi="Symbol" w:hint="default"/>
@@ -48859,7 +49764,7 @@
       <w:lvlText w:val="o"/>
       <w:lvlJc w:val="left"/>
       <w:pPr>
-        <w:ind w:left="3600" w:hanging="360"/>
+        <w:ind w:left="3240" w:hanging="360"/>
       </w:pPr>
       <w:rPr>
         <w:rFonts w:ascii="Courier New" w:hAnsi="Courier New" w:cs="Courier New" w:hint="default"/>
@@ -48871,7 +49776,7 @@
       <w:lvlText w:val=""/>
       <w:lvlJc w:val="left"/>
       <w:pPr>
-        <w:ind w:left="4320" w:hanging="360"/>
+        <w:ind w:left="3960" w:hanging="360"/>
       </w:pPr>
       <w:rPr>
         <w:rFonts w:ascii="Wingdings" w:hAnsi="Wingdings" w:hint="default"/>
@@ -48883,7 +49788,7 @@
       <w:lvlText w:val=""/>
       <w:lvlJc w:val="left"/>
       <w:pPr>
-        <w:ind w:left="5040" w:hanging="360"/>
+        <w:ind w:left="4680" w:hanging="360"/>
       </w:pPr>
       <w:rPr>
         <w:rFonts w:ascii="Symbol" w:hAnsi="Symbol" w:hint="default"/>
@@ -48895,7 +49800,7 @@
       <w:lvlText w:val="o"/>
       <w:lvlJc w:val="left"/>
       <w:pPr>
-        <w:ind w:left="5760" w:hanging="360"/>
+        <w:ind w:left="5400" w:hanging="360"/>
       </w:pPr>
       <w:rPr>
         <w:rFonts w:ascii="Courier New" w:hAnsi="Courier New" w:cs="Courier New" w:hint="default"/>
@@ -48907,6 +49812,119 @@
       <w:lvlText w:val=""/>
       <w:lvlJc w:val="left"/>
       <w:pPr>
+        <w:ind w:left="6120" w:hanging="360"/>
+      </w:pPr>
+      <w:rPr>
+        <w:rFonts w:ascii="Wingdings" w:hAnsi="Wingdings" w:hint="default"/>
+      </w:rPr>
+    </w:lvl>
+  </w:abstractNum>
+  <w:abstractNum w:abstractNumId="50">
+    <w:nsid w:val="7D70044E"/>
+    <w:multiLevelType w:val="hybridMultilevel"/>
+    <w:tmpl w:val="8E34CA76"/>
+    <w:lvl w:ilvl="0" w:tplc="0C0A0001">
+      <w:start w:val="1"/>
+      <w:numFmt w:val="bullet"/>
+      <w:lvlText w:val=""/>
+      <w:lvlJc w:val="left"/>
+      <w:pPr>
+        <w:ind w:left="720" w:hanging="360"/>
+      </w:pPr>
+      <w:rPr>
+        <w:rFonts w:ascii="Symbol" w:hAnsi="Symbol" w:hint="default"/>
+      </w:rPr>
+    </w:lvl>
+    <w:lvl w:ilvl="1" w:tplc="0C0A0003" w:tentative="1">
+      <w:start w:val="1"/>
+      <w:numFmt w:val="bullet"/>
+      <w:lvlText w:val="o"/>
+      <w:lvlJc w:val="left"/>
+      <w:pPr>
+        <w:ind w:left="1440" w:hanging="360"/>
+      </w:pPr>
+      <w:rPr>
+        <w:rFonts w:ascii="Courier New" w:hAnsi="Courier New" w:cs="Courier New" w:hint="default"/>
+      </w:rPr>
+    </w:lvl>
+    <w:lvl w:ilvl="2" w:tplc="0C0A0005" w:tentative="1">
+      <w:start w:val="1"/>
+      <w:numFmt w:val="bullet"/>
+      <w:lvlText w:val=""/>
+      <w:lvlJc w:val="left"/>
+      <w:pPr>
+        <w:ind w:left="2160" w:hanging="360"/>
+      </w:pPr>
+      <w:rPr>
+        <w:rFonts w:ascii="Wingdings" w:hAnsi="Wingdings" w:hint="default"/>
+      </w:rPr>
+    </w:lvl>
+    <w:lvl w:ilvl="3" w:tplc="0C0A0001" w:tentative="1">
+      <w:start w:val="1"/>
+      <w:numFmt w:val="bullet"/>
+      <w:lvlText w:val=""/>
+      <w:lvlJc w:val="left"/>
+      <w:pPr>
+        <w:ind w:left="2880" w:hanging="360"/>
+      </w:pPr>
+      <w:rPr>
+        <w:rFonts w:ascii="Symbol" w:hAnsi="Symbol" w:hint="default"/>
+      </w:rPr>
+    </w:lvl>
+    <w:lvl w:ilvl="4" w:tplc="0C0A0003" w:tentative="1">
+      <w:start w:val="1"/>
+      <w:numFmt w:val="bullet"/>
+      <w:lvlText w:val="o"/>
+      <w:lvlJc w:val="left"/>
+      <w:pPr>
+        <w:ind w:left="3600" w:hanging="360"/>
+      </w:pPr>
+      <w:rPr>
+        <w:rFonts w:ascii="Courier New" w:hAnsi="Courier New" w:cs="Courier New" w:hint="default"/>
+      </w:rPr>
+    </w:lvl>
+    <w:lvl w:ilvl="5" w:tplc="0C0A0005" w:tentative="1">
+      <w:start w:val="1"/>
+      <w:numFmt w:val="bullet"/>
+      <w:lvlText w:val=""/>
+      <w:lvlJc w:val="left"/>
+      <w:pPr>
+        <w:ind w:left="4320" w:hanging="360"/>
+      </w:pPr>
+      <w:rPr>
+        <w:rFonts w:ascii="Wingdings" w:hAnsi="Wingdings" w:hint="default"/>
+      </w:rPr>
+    </w:lvl>
+    <w:lvl w:ilvl="6" w:tplc="0C0A0001" w:tentative="1">
+      <w:start w:val="1"/>
+      <w:numFmt w:val="bullet"/>
+      <w:lvlText w:val=""/>
+      <w:lvlJc w:val="left"/>
+      <w:pPr>
+        <w:ind w:left="5040" w:hanging="360"/>
+      </w:pPr>
+      <w:rPr>
+        <w:rFonts w:ascii="Symbol" w:hAnsi="Symbol" w:hint="default"/>
+      </w:rPr>
+    </w:lvl>
+    <w:lvl w:ilvl="7" w:tplc="0C0A0003" w:tentative="1">
+      <w:start w:val="1"/>
+      <w:numFmt w:val="bullet"/>
+      <w:lvlText w:val="o"/>
+      <w:lvlJc w:val="left"/>
+      <w:pPr>
+        <w:ind w:left="5760" w:hanging="360"/>
+      </w:pPr>
+      <w:rPr>
+        <w:rFonts w:ascii="Courier New" w:hAnsi="Courier New" w:cs="Courier New" w:hint="default"/>
+      </w:rPr>
+    </w:lvl>
+    <w:lvl w:ilvl="8" w:tplc="0C0A0005" w:tentative="1">
+      <w:start w:val="1"/>
+      <w:numFmt w:val="bullet"/>
+      <w:lvlText w:val=""/>
+      <w:lvlJc w:val="left"/>
+      <w:pPr>
         <w:ind w:left="6480" w:hanging="360"/>
       </w:pPr>
       <w:rPr>
@@ -48918,70 +49936,70 @@
     <w:abstractNumId w:val="18"/>
   </w:num>
   <w:num w:numId="2">
-    <w:abstractNumId w:val="41"/>
+    <w:abstractNumId w:val="43"/>
   </w:num>
   <w:num w:numId="3">
     <w:abstractNumId w:val="17"/>
   </w:num>
   <w:num w:numId="4">
-    <w:abstractNumId w:val="42"/>
+    <w:abstractNumId w:val="44"/>
   </w:num>
   <w:num w:numId="5">
-    <w:abstractNumId w:val="29"/>
+    <w:abstractNumId w:val="31"/>
   </w:num>
   <w:num w:numId="6">
-    <w:abstractNumId w:val="23"/>
+    <w:abstractNumId w:val="24"/>
   </w:num>
   <w:num w:numId="7">
     <w:abstractNumId w:val="1"/>
   </w:num>
   <w:num w:numId="8">
-    <w:abstractNumId w:val="21"/>
+    <w:abstractNumId w:val="22"/>
   </w:num>
   <w:num w:numId="9">
     <w:abstractNumId w:val="10"/>
   </w:num>
   <w:num w:numId="10">
-    <w:abstractNumId w:val="32"/>
+    <w:abstractNumId w:val="34"/>
   </w:num>
   <w:num w:numId="11">
-    <w:abstractNumId w:val="36"/>
+    <w:abstractNumId w:val="38"/>
   </w:num>
   <w:num w:numId="12">
-    <w:abstractNumId w:val="27"/>
+    <w:abstractNumId w:val="29"/>
   </w:num>
   <w:num w:numId="13">
     <w:abstractNumId w:val="7"/>
   </w:num>
   <w:num w:numId="14">
-    <w:abstractNumId w:val="24"/>
+    <w:abstractNumId w:val="25"/>
   </w:num>
   <w:num w:numId="15">
     <w:abstractNumId w:val="15"/>
   </w:num>
   <w:num w:numId="16">
-    <w:abstractNumId w:val="34"/>
+    <w:abstractNumId w:val="36"/>
   </w:num>
   <w:num w:numId="17">
     <w:abstractNumId w:val="2"/>
   </w:num>
   <w:num w:numId="18">
-    <w:abstractNumId w:val="33"/>
+    <w:abstractNumId w:val="35"/>
   </w:num>
   <w:num w:numId="19">
-    <w:abstractNumId w:val="23"/>
+    <w:abstractNumId w:val="24"/>
     <w:lvlOverride w:ilvl="0">
       <w:startOverride w:val="1"/>
     </w:lvlOverride>
   </w:num>
   <w:num w:numId="20">
-    <w:abstractNumId w:val="23"/>
+    <w:abstractNumId w:val="24"/>
     <w:lvlOverride w:ilvl="0">
       <w:startOverride w:val="1"/>
     </w:lvlOverride>
   </w:num>
   <w:num w:numId="21">
-    <w:abstractNumId w:val="23"/>
+    <w:abstractNumId w:val="24"/>
     <w:lvlOverride w:ilvl="0">
       <w:startOverride w:val="1"/>
     </w:lvlOverride>
@@ -48993,7 +50011,7 @@
     <w:abstractNumId w:val="19"/>
   </w:num>
   <w:num w:numId="24">
-    <w:abstractNumId w:val="39"/>
+    <w:abstractNumId w:val="41"/>
   </w:num>
   <w:num w:numId="25">
     <w:abstractNumId w:val="3"/>
@@ -49002,7 +50020,7 @@
     <w:abstractNumId w:val="13"/>
   </w:num>
   <w:num w:numId="27">
-    <w:abstractNumId w:val="23"/>
+    <w:abstractNumId w:val="24"/>
     <w:lvlOverride w:ilvl="0">
       <w:startOverride w:val="1"/>
     </w:lvlOverride>
@@ -49011,19 +50029,19 @@
     <w:abstractNumId w:val="9"/>
   </w:num>
   <w:num w:numId="29">
-    <w:abstractNumId w:val="30"/>
+    <w:abstractNumId w:val="32"/>
   </w:num>
   <w:num w:numId="30">
+    <w:abstractNumId w:val="47"/>
+  </w:num>
+  <w:num w:numId="31">
+    <w:abstractNumId w:val="42"/>
+  </w:num>
+  <w:num w:numId="32">
     <w:abstractNumId w:val="45"/>
   </w:num>
-  <w:num w:numId="31">
-    <w:abstractNumId w:val="40"/>
-  </w:num>
-  <w:num w:numId="32">
-    <w:abstractNumId w:val="43"/>
-  </w:num>
   <w:num w:numId="33">
-    <w:abstractNumId w:val="28"/>
+    <w:abstractNumId w:val="30"/>
   </w:num>
   <w:num w:numId="34">
     <w:abstractNumId w:val="4"/>
@@ -49032,7 +50050,7 @@
     <w:abstractNumId w:val="12"/>
   </w:num>
   <w:num w:numId="36">
-    <w:abstractNumId w:val="47"/>
+    <w:abstractNumId w:val="50"/>
   </w:num>
   <w:num w:numId="37">
     <w:abstractNumId w:val="0"/>
@@ -49041,10 +50059,10 @@
     <w:abstractNumId w:val="8"/>
   </w:num>
   <w:num w:numId="39">
-    <w:abstractNumId w:val="46"/>
+    <w:abstractNumId w:val="49"/>
   </w:num>
   <w:num w:numId="40">
-    <w:abstractNumId w:val="23"/>
+    <w:abstractNumId w:val="24"/>
     <w:lvlOverride w:ilvl="0">
       <w:startOverride w:val="1"/>
     </w:lvlOverride>
@@ -49053,40 +50071,49 @@
     <w:abstractNumId w:val="6"/>
   </w:num>
   <w:num w:numId="42">
-    <w:abstractNumId w:val="38"/>
+    <w:abstractNumId w:val="40"/>
   </w:num>
   <w:num w:numId="43">
     <w:abstractNumId w:val="11"/>
   </w:num>
   <w:num w:numId="44">
+    <w:abstractNumId w:val="27"/>
+  </w:num>
+  <w:num w:numId="45">
     <w:abstractNumId w:val="26"/>
   </w:num>
-  <w:num w:numId="45">
-    <w:abstractNumId w:val="25"/>
-  </w:num>
   <w:num w:numId="46">
-    <w:abstractNumId w:val="37"/>
+    <w:abstractNumId w:val="39"/>
   </w:num>
   <w:num w:numId="47">
     <w:abstractNumId w:val="14"/>
   </w:num>
   <w:num w:numId="48">
-    <w:abstractNumId w:val="35"/>
+    <w:abstractNumId w:val="37"/>
   </w:num>
   <w:num w:numId="49">
-    <w:abstractNumId w:val="22"/>
+    <w:abstractNumId w:val="23"/>
   </w:num>
   <w:num w:numId="50">
     <w:abstractNumId w:val="5"/>
   </w:num>
   <w:num w:numId="51">
-    <w:abstractNumId w:val="31"/>
+    <w:abstractNumId w:val="33"/>
   </w:num>
   <w:num w:numId="52">
-    <w:abstractNumId w:val="44"/>
+    <w:abstractNumId w:val="46"/>
   </w:num>
   <w:num w:numId="53">
     <w:abstractNumId w:val="16"/>
+  </w:num>
+  <w:num w:numId="54">
+    <w:abstractNumId w:val="28"/>
+  </w:num>
+  <w:num w:numId="55">
+    <w:abstractNumId w:val="48"/>
+  </w:num>
+  <w:num w:numId="56">
+    <w:abstractNumId w:val="21"/>
   </w:num>
   <w:numIdMacAtCleanup w:val="53"/>
 </w:numbering>
@@ -50171,7 +51198,7 @@
 </file>
 
 <file path=customXml/itemProps1.xml><?xml version="1.0" encoding="utf-8"?>
-<ds:datastoreItem xmlns:ds="http://schemas.openxmlformats.org/officeDocument/2006/customXml" ds:itemID="{2994F9E3-6749-4681-A3DD-DF8512ED1778}">
+<ds:datastoreItem xmlns:ds="http://schemas.openxmlformats.org/officeDocument/2006/customXml" ds:itemID="{60E4E278-9594-4B44-87FE-8EFA83A46BE3}">
   <ds:schemaRefs>
     <ds:schemaRef ds:uri="http://schemas.openxmlformats.org/officeDocument/2006/bibliography"/>
   </ds:schemaRefs>
